--- a/reports/간판떼고_연구계획서_육하원칙_수정본.docx
+++ b/reports/간판떼고_연구계획서_육하원칙_수정본.docx
@@ -19,7 +19,7 @@
           <w:sz w:val="20"/>
           <w:szCs w:val="20"/>
         </w:rPr>
-        <w:t xml:space="preserve">[붙임 2] PNU Student Choice Awards(가장 일하고 싶은 지역기업 TOP10) 연구계획서</w:t>
+        <w:t xml:space="preserve">[붙임2] PNU Student Choice Awards(가장 일하고 싶은 지역기업 TOP10) 연구계획서</w:t>
       </w:r>
     </w:p>
     <w:tbl>
@@ -92,31 +92,10 @@
                 <w:bCs/>
                 <w:i w:val="false"/>
                 <w:iCs w:val="false"/>
-                <w:sz w:val="32"/>
-                <w:szCs w:val="32"/>
-              </w:rPr>
-              <w:t xml:space="preserve">연구계획서</w:t>
-            </w:r>
-          </w:p>
-          <w:p>
-            <w:pPr>
-              <w:autoSpaceDE w:val="0"/>
-              <w:autoSpaceDN w:val="0"/>
-              <w:spacing w:after="60" w:before="0" w:line="348" w:lineRule="exact"/>
-              <w:jc w:val="center"/>
-            </w:pPr>
-            <w:r>
-              <w:rPr>
-                <w:rFonts w:ascii="맑은 고딕" w:cs="맑은 고딕" w:eastAsia="맑은 고딕" w:hAnsi="맑은 고딕"/>
-                <w:b/>
-                <w:bCs/>
-                <w:i w:val="false"/>
-                <w:iCs w:val="false"/>
-                <w:color w:val="1F3864"/>
-                <w:sz w:val="24"/>
-                <w:szCs w:val="24"/>
-              </w:rPr>
-              <w:t xml:space="preserve">가장 일하고 싶은 지역기업 TOP10</w:t>
+                <w:sz w:val="28"/>
+                <w:szCs w:val="28"/>
+              </w:rPr>
+              <w:t xml:space="preserve">(가장 일하고 싶은 지역기업 TOP10) 연구계획서</w:t>
             </w:r>
           </w:p>
         </w:tc>
@@ -186,7 +165,7 @@
                 <w:sz w:val="20"/>
                 <w:szCs w:val="20"/>
               </w:rPr>
-              <w:t xml:space="preserve">담당자 기재</w:t>
+              <w:t xml:space="preserve">( 담당자 기재 )</w:t>
             </w:r>
           </w:p>
         </w:tc>
@@ -970,7 +949,7 @@
                 <w:sz w:val="19"/>
                 <w:szCs w:val="19"/>
               </w:rPr>
-              <w:t xml:space="preserve">선정 후 1~2주</w:t>
+              <w:t xml:space="preserve">10.28~11.10</w:t>
             </w:r>
             <w:r>
               <w:rPr>
@@ -994,7 +973,7 @@
                 <w:sz w:val="19"/>
                 <w:szCs w:val="19"/>
               </w:rPr>
-              <w:t xml:space="preserve">3주 차</w:t>
+              <w:t xml:space="preserve">11.11~11.17</w:t>
             </w:r>
             <w:r>
               <w:rPr>
@@ -1018,7 +997,7 @@
                 <w:sz w:val="19"/>
                 <w:szCs w:val="19"/>
               </w:rPr>
-              <w:t xml:space="preserve">결과보고 마감 7일 전</w:t>
+              <w:t xml:space="preserve">11.18 12시</w:t>
             </w:r>
             <w:r>
               <w:rPr>
@@ -1030,7 +1009,31 @@
                 <w:sz w:val="19"/>
                 <w:szCs w:val="19"/>
               </w:rPr>
-              <w:t xml:space="preserve"> 검증·완성</w:t>
+              <w:t xml:space="preserve"> 결과보고서 제출 → </w:t>
+            </w:r>
+            <w:r>
+              <w:rPr>
+                <w:rFonts w:ascii="맑은 고딕" w:cs="맑은 고딕" w:eastAsia="맑은 고딕" w:hAnsi="맑은 고딕"/>
+                <w:b/>
+                <w:bCs/>
+                <w:i w:val="false"/>
+                <w:iCs w:val="false"/>
+                <w:sz w:val="19"/>
+                <w:szCs w:val="19"/>
+              </w:rPr>
+              <w:t xml:space="preserve">11.30</w:t>
+            </w:r>
+            <w:r>
+              <w:rPr>
+                <w:rFonts w:ascii="맑은 고딕" w:cs="맑은 고딕" w:eastAsia="맑은 고딕" w:hAnsi="맑은 고딕"/>
+                <w:b w:val="false"/>
+                <w:bCs w:val="false"/>
+                <w:i w:val="false"/>
+                <w:iCs w:val="false"/>
+                <w:sz w:val="19"/>
+                <w:szCs w:val="19"/>
+              </w:rPr>
+              <w:t xml:space="preserve"> 발표대회(예정)</w:t>
             </w:r>
           </w:p>
         </w:tc>
@@ -1529,7 +1532,7 @@
                 <w:sz w:val="16"/>
                 <w:szCs w:val="16"/>
               </w:rPr>
-              <w:t xml:space="preserve">  10월</w:t>
+              <w:t xml:space="preserve">  10.9~10.26</w:t>
             </w:r>
           </w:p>
           <w:p>
@@ -1650,7 +1653,7 @@
                 <w:sz w:val="16"/>
                 <w:szCs w:val="16"/>
               </w:rPr>
-              <w:t xml:space="preserve">  선정 후 1~3주</w:t>
+              <w:t xml:space="preserve">  10.28~11.10</w:t>
             </w:r>
           </w:p>
           <w:p>
@@ -1771,7 +1774,7 @@
                 <w:sz w:val="16"/>
                 <w:szCs w:val="16"/>
               </w:rPr>
-              <w:t xml:space="preserve">  선정 후 3주~</w:t>
+              <w:t xml:space="preserve">  11.11~11.18</w:t>
             </w:r>
           </w:p>
           <w:p>
@@ -1838,7 +1841,7 @@
           <w:sz w:val="28"/>
           <w:szCs w:val="28"/>
         </w:rPr>
-        <w:t xml:space="preserve">Ⅰ  팀 구성 및 기업선정</w:t>
+        <w:t xml:space="preserve">Ⅰ. 팀 구성 및 기업선정</w:t>
       </w:r>
       <w:r>
         <w:rPr>
@@ -1874,26 +1877,6 @@
           <w:szCs w:val="20"/>
         </w:rPr>
         <w:t xml:space="preserve">부산대 재학생 5명이 서로 다른 전공의 관점에서 기업 10곳을 2곳씩 나누어 조사하고, 평가와 TOP3 선정은 전원이 함께 검토한다.</w:t>
-      </w:r>
-    </w:p>
-    <w:p>
-      <w:pPr>
-        <w:keepLines/>
-        <w:autoSpaceDE w:val="0"/>
-        <w:autoSpaceDN w:val="0"/>
-        <w:spacing w:after="100" w:before="0" w:line="300" w:lineRule="exact"/>
-      </w:pPr>
-      <w:r>
-        <w:rPr>
-          <w:rFonts w:ascii="맑은 고딕" w:cs="맑은 고딕" w:eastAsia="맑은 고딕" w:hAnsi="맑은 고딕"/>
-          <w:b w:val="false"/>
-          <w:bCs w:val="false"/>
-          <w:i w:val="false"/>
-          <w:iCs w:val="false"/>
-          <w:sz w:val="20"/>
-          <w:szCs w:val="20"/>
-        </w:rPr>
-        <w:t xml:space="preserve">팀명 ‘간판떼고’는 기업명과 지역이라는 간판을 떼고, 직무와 근무조건으로 기업을 다시 보자는 뜻이다. 조사 결과는 학생이 자신의 전공과 희망 조건에 맞는 기업을 고르고 취업을 준비하는 데 쓸 수 있도록 정리한다.</w:t>
       </w:r>
     </w:p>
     <w:tbl>
@@ -1920,12 +1903,11 @@
       <w:tr>
         <w:trPr>
           <w:cantSplit/>
-          <w:tblHeader/>
         </w:trPr>
         <w:tc>
           <w:tcPr>
             <w:tcW w:type="dxa" w:w="1282"/>
-            <w:shd w:fill="D9E2F3" w:color="auto" w:val="clear"/>
+            <w:shd w:fill="DEEAF6" w:color="auto" w:val="clear"/>
             <w:tcMar>
               <w:top w:type="dxa" w:w="50"/>
               <w:left w:type="dxa" w:w="90"/>
@@ -1951,14 +1933,14 @@
                 <w:sz w:val="18"/>
                 <w:szCs w:val="18"/>
               </w:rPr>
-              <w:t xml:space="preserve">구분</w:t>
-            </w:r>
-          </w:p>
-        </w:tc>
-        <w:tc>
-          <w:tcPr>
-            <w:tcW w:type="dxa" w:w="1716"/>
-            <w:shd w:fill="D9E2F3" w:color="auto" w:val="clear"/>
+              <w:t xml:space="preserve">팀소개</w:t>
+            </w:r>
+          </w:p>
+        </w:tc>
+        <w:tc>
+          <w:tcPr>
+            <w:tcW w:type="dxa" w:w="8584"/>
+            <w:gridSpan w:val="5"/>
             <w:tcMar>
               <w:top w:type="dxa" w:w="50"/>
               <w:left w:type="dxa" w:w="90"/>
@@ -1972,151 +1954,19 @@
               <w:autoSpaceDE w:val="0"/>
               <w:autoSpaceDN w:val="0"/>
               <w:spacing w:after="20" w:before="0" w:line="245" w:lineRule="exact"/>
-              <w:jc w:val="center"/>
-            </w:pPr>
-            <w:r>
-              <w:rPr>
-                <w:rFonts w:ascii="맑은 고딕" w:cs="맑은 고딕" w:eastAsia="맑은 고딕" w:hAnsi="맑은 고딕"/>
-                <w:b/>
-                <w:bCs/>
+              <w:jc w:val="left"/>
+            </w:pPr>
+            <w:r>
+              <w:rPr>
+                <w:rFonts w:ascii="맑은 고딕" w:cs="맑은 고딕" w:eastAsia="맑은 고딕" w:hAnsi="맑은 고딕"/>
+                <w:b w:val="false"/>
+                <w:bCs w:val="false"/>
                 <w:i w:val="false"/>
                 <w:iCs w:val="false"/>
                 <w:sz w:val="18"/>
                 <w:szCs w:val="18"/>
               </w:rPr>
-              <w:t xml:space="preserve">팀장</w:t>
-            </w:r>
-          </w:p>
-        </w:tc>
-        <w:tc>
-          <w:tcPr>
-            <w:tcW w:type="dxa" w:w="1716"/>
-            <w:shd w:fill="D9E2F3" w:color="auto" w:val="clear"/>
-            <w:tcMar>
-              <w:top w:type="dxa" w:w="50"/>
-              <w:left w:type="dxa" w:w="90"/>
-              <w:bottom w:type="dxa" w:w="50"/>
-              <w:right w:type="dxa" w:w="90"/>
-            </w:tcMar>
-            <w:vAlign w:val="center"/>
-          </w:tcPr>
-          <w:p>
-            <w:pPr>
-              <w:autoSpaceDE w:val="0"/>
-              <w:autoSpaceDN w:val="0"/>
-              <w:spacing w:after="20" w:before="0" w:line="245" w:lineRule="exact"/>
-              <w:jc w:val="center"/>
-            </w:pPr>
-            <w:r>
-              <w:rPr>
-                <w:rFonts w:ascii="맑은 고딕" w:cs="맑은 고딕" w:eastAsia="맑은 고딕" w:hAnsi="맑은 고딕"/>
-                <w:b/>
-                <w:bCs/>
-                <w:i w:val="false"/>
-                <w:iCs w:val="false"/>
-                <w:sz w:val="18"/>
-                <w:szCs w:val="18"/>
-              </w:rPr>
-              <w:t xml:space="preserve">팀원 1</w:t>
-            </w:r>
-          </w:p>
-        </w:tc>
-        <w:tc>
-          <w:tcPr>
-            <w:tcW w:type="dxa" w:w="1716"/>
-            <w:shd w:fill="D9E2F3" w:color="auto" w:val="clear"/>
-            <w:tcMar>
-              <w:top w:type="dxa" w:w="50"/>
-              <w:left w:type="dxa" w:w="90"/>
-              <w:bottom w:type="dxa" w:w="50"/>
-              <w:right w:type="dxa" w:w="90"/>
-            </w:tcMar>
-            <w:vAlign w:val="center"/>
-          </w:tcPr>
-          <w:p>
-            <w:pPr>
-              <w:autoSpaceDE w:val="0"/>
-              <w:autoSpaceDN w:val="0"/>
-              <w:spacing w:after="20" w:before="0" w:line="245" w:lineRule="exact"/>
-              <w:jc w:val="center"/>
-            </w:pPr>
-            <w:r>
-              <w:rPr>
-                <w:rFonts w:ascii="맑은 고딕" w:cs="맑은 고딕" w:eastAsia="맑은 고딕" w:hAnsi="맑은 고딕"/>
-                <w:b/>
-                <w:bCs/>
-                <w:i w:val="false"/>
-                <w:iCs w:val="false"/>
-                <w:sz w:val="18"/>
-                <w:szCs w:val="18"/>
-              </w:rPr>
-              <w:t xml:space="preserve">팀원 2</w:t>
-            </w:r>
-          </w:p>
-        </w:tc>
-        <w:tc>
-          <w:tcPr>
-            <w:tcW w:type="dxa" w:w="1716"/>
-            <w:shd w:fill="D9E2F3" w:color="auto" w:val="clear"/>
-            <w:tcMar>
-              <w:top w:type="dxa" w:w="50"/>
-              <w:left w:type="dxa" w:w="90"/>
-              <w:bottom w:type="dxa" w:w="50"/>
-              <w:right w:type="dxa" w:w="90"/>
-            </w:tcMar>
-            <w:vAlign w:val="center"/>
-          </w:tcPr>
-          <w:p>
-            <w:pPr>
-              <w:autoSpaceDE w:val="0"/>
-              <w:autoSpaceDN w:val="0"/>
-              <w:spacing w:after="20" w:before="0" w:line="245" w:lineRule="exact"/>
-              <w:jc w:val="center"/>
-            </w:pPr>
-            <w:r>
-              <w:rPr>
-                <w:rFonts w:ascii="맑은 고딕" w:cs="맑은 고딕" w:eastAsia="맑은 고딕" w:hAnsi="맑은 고딕"/>
-                <w:b/>
-                <w:bCs/>
-                <w:i w:val="false"/>
-                <w:iCs w:val="false"/>
-                <w:sz w:val="18"/>
-                <w:szCs w:val="18"/>
-              </w:rPr>
-              <w:t xml:space="preserve">팀원 3</w:t>
-            </w:r>
-          </w:p>
-        </w:tc>
-        <w:tc>
-          <w:tcPr>
-            <w:tcW w:type="dxa" w:w="1720"/>
-            <w:shd w:fill="D9E2F3" w:color="auto" w:val="clear"/>
-            <w:tcMar>
-              <w:top w:type="dxa" w:w="50"/>
-              <w:left w:type="dxa" w:w="90"/>
-              <w:bottom w:type="dxa" w:w="50"/>
-              <w:right w:type="dxa" w:w="90"/>
-            </w:tcMar>
-            <w:vAlign w:val="center"/>
-          </w:tcPr>
-          <w:p>
-            <w:pPr>
-              <w:autoSpaceDE w:val="0"/>
-              <w:autoSpaceDN w:val="0"/>
-              <w:spacing w:after="20" w:before="0" w:line="245" w:lineRule="exact"/>
-              <w:jc w:val="center"/>
-            </w:pPr>
-            <w:r>
-              <w:rPr>
-                <w:rFonts w:ascii="맑은 고딕" w:cs="맑은 고딕" w:eastAsia="맑은 고딕" w:hAnsi="맑은 고딕"/>
-                <w:b/>
-                <w:bCs/>
-                <w:i w:val="false"/>
-                <w:iCs w:val="false"/>
-                <w:sz w:val="18"/>
-                <w:szCs w:val="18"/>
-              </w:rPr>
-              <w:t xml:space="preserve">팀원 4</w:t>
+              <w:t xml:space="preserve">‘간판떼고’는 부산대 학생이 일하기 좋은 지역기업을 찾아보자는 취지로 모인 재학생 5명의 팀이다. 팀명에는 기업명과 지역이라는 간판을 떼고 직무와 근무조건으로 기업을 다시 보자는 뜻을 담았다. 2026년 하반기 취업을 준비하며 관심과 정보가 수도권 기업에 쏠리는 것을 체감한 것이 지원 동기이며, 서로 다른 전공의 관점에서 기업의 사업·재무·기술·직무·근무환경을 나누어 조사한다.</w:t>
             </w:r>
           </w:p>
         </w:tc>
@@ -2124,7 +1974,6 @@
       <w:tr>
         <w:trPr>
           <w:cantSplit/>
-          <w:tblHeader w:val="false"/>
         </w:trPr>
         <w:tc>
           <w:tcPr>
@@ -2155,13 +2004,14 @@
                 <w:sz w:val="18"/>
                 <w:szCs w:val="18"/>
               </w:rPr>
-              <w:t xml:space="preserve">성명</w:t>
+              <w:t xml:space="preserve">역할분담</w:t>
             </w:r>
           </w:p>
         </w:tc>
         <w:tc>
           <w:tcPr>
             <w:tcW w:type="dxa" w:w="1716"/>
+            <w:shd w:fill="D9E2F3" w:color="auto" w:val="clear"/>
             <w:tcMar>
               <w:top w:type="dxa" w:w="50"/>
               <w:left w:type="dxa" w:w="90"/>
@@ -2180,20 +2030,21 @@
             <w:r>
               <w:rPr>
                 <w:rFonts w:ascii="맑은 고딕" w:cs="맑은 고딕" w:eastAsia="맑은 고딕" w:hAnsi="맑은 고딕"/>
-                <w:b w:val="false"/>
-                <w:bCs w:val="false"/>
+                <w:b/>
+                <w:bCs/>
                 <w:i w:val="false"/>
                 <w:iCs w:val="false"/>
                 <w:sz w:val="18"/>
                 <w:szCs w:val="18"/>
               </w:rPr>
-              <w:t xml:space="preserve">정시윤</w:t>
+              <w:t xml:space="preserve">팀장</w:t>
             </w:r>
           </w:p>
         </w:tc>
         <w:tc>
           <w:tcPr>
             <w:tcW w:type="dxa" w:w="1716"/>
+            <w:shd w:fill="D9E2F3" w:color="auto" w:val="clear"/>
             <w:tcMar>
               <w:top w:type="dxa" w:w="50"/>
               <w:left w:type="dxa" w:w="90"/>
@@ -2212,20 +2063,21 @@
             <w:r>
               <w:rPr>
                 <w:rFonts w:ascii="맑은 고딕" w:cs="맑은 고딕" w:eastAsia="맑은 고딕" w:hAnsi="맑은 고딕"/>
-                <w:b w:val="false"/>
-                <w:bCs w:val="false"/>
+                <w:b/>
+                <w:bCs/>
                 <w:i w:val="false"/>
                 <w:iCs w:val="false"/>
                 <w:sz w:val="18"/>
                 <w:szCs w:val="18"/>
               </w:rPr>
-              <w:t xml:space="preserve">강현민</w:t>
+              <w:t xml:space="preserve">팀원 1</w:t>
             </w:r>
           </w:p>
         </w:tc>
         <w:tc>
           <w:tcPr>
             <w:tcW w:type="dxa" w:w="1716"/>
+            <w:shd w:fill="D9E2F3" w:color="auto" w:val="clear"/>
             <w:tcMar>
               <w:top w:type="dxa" w:w="50"/>
               <w:left w:type="dxa" w:w="90"/>
@@ -2244,20 +2096,21 @@
             <w:r>
               <w:rPr>
                 <w:rFonts w:ascii="맑은 고딕" w:cs="맑은 고딕" w:eastAsia="맑은 고딕" w:hAnsi="맑은 고딕"/>
-                <w:b w:val="false"/>
-                <w:bCs w:val="false"/>
+                <w:b/>
+                <w:bCs/>
                 <w:i w:val="false"/>
                 <w:iCs w:val="false"/>
                 <w:sz w:val="18"/>
                 <w:szCs w:val="18"/>
               </w:rPr>
-              <w:t xml:space="preserve">고종범</w:t>
+              <w:t xml:space="preserve">팀원 2</w:t>
             </w:r>
           </w:p>
         </w:tc>
         <w:tc>
           <w:tcPr>
             <w:tcW w:type="dxa" w:w="1716"/>
+            <w:shd w:fill="D9E2F3" w:color="auto" w:val="clear"/>
             <w:tcMar>
               <w:top w:type="dxa" w:w="50"/>
               <w:left w:type="dxa" w:w="90"/>
@@ -2276,20 +2129,21 @@
             <w:r>
               <w:rPr>
                 <w:rFonts w:ascii="맑은 고딕" w:cs="맑은 고딕" w:eastAsia="맑은 고딕" w:hAnsi="맑은 고딕"/>
-                <w:b w:val="false"/>
-                <w:bCs w:val="false"/>
+                <w:b/>
+                <w:bCs/>
                 <w:i w:val="false"/>
                 <w:iCs w:val="false"/>
                 <w:sz w:val="18"/>
                 <w:szCs w:val="18"/>
               </w:rPr>
-              <w:t xml:space="preserve">권민재</w:t>
+              <w:t xml:space="preserve">팀원 3</w:t>
             </w:r>
           </w:p>
         </w:tc>
         <w:tc>
           <w:tcPr>
             <w:tcW w:type="dxa" w:w="1720"/>
+            <w:shd w:fill="D9E2F3" w:color="auto" w:val="clear"/>
             <w:tcMar>
               <w:top w:type="dxa" w:w="50"/>
               <w:left w:type="dxa" w:w="90"/>
@@ -2308,14 +2162,14 @@
             <w:r>
               <w:rPr>
                 <w:rFonts w:ascii="맑은 고딕" w:cs="맑은 고딕" w:eastAsia="맑은 고딕" w:hAnsi="맑은 고딕"/>
-                <w:b w:val="false"/>
-                <w:bCs w:val="false"/>
+                <w:b/>
+                <w:bCs/>
                 <w:i w:val="false"/>
                 <w:iCs w:val="false"/>
                 <w:sz w:val="18"/>
                 <w:szCs w:val="18"/>
               </w:rPr>
-              <w:t xml:space="preserve">정예림</w:t>
+              <w:t xml:space="preserve">팀원 4</w:t>
             </w:r>
           </w:p>
         </w:tc>
@@ -2323,7 +2177,6 @@
       <w:tr>
         <w:trPr>
           <w:cantSplit/>
-          <w:tblHeader w:val="false"/>
         </w:trPr>
         <w:tc>
           <w:tcPr>
@@ -2354,7 +2207,7 @@
                 <w:sz w:val="18"/>
                 <w:szCs w:val="18"/>
               </w:rPr>
-              <w:t xml:space="preserve">전공</w:t>
+              <w:t xml:space="preserve">성명</w:t>
             </w:r>
           </w:p>
         </w:tc>
@@ -2386,7 +2239,7 @@
                 <w:sz w:val="18"/>
                 <w:szCs w:val="18"/>
               </w:rPr>
-              <w:t xml:space="preserve">경영학</w:t>
+              <w:t xml:space="preserve">정시윤</w:t>
             </w:r>
           </w:p>
         </w:tc>
@@ -2418,9 +2271,21 @@
                 <w:sz w:val="18"/>
                 <w:szCs w:val="18"/>
               </w:rPr>
-              <w:t xml:space="preserve">영어영문학</w:t>
-            </w:r>
-          </w:p>
+              <w:t xml:space="preserve">강현민</w:t>
+            </w:r>
+          </w:p>
+        </w:tc>
+        <w:tc>
+          <w:tcPr>
+            <w:tcW w:type="dxa" w:w="1716"/>
+            <w:tcMar>
+              <w:top w:type="dxa" w:w="50"/>
+              <w:left w:type="dxa" w:w="90"/>
+              <w:bottom w:type="dxa" w:w="50"/>
+              <w:right w:type="dxa" w:w="90"/>
+            </w:tcMar>
+            <w:vAlign w:val="center"/>
+          </w:tcPr>
           <w:p>
             <w:pPr>
               <w:autoSpaceDE w:val="0"/>
@@ -2438,7 +2303,7 @@
                 <w:sz w:val="18"/>
                 <w:szCs w:val="18"/>
               </w:rPr>
-              <w:t xml:space="preserve">(통계학 복수전공)</w:t>
+              <w:t xml:space="preserve">고종범</w:t>
             </w:r>
           </w:p>
         </w:tc>
@@ -2470,9 +2335,21 @@
                 <w:sz w:val="18"/>
                 <w:szCs w:val="18"/>
               </w:rPr>
-              <w:t xml:space="preserve">사학과</w:t>
-            </w:r>
-          </w:p>
+              <w:t xml:space="preserve">권민재</w:t>
+            </w:r>
+          </w:p>
+        </w:tc>
+        <w:tc>
+          <w:tcPr>
+            <w:tcW w:type="dxa" w:w="1720"/>
+            <w:tcMar>
+              <w:top w:type="dxa" w:w="50"/>
+              <w:left w:type="dxa" w:w="90"/>
+              <w:bottom w:type="dxa" w:w="50"/>
+              <w:right w:type="dxa" w:w="90"/>
+            </w:tcMar>
+            <w:vAlign w:val="center"/>
+          </w:tcPr>
           <w:p>
             <w:pPr>
               <w:autoSpaceDE w:val="0"/>
@@ -2490,91 +2367,7 @@
                 <w:sz w:val="18"/>
                 <w:szCs w:val="18"/>
               </w:rPr>
-              <w:t xml:space="preserve">(경제학 복수전공)</w:t>
-            </w:r>
-          </w:p>
-        </w:tc>
-        <w:tc>
-          <w:tcPr>
-            <w:tcW w:type="dxa" w:w="1716"/>
-            <w:tcMar>
-              <w:top w:type="dxa" w:w="50"/>
-              <w:left w:type="dxa" w:w="90"/>
-              <w:bottom w:type="dxa" w:w="50"/>
-              <w:right w:type="dxa" w:w="90"/>
-            </w:tcMar>
-            <w:vAlign w:val="center"/>
-          </w:tcPr>
-          <w:p>
-            <w:pPr>
-              <w:autoSpaceDE w:val="0"/>
-              <w:autoSpaceDN w:val="0"/>
-              <w:spacing w:after="20" w:before="0" w:line="245" w:lineRule="exact"/>
-              <w:jc w:val="center"/>
-            </w:pPr>
-            <w:r>
-              <w:rPr>
-                <w:rFonts w:ascii="맑은 고딕" w:cs="맑은 고딕" w:eastAsia="맑은 고딕" w:hAnsi="맑은 고딕"/>
-                <w:b w:val="false"/>
-                <w:bCs w:val="false"/>
-                <w:i w:val="false"/>
-                <w:iCs w:val="false"/>
-                <w:sz w:val="18"/>
-                <w:szCs w:val="18"/>
-              </w:rPr>
-              <w:t xml:space="preserve">전기공학</w:t>
-            </w:r>
-          </w:p>
-        </w:tc>
-        <w:tc>
-          <w:tcPr>
-            <w:tcW w:type="dxa" w:w="1720"/>
-            <w:tcMar>
-              <w:top w:type="dxa" w:w="50"/>
-              <w:left w:type="dxa" w:w="90"/>
-              <w:bottom w:type="dxa" w:w="50"/>
-              <w:right w:type="dxa" w:w="90"/>
-            </w:tcMar>
-            <w:vAlign w:val="center"/>
-          </w:tcPr>
-          <w:p>
-            <w:pPr>
-              <w:autoSpaceDE w:val="0"/>
-              <w:autoSpaceDN w:val="0"/>
-              <w:spacing w:after="20" w:before="0" w:line="245" w:lineRule="exact"/>
-              <w:jc w:val="center"/>
-            </w:pPr>
-            <w:r>
-              <w:rPr>
-                <w:rFonts w:ascii="맑은 고딕" w:cs="맑은 고딕" w:eastAsia="맑은 고딕" w:hAnsi="맑은 고딕"/>
-                <w:b w:val="false"/>
-                <w:bCs w:val="false"/>
-                <w:i w:val="false"/>
-                <w:iCs w:val="false"/>
-                <w:sz w:val="18"/>
-                <w:szCs w:val="18"/>
-              </w:rPr>
-              <w:t xml:space="preserve">사회복지학</w:t>
-            </w:r>
-          </w:p>
-          <w:p>
-            <w:pPr>
-              <w:autoSpaceDE w:val="0"/>
-              <w:autoSpaceDN w:val="0"/>
-              <w:spacing w:after="20" w:before="0" w:line="245" w:lineRule="exact"/>
-              <w:jc w:val="center"/>
-            </w:pPr>
-            <w:r>
-              <w:rPr>
-                <w:rFonts w:ascii="맑은 고딕" w:cs="맑은 고딕" w:eastAsia="맑은 고딕" w:hAnsi="맑은 고딕"/>
-                <w:b w:val="false"/>
-                <w:bCs w:val="false"/>
-                <w:i w:val="false"/>
-                <w:iCs w:val="false"/>
-                <w:sz w:val="18"/>
-                <w:szCs w:val="18"/>
-              </w:rPr>
-              <w:t xml:space="preserve">(경제학 복수전공)</w:t>
+              <w:t xml:space="preserve">정예림</w:t>
             </w:r>
           </w:p>
         </w:tc>
@@ -2582,7 +2375,6 @@
       <w:tr>
         <w:trPr>
           <w:cantSplit/>
-          <w:tblHeader w:val="false"/>
         </w:trPr>
         <w:tc>
           <w:tcPr>
@@ -2613,7 +2405,7 @@
                 <w:sz w:val="18"/>
                 <w:szCs w:val="18"/>
               </w:rPr>
-              <w:t xml:space="preserve">총괄 업무</w:t>
+              <w:t xml:space="preserve">전공</w:t>
             </w:r>
           </w:p>
         </w:tc>
@@ -2645,9 +2437,21 @@
                 <w:sz w:val="18"/>
                 <w:szCs w:val="18"/>
               </w:rPr>
-              <w:t xml:space="preserve">연구 진행 총괄,</w:t>
-            </w:r>
-          </w:p>
+              <w:t xml:space="preserve">경영학</w:t>
+            </w:r>
+          </w:p>
+        </w:tc>
+        <w:tc>
+          <w:tcPr>
+            <w:tcW w:type="dxa" w:w="1716"/>
+            <w:tcMar>
+              <w:top w:type="dxa" w:w="50"/>
+              <w:left w:type="dxa" w:w="90"/>
+              <w:bottom w:type="dxa" w:w="50"/>
+              <w:right w:type="dxa" w:w="90"/>
+            </w:tcMar>
+            <w:vAlign w:val="center"/>
+          </w:tcPr>
           <w:p>
             <w:pPr>
               <w:autoSpaceDE w:val="0"/>
@@ -2665,21 +2469,9 @@
                 <w:sz w:val="18"/>
                 <w:szCs w:val="18"/>
               </w:rPr>
-              <w:t xml:space="preserve">평가·보고서 취합</w:t>
-            </w:r>
-          </w:p>
-        </w:tc>
-        <w:tc>
-          <w:tcPr>
-            <w:tcW w:type="dxa" w:w="1716"/>
-            <w:tcMar>
-              <w:top w:type="dxa" w:w="50"/>
-              <w:left w:type="dxa" w:w="90"/>
-              <w:bottom w:type="dxa" w:w="50"/>
-              <w:right w:type="dxa" w:w="90"/>
-            </w:tcMar>
-            <w:vAlign w:val="center"/>
-          </w:tcPr>
+              <w:t xml:space="preserve">영어영문학</w:t>
+            </w:r>
+          </w:p>
           <w:p>
             <w:pPr>
               <w:autoSpaceDE w:val="0"/>
@@ -2697,9 +2489,21 @@
                 <w:sz w:val="18"/>
                 <w:szCs w:val="18"/>
               </w:rPr>
-              <w:t xml:space="preserve">아이디어·기획 총괄,</w:t>
-            </w:r>
-          </w:p>
+              <w:t xml:space="preserve">(통계학 복수전공)</w:t>
+            </w:r>
+          </w:p>
+        </w:tc>
+        <w:tc>
+          <w:tcPr>
+            <w:tcW w:type="dxa" w:w="1716"/>
+            <w:tcMar>
+              <w:top w:type="dxa" w:w="50"/>
+              <w:left w:type="dxa" w:w="90"/>
+              <w:bottom w:type="dxa" w:w="50"/>
+              <w:right w:type="dxa" w:w="90"/>
+            </w:tcMar>
+            <w:vAlign w:val="center"/>
+          </w:tcPr>
           <w:p>
             <w:pPr>
               <w:autoSpaceDE w:val="0"/>
@@ -2717,21 +2521,9 @@
                 <w:sz w:val="18"/>
                 <w:szCs w:val="18"/>
               </w:rPr>
-              <w:t xml:space="preserve">설문 설계·분석</w:t>
-            </w:r>
-          </w:p>
-        </w:tc>
-        <w:tc>
-          <w:tcPr>
-            <w:tcW w:type="dxa" w:w="1716"/>
-            <w:tcMar>
-              <w:top w:type="dxa" w:w="50"/>
-              <w:left w:type="dxa" w:w="90"/>
-              <w:bottom w:type="dxa" w:w="50"/>
-              <w:right w:type="dxa" w:w="90"/>
-            </w:tcMar>
-            <w:vAlign w:val="center"/>
-          </w:tcPr>
+              <w:t xml:space="preserve">사학과</w:t>
+            </w:r>
+          </w:p>
           <w:p>
             <w:pPr>
               <w:autoSpaceDE w:val="0"/>
@@ -2749,7 +2541,7 @@
                 <w:sz w:val="18"/>
                 <w:szCs w:val="18"/>
               </w:rPr>
-              <w:t xml:space="preserve">PPT 발표자료 총괄</w:t>
+              <w:t xml:space="preserve">(경제학 복수전공)</w:t>
             </w:r>
           </w:p>
         </w:tc>
@@ -2781,7 +2573,7 @@
                 <w:sz w:val="18"/>
                 <w:szCs w:val="18"/>
               </w:rPr>
-              <w:t xml:space="preserve">자료조사 총괄</w:t>
+              <w:t xml:space="preserve">전기공학</w:t>
             </w:r>
           </w:p>
         </w:tc>
@@ -2813,7 +2605,27 @@
                 <w:sz w:val="18"/>
                 <w:szCs w:val="18"/>
               </w:rPr>
-              <w:t xml:space="preserve">설문·인터뷰 운영 총괄</w:t>
+              <w:t xml:space="preserve">사회복지학</w:t>
+            </w:r>
+          </w:p>
+          <w:p>
+            <w:pPr>
+              <w:autoSpaceDE w:val="0"/>
+              <w:autoSpaceDN w:val="0"/>
+              <w:spacing w:after="20" w:before="0" w:line="245" w:lineRule="exact"/>
+              <w:jc w:val="center"/>
+            </w:pPr>
+            <w:r>
+              <w:rPr>
+                <w:rFonts w:ascii="맑은 고딕" w:cs="맑은 고딕" w:eastAsia="맑은 고딕" w:hAnsi="맑은 고딕"/>
+                <w:b w:val="false"/>
+                <w:bCs w:val="false"/>
+                <w:i w:val="false"/>
+                <w:iCs w:val="false"/>
+                <w:sz w:val="18"/>
+                <w:szCs w:val="18"/>
+              </w:rPr>
+              <w:t xml:space="preserve">(경제학 복수전공)</w:t>
             </w:r>
           </w:p>
         </w:tc>
@@ -2821,7 +2633,244 @@
       <w:tr>
         <w:trPr>
           <w:cantSplit/>
-          <w:tblHeader w:val="false"/>
+        </w:trPr>
+        <w:tc>
+          <w:tcPr>
+            <w:tcW w:type="dxa" w:w="1282"/>
+            <w:shd w:fill="DEEAF6" w:color="auto" w:val="clear"/>
+            <w:tcMar>
+              <w:top w:type="dxa" w:w="50"/>
+              <w:left w:type="dxa" w:w="90"/>
+              <w:bottom w:type="dxa" w:w="50"/>
+              <w:right w:type="dxa" w:w="90"/>
+            </w:tcMar>
+            <w:vAlign w:val="center"/>
+          </w:tcPr>
+          <w:p>
+            <w:pPr>
+              <w:autoSpaceDE w:val="0"/>
+              <w:autoSpaceDN w:val="0"/>
+              <w:spacing w:after="20" w:before="0" w:line="245" w:lineRule="exact"/>
+              <w:jc w:val="center"/>
+            </w:pPr>
+            <w:r>
+              <w:rPr>
+                <w:rFonts w:ascii="맑은 고딕" w:cs="맑은 고딕" w:eastAsia="맑은 고딕" w:hAnsi="맑은 고딕"/>
+                <w:b/>
+                <w:bCs/>
+                <w:i w:val="false"/>
+                <w:iCs w:val="false"/>
+                <w:sz w:val="18"/>
+                <w:szCs w:val="18"/>
+              </w:rPr>
+              <w:t xml:space="preserve">총괄 업무</w:t>
+            </w:r>
+          </w:p>
+        </w:tc>
+        <w:tc>
+          <w:tcPr>
+            <w:tcW w:type="dxa" w:w="1716"/>
+            <w:tcMar>
+              <w:top w:type="dxa" w:w="50"/>
+              <w:left w:type="dxa" w:w="90"/>
+              <w:bottom w:type="dxa" w:w="50"/>
+              <w:right w:type="dxa" w:w="90"/>
+            </w:tcMar>
+            <w:vAlign w:val="center"/>
+          </w:tcPr>
+          <w:p>
+            <w:pPr>
+              <w:autoSpaceDE w:val="0"/>
+              <w:autoSpaceDN w:val="0"/>
+              <w:spacing w:after="20" w:before="0" w:line="245" w:lineRule="exact"/>
+              <w:jc w:val="center"/>
+            </w:pPr>
+            <w:r>
+              <w:rPr>
+                <w:rFonts w:ascii="맑은 고딕" w:cs="맑은 고딕" w:eastAsia="맑은 고딕" w:hAnsi="맑은 고딕"/>
+                <w:b w:val="false"/>
+                <w:bCs w:val="false"/>
+                <w:i w:val="false"/>
+                <w:iCs w:val="false"/>
+                <w:sz w:val="18"/>
+                <w:szCs w:val="18"/>
+              </w:rPr>
+              <w:t xml:space="preserve">연구 진행 총괄,</w:t>
+            </w:r>
+          </w:p>
+          <w:p>
+            <w:pPr>
+              <w:autoSpaceDE w:val="0"/>
+              <w:autoSpaceDN w:val="0"/>
+              <w:spacing w:after="20" w:before="0" w:line="245" w:lineRule="exact"/>
+              <w:jc w:val="center"/>
+            </w:pPr>
+            <w:r>
+              <w:rPr>
+                <w:rFonts w:ascii="맑은 고딕" w:cs="맑은 고딕" w:eastAsia="맑은 고딕" w:hAnsi="맑은 고딕"/>
+                <w:b w:val="false"/>
+                <w:bCs w:val="false"/>
+                <w:i w:val="false"/>
+                <w:iCs w:val="false"/>
+                <w:sz w:val="18"/>
+                <w:szCs w:val="18"/>
+              </w:rPr>
+              <w:t xml:space="preserve">평가·보고서 취합</w:t>
+            </w:r>
+          </w:p>
+        </w:tc>
+        <w:tc>
+          <w:tcPr>
+            <w:tcW w:type="dxa" w:w="1716"/>
+            <w:tcMar>
+              <w:top w:type="dxa" w:w="50"/>
+              <w:left w:type="dxa" w:w="90"/>
+              <w:bottom w:type="dxa" w:w="50"/>
+              <w:right w:type="dxa" w:w="90"/>
+            </w:tcMar>
+            <w:vAlign w:val="center"/>
+          </w:tcPr>
+          <w:p>
+            <w:pPr>
+              <w:autoSpaceDE w:val="0"/>
+              <w:autoSpaceDN w:val="0"/>
+              <w:spacing w:after="20" w:before="0" w:line="245" w:lineRule="exact"/>
+              <w:jc w:val="center"/>
+            </w:pPr>
+            <w:r>
+              <w:rPr>
+                <w:rFonts w:ascii="맑은 고딕" w:cs="맑은 고딕" w:eastAsia="맑은 고딕" w:hAnsi="맑은 고딕"/>
+                <w:b w:val="false"/>
+                <w:bCs w:val="false"/>
+                <w:i w:val="false"/>
+                <w:iCs w:val="false"/>
+                <w:sz w:val="18"/>
+                <w:szCs w:val="18"/>
+              </w:rPr>
+              <w:t xml:space="preserve">아이디어·기획 총괄,</w:t>
+            </w:r>
+          </w:p>
+          <w:p>
+            <w:pPr>
+              <w:autoSpaceDE w:val="0"/>
+              <w:autoSpaceDN w:val="0"/>
+              <w:spacing w:after="20" w:before="0" w:line="245" w:lineRule="exact"/>
+              <w:jc w:val="center"/>
+            </w:pPr>
+            <w:r>
+              <w:rPr>
+                <w:rFonts w:ascii="맑은 고딕" w:cs="맑은 고딕" w:eastAsia="맑은 고딕" w:hAnsi="맑은 고딕"/>
+                <w:b w:val="false"/>
+                <w:bCs w:val="false"/>
+                <w:i w:val="false"/>
+                <w:iCs w:val="false"/>
+                <w:sz w:val="18"/>
+                <w:szCs w:val="18"/>
+              </w:rPr>
+              <w:t xml:space="preserve">설문 설계·분석</w:t>
+            </w:r>
+          </w:p>
+        </w:tc>
+        <w:tc>
+          <w:tcPr>
+            <w:tcW w:type="dxa" w:w="1716"/>
+            <w:tcMar>
+              <w:top w:type="dxa" w:w="50"/>
+              <w:left w:type="dxa" w:w="90"/>
+              <w:bottom w:type="dxa" w:w="50"/>
+              <w:right w:type="dxa" w:w="90"/>
+            </w:tcMar>
+            <w:vAlign w:val="center"/>
+          </w:tcPr>
+          <w:p>
+            <w:pPr>
+              <w:autoSpaceDE w:val="0"/>
+              <w:autoSpaceDN w:val="0"/>
+              <w:spacing w:after="20" w:before="0" w:line="245" w:lineRule="exact"/>
+              <w:jc w:val="center"/>
+            </w:pPr>
+            <w:r>
+              <w:rPr>
+                <w:rFonts w:ascii="맑은 고딕" w:cs="맑은 고딕" w:eastAsia="맑은 고딕" w:hAnsi="맑은 고딕"/>
+                <w:b w:val="false"/>
+                <w:bCs w:val="false"/>
+                <w:i w:val="false"/>
+                <w:iCs w:val="false"/>
+                <w:sz w:val="18"/>
+                <w:szCs w:val="18"/>
+              </w:rPr>
+              <w:t xml:space="preserve">PPT 발표자료 총괄</w:t>
+            </w:r>
+          </w:p>
+        </w:tc>
+        <w:tc>
+          <w:tcPr>
+            <w:tcW w:type="dxa" w:w="1716"/>
+            <w:tcMar>
+              <w:top w:type="dxa" w:w="50"/>
+              <w:left w:type="dxa" w:w="90"/>
+              <w:bottom w:type="dxa" w:w="50"/>
+              <w:right w:type="dxa" w:w="90"/>
+            </w:tcMar>
+            <w:vAlign w:val="center"/>
+          </w:tcPr>
+          <w:p>
+            <w:pPr>
+              <w:autoSpaceDE w:val="0"/>
+              <w:autoSpaceDN w:val="0"/>
+              <w:spacing w:after="20" w:before="0" w:line="245" w:lineRule="exact"/>
+              <w:jc w:val="center"/>
+            </w:pPr>
+            <w:r>
+              <w:rPr>
+                <w:rFonts w:ascii="맑은 고딕" w:cs="맑은 고딕" w:eastAsia="맑은 고딕" w:hAnsi="맑은 고딕"/>
+                <w:b w:val="false"/>
+                <w:bCs w:val="false"/>
+                <w:i w:val="false"/>
+                <w:iCs w:val="false"/>
+                <w:sz w:val="18"/>
+                <w:szCs w:val="18"/>
+              </w:rPr>
+              <w:t xml:space="preserve">자료조사 총괄</w:t>
+            </w:r>
+          </w:p>
+        </w:tc>
+        <w:tc>
+          <w:tcPr>
+            <w:tcW w:type="dxa" w:w="1720"/>
+            <w:tcMar>
+              <w:top w:type="dxa" w:w="50"/>
+              <w:left w:type="dxa" w:w="90"/>
+              <w:bottom w:type="dxa" w:w="50"/>
+              <w:right w:type="dxa" w:w="90"/>
+            </w:tcMar>
+            <w:vAlign w:val="center"/>
+          </w:tcPr>
+          <w:p>
+            <w:pPr>
+              <w:autoSpaceDE w:val="0"/>
+              <w:autoSpaceDN w:val="0"/>
+              <w:spacing w:after="20" w:before="0" w:line="245" w:lineRule="exact"/>
+              <w:jc w:val="center"/>
+            </w:pPr>
+            <w:r>
+              <w:rPr>
+                <w:rFonts w:ascii="맑은 고딕" w:cs="맑은 고딕" w:eastAsia="맑은 고딕" w:hAnsi="맑은 고딕"/>
+                <w:b w:val="false"/>
+                <w:bCs w:val="false"/>
+                <w:i w:val="false"/>
+                <w:iCs w:val="false"/>
+                <w:sz w:val="18"/>
+                <w:szCs w:val="18"/>
+              </w:rPr>
+              <w:t xml:space="preserve">설문·인터뷰 운영 총괄</w:t>
+            </w:r>
+          </w:p>
+        </w:tc>
+      </w:tr>
+      <w:tr>
+        <w:trPr>
+          <w:cantSplit/>
         </w:trPr>
         <w:tc>
           <w:tcPr>
@@ -3101,11 +3150,11 @@
     </w:p>
     <w:p>
       <w:pPr>
-        <w:pStyle w:val="Heading3"/>
+        <w:pStyle w:val="Heading1"/>
         <w:keepNext/>
         <w:autoSpaceDE w:val="0"/>
         <w:autoSpaceDN w:val="0"/>
-        <w:spacing w:after="30" w:before="160" w:line="305" w:lineRule="exact"/>
+        <w:spacing w:after="100" w:before="300" w:line="392" w:lineRule="exact"/>
       </w:pPr>
       <w:r>
         <w:rPr>
@@ -3114,10 +3163,24 @@
           <w:bCs/>
           <w:i w:val="false"/>
           <w:iCs w:val="false"/>
-          <w:sz w:val="21"/>
-          <w:szCs w:val="21"/>
-        </w:rPr>
-        <w:t xml:space="preserve">선정 기업 10곳</w:t>
+          <w:color w:val="1F3864"/>
+          <w:sz w:val="28"/>
+          <w:szCs w:val="28"/>
+        </w:rPr>
+        <w:t xml:space="preserve">Ⅱ. 연구개요</w:t>
+      </w:r>
+      <w:r>
+        <w:rPr>
+          <w:rFonts w:ascii="맑은 고딕" w:cs="맑은 고딕" w:eastAsia="맑은 고딕" w:hAnsi="맑은 고딕"/>
+          <w:b/>
+          <w:bCs/>
+          <w:i w:val="false"/>
+          <w:iCs w:val="false"/>
+          <w:color w:val="2F5597"/>
+          <w:sz w:val="19"/>
+          <w:szCs w:val="19"/>
+        </w:rPr>
+        <w:t xml:space="preserve">   | 무엇을 (What)</w:t>
       </w:r>
     </w:p>
     <w:tbl>
@@ -3134,8 +3197,8 @@
         <w:tblLayout w:type="fixed"/>
       </w:tblPr>
       <w:tblGrid>
-        <w:gridCol w:w="1282"/>
-        <w:gridCol w:w="8584"/>
+        <w:gridCol w:w="1381"/>
+        <w:gridCol w:w="8485"/>
       </w:tblGrid>
       <w:tr>
         <w:trPr>
@@ -3143,21 +3206,21 @@
         </w:trPr>
         <w:tc>
           <w:tcPr>
-            <w:tcW w:type="dxa" w:w="1282"/>
+            <w:tcW w:type="dxa" w:w="1381"/>
             <w:shd w:fill="DEEAF6" w:color="auto" w:val="clear"/>
             <w:tcMar>
-              <w:top w:type="dxa" w:w="50"/>
-              <w:left w:type="dxa" w:w="90"/>
-              <w:bottom w:type="dxa" w:w="50"/>
-              <w:right w:type="dxa" w:w="90"/>
-            </w:tcMar>
-            <w:vAlign w:val="center"/>
-          </w:tcPr>
-          <w:p>
-            <w:pPr>
-              <w:autoSpaceDE w:val="0"/>
-              <w:autoSpaceDN w:val="0"/>
-              <w:spacing w:after="20" w:before="0" w:line="245" w:lineRule="exact"/>
+              <w:top w:type="dxa" w:w="60"/>
+              <w:left w:type="dxa" w:w="90"/>
+              <w:bottom w:type="dxa" w:w="60"/>
+              <w:right w:type="dxa" w:w="90"/>
+            </w:tcMar>
+            <w:vAlign w:val="center"/>
+          </w:tcPr>
+          <w:p>
+            <w:pPr>
+              <w:autoSpaceDE w:val="0"/>
+              <w:autoSpaceDN w:val="0"/>
+              <w:spacing w:after="20" w:before="0" w:line="258" w:lineRule="exact"/>
               <w:jc w:val="center"/>
             </w:pPr>
             <w:r>
@@ -3167,42 +3230,42 @@
                 <w:bCs/>
                 <w:i w:val="false"/>
                 <w:iCs w:val="false"/>
-                <w:sz w:val="18"/>
-                <w:szCs w:val="18"/>
-              </w:rPr>
-              <w:t xml:space="preserve">부산 4곳</w:t>
-            </w:r>
-          </w:p>
-        </w:tc>
-        <w:tc>
-          <w:tcPr>
-            <w:tcW w:type="dxa" w:w="8584"/>
-            <w:tcMar>
-              <w:top w:type="dxa" w:w="50"/>
-              <w:left w:type="dxa" w:w="90"/>
-              <w:bottom w:type="dxa" w:w="50"/>
-              <w:right w:type="dxa" w:w="90"/>
-            </w:tcMar>
-            <w:vAlign w:val="center"/>
-          </w:tcPr>
-          <w:p>
-            <w:pPr>
-              <w:autoSpaceDE w:val="0"/>
-              <w:autoSpaceDN w:val="0"/>
-              <w:spacing w:after="20" w:before="0" w:line="245" w:lineRule="exact"/>
-              <w:jc w:val="left"/>
-            </w:pPr>
-            <w:r>
-              <w:rPr>
-                <w:rFonts w:ascii="맑은 고딕" w:cs="맑은 고딕" w:eastAsia="맑은 고딕" w:hAnsi="맑은 고딕"/>
-                <w:b w:val="false"/>
-                <w:bCs w:val="false"/>
-                <w:i w:val="false"/>
-                <w:iCs w:val="false"/>
-                <w:sz w:val="18"/>
-                <w:szCs w:val="18"/>
-              </w:rPr>
-              <w:t xml:space="preserve">오토닉스(센서·제어) · 동화엔텍(열교환기) · 비엠티(정밀 피팅·밸브) · 은산해운항공(국제물류)</w:t>
+                <w:sz w:val="19"/>
+                <w:szCs w:val="19"/>
+              </w:rPr>
+              <w:t xml:space="preserve">연구 주제</w:t>
+            </w:r>
+          </w:p>
+        </w:tc>
+        <w:tc>
+          <w:tcPr>
+            <w:tcW w:type="dxa" w:w="8485"/>
+            <w:tcMar>
+              <w:top w:type="dxa" w:w="60"/>
+              <w:left w:type="dxa" w:w="90"/>
+              <w:bottom w:type="dxa" w:w="60"/>
+              <w:right w:type="dxa" w:w="90"/>
+            </w:tcMar>
+            <w:vAlign w:val="center"/>
+          </w:tcPr>
+          <w:p>
+            <w:pPr>
+              <w:autoSpaceDE w:val="0"/>
+              <w:autoSpaceDN w:val="0"/>
+              <w:spacing w:after="20" w:before="0" w:line="258" w:lineRule="exact"/>
+              <w:jc w:val="left"/>
+            </w:pPr>
+            <w:r>
+              <w:rPr>
+                <w:rFonts w:ascii="맑은 고딕" w:cs="맑은 고딕" w:eastAsia="맑은 고딕" w:hAnsi="맑은 고딕"/>
+                <w:b/>
+                <w:bCs/>
+                <w:i w:val="false"/>
+                <w:iCs w:val="false"/>
+                <w:sz w:val="19"/>
+                <w:szCs w:val="19"/>
+              </w:rPr>
+              <w:t xml:space="preserve">부산대 학생이 일하기 좋은 부울경 기업 TOP10 발굴과 비교분석을 통한 TOP3 선정</w:t>
             </w:r>
           </w:p>
         </w:tc>
@@ -3213,21 +3276,21 @@
         </w:trPr>
         <w:tc>
           <w:tcPr>
-            <w:tcW w:type="dxa" w:w="1282"/>
+            <w:tcW w:type="dxa" w:w="1381"/>
             <w:shd w:fill="DEEAF6" w:color="auto" w:val="clear"/>
             <w:tcMar>
-              <w:top w:type="dxa" w:w="50"/>
-              <w:left w:type="dxa" w:w="90"/>
-              <w:bottom w:type="dxa" w:w="50"/>
-              <w:right w:type="dxa" w:w="90"/>
-            </w:tcMar>
-            <w:vAlign w:val="center"/>
-          </w:tcPr>
-          <w:p>
-            <w:pPr>
-              <w:autoSpaceDE w:val="0"/>
-              <w:autoSpaceDN w:val="0"/>
-              <w:spacing w:after="20" w:before="0" w:line="245" w:lineRule="exact"/>
+              <w:top w:type="dxa" w:w="60"/>
+              <w:left w:type="dxa" w:w="90"/>
+              <w:bottom w:type="dxa" w:w="60"/>
+              <w:right w:type="dxa" w:w="90"/>
+            </w:tcMar>
+            <w:vAlign w:val="center"/>
+          </w:tcPr>
+          <w:p>
+            <w:pPr>
+              <w:autoSpaceDE w:val="0"/>
+              <w:autoSpaceDN w:val="0"/>
+              <w:spacing w:after="20" w:before="0" w:line="258" w:lineRule="exact"/>
               <w:jc w:val="center"/>
             </w:pPr>
             <w:r>
@@ -3237,112 +3300,42 @@
                 <w:bCs/>
                 <w:i w:val="false"/>
                 <w:iCs w:val="false"/>
-                <w:sz w:val="18"/>
-                <w:szCs w:val="18"/>
-              </w:rPr>
-              <w:t xml:space="preserve">울산 1곳</w:t>
-            </w:r>
-          </w:p>
-        </w:tc>
-        <w:tc>
-          <w:tcPr>
-            <w:tcW w:type="dxa" w:w="8584"/>
-            <w:tcMar>
-              <w:top w:type="dxa" w:w="50"/>
-              <w:left w:type="dxa" w:w="90"/>
-              <w:bottom w:type="dxa" w:w="50"/>
-              <w:right w:type="dxa" w:w="90"/>
-            </w:tcMar>
-            <w:vAlign w:val="center"/>
-          </w:tcPr>
-          <w:p>
-            <w:pPr>
-              <w:autoSpaceDE w:val="0"/>
-              <w:autoSpaceDN w:val="0"/>
-              <w:spacing w:after="20" w:before="0" w:line="245" w:lineRule="exact"/>
-              <w:jc w:val="left"/>
-            </w:pPr>
-            <w:r>
-              <w:rPr>
-                <w:rFonts w:ascii="맑은 고딕" w:cs="맑은 고딕" w:eastAsia="맑은 고딕" w:hAnsi="맑은 고딕"/>
-                <w:b w:val="false"/>
-                <w:bCs w:val="false"/>
-                <w:i w:val="false"/>
-                <w:iCs w:val="false"/>
-                <w:sz w:val="18"/>
-                <w:szCs w:val="18"/>
-              </w:rPr>
-              <w:t xml:space="preserve">경동도시가스(도시가스)</w:t>
-            </w:r>
-          </w:p>
-        </w:tc>
-      </w:tr>
-      <w:tr>
-        <w:trPr>
-          <w:cantSplit/>
-        </w:trPr>
-        <w:tc>
-          <w:tcPr>
-            <w:tcW w:type="dxa" w:w="1282"/>
-            <w:shd w:fill="DEEAF6" w:color="auto" w:val="clear"/>
-            <w:tcMar>
-              <w:top w:type="dxa" w:w="50"/>
-              <w:left w:type="dxa" w:w="90"/>
-              <w:bottom w:type="dxa" w:w="50"/>
-              <w:right w:type="dxa" w:w="90"/>
-            </w:tcMar>
-            <w:vAlign w:val="center"/>
-          </w:tcPr>
-          <w:p>
-            <w:pPr>
-              <w:autoSpaceDE w:val="0"/>
-              <w:autoSpaceDN w:val="0"/>
-              <w:spacing w:after="20" w:before="0" w:line="245" w:lineRule="exact"/>
-              <w:jc w:val="center"/>
-            </w:pPr>
-            <w:r>
-              <w:rPr>
-                <w:rFonts w:ascii="맑은 고딕" w:cs="맑은 고딕" w:eastAsia="맑은 고딕" w:hAnsi="맑은 고딕"/>
-                <w:b/>
-                <w:bCs/>
-                <w:i w:val="false"/>
-                <w:iCs w:val="false"/>
-                <w:sz w:val="18"/>
-                <w:szCs w:val="18"/>
-              </w:rPr>
-              <w:t xml:space="preserve">경남 5곳</w:t>
-            </w:r>
-          </w:p>
-        </w:tc>
-        <w:tc>
-          <w:tcPr>
-            <w:tcW w:type="dxa" w:w="8584"/>
-            <w:tcMar>
-              <w:top w:type="dxa" w:w="50"/>
-              <w:left w:type="dxa" w:w="90"/>
-              <w:bottom w:type="dxa" w:w="50"/>
-              <w:right w:type="dxa" w:w="90"/>
-            </w:tcMar>
-            <w:vAlign w:val="center"/>
-          </w:tcPr>
-          <w:p>
-            <w:pPr>
-              <w:autoSpaceDE w:val="0"/>
-              <w:autoSpaceDN w:val="0"/>
-              <w:spacing w:after="20" w:before="0" w:line="245" w:lineRule="exact"/>
-              <w:jc w:val="left"/>
-            </w:pPr>
-            <w:r>
-              <w:rPr>
-                <w:rFonts w:ascii="맑은 고딕" w:cs="맑은 고딕" w:eastAsia="맑은 고딕" w:hAnsi="맑은 고딕"/>
-                <w:b w:val="false"/>
-                <w:bCs w:val="false"/>
-                <w:i w:val="false"/>
-                <w:iCs w:val="false"/>
-                <w:sz w:val="18"/>
-                <w:szCs w:val="18"/>
-              </w:rPr>
-              <w:t xml:space="preserve">DN솔루션즈(공작기계, 창원) · 해성디에스(반도체 패키지 소재, 창원) · 넥센타이어(타이어, 양산) · 한국카본(복합소재, 밀양) · TKG태광(신발 제조, 김해)</w:t>
+                <w:sz w:val="19"/>
+                <w:szCs w:val="19"/>
+              </w:rPr>
+              <w:t xml:space="preserve">연구 기간</w:t>
+            </w:r>
+          </w:p>
+        </w:tc>
+        <w:tc>
+          <w:tcPr>
+            <w:tcW w:type="dxa" w:w="8485"/>
+            <w:tcMar>
+              <w:top w:type="dxa" w:w="60"/>
+              <w:left w:type="dxa" w:w="90"/>
+              <w:bottom w:type="dxa" w:w="60"/>
+              <w:right w:type="dxa" w:w="90"/>
+            </w:tcMar>
+            <w:vAlign w:val="center"/>
+          </w:tcPr>
+          <w:p>
+            <w:pPr>
+              <w:autoSpaceDE w:val="0"/>
+              <w:autoSpaceDN w:val="0"/>
+              <w:spacing w:after="20" w:before="0" w:line="258" w:lineRule="exact"/>
+              <w:jc w:val="left"/>
+            </w:pPr>
+            <w:r>
+              <w:rPr>
+                <w:rFonts w:ascii="맑은 고딕" w:cs="맑은 고딕" w:eastAsia="맑은 고딕" w:hAnsi="맑은 고딕"/>
+                <w:b w:val="false"/>
+                <w:bCs w:val="false"/>
+                <w:i w:val="false"/>
+                <w:iCs w:val="false"/>
+                <w:sz w:val="19"/>
+                <w:szCs w:val="19"/>
+              </w:rPr>
+              <w:t xml:space="preserve">2026. 10. 9. ~ 11. 30. — 사전 검증 10. 9.~10. 26. · 기업조사 10. 28.~11. 17. · 결과보고서 제출 11. 18.(수) 12:00 · 발표대회 11. 30.(월, 예정)</w:t>
             </w:r>
           </w:p>
         </w:tc>
@@ -3350,81 +3343,10 @@
     </w:tbl>
     <w:p>
       <w:pPr>
-        <w:keepLines/>
         <w:autoSpaceDE w:val="0"/>
         <w:autoSpaceDN w:val="0"/>
-        <w:spacing w:after="60" w:before="40" w:line="255" w:lineRule="exact"/>
+        <w:spacing w:after="0" w:before="0" w:line="120" w:lineRule="exact"/>
       </w:pPr>
-      <w:r>
-        <w:rPr>
-          <w:rFonts w:ascii="맑은 고딕" w:cs="맑은 고딕" w:eastAsia="맑은 고딕" w:hAnsi="맑은 고딕"/>
-          <w:b w:val="false"/>
-          <w:bCs w:val="false"/>
-          <w:i w:val="false"/>
-          <w:iCs w:val="false"/>
-          <w:color w:val="595959"/>
-          <w:sz w:val="17"/>
-          <w:szCs w:val="17"/>
-        </w:rPr>
-        <w:t xml:space="preserve">선정 기준과 기업별 선정 이유·연구 질문은 Ⅴ장에 제시한다.</w:t>
-      </w:r>
-    </w:p>
-    <w:p>
-      <w:pPr>
-        <w:pStyle w:val="Heading1"/>
-        <w:keepNext/>
-        <w:autoSpaceDE w:val="0"/>
-        <w:autoSpaceDN w:val="0"/>
-        <w:spacing w:after="100" w:before="300" w:line="392" w:lineRule="exact"/>
-      </w:pPr>
-      <w:r>
-        <w:rPr>
-          <w:rFonts w:ascii="맑은 고딕" w:cs="맑은 고딕" w:eastAsia="맑은 고딕" w:hAnsi="맑은 고딕"/>
-          <w:b/>
-          <w:bCs/>
-          <w:i w:val="false"/>
-          <w:iCs w:val="false"/>
-          <w:color w:val="1F3864"/>
-          <w:sz w:val="28"/>
-          <w:szCs w:val="28"/>
-        </w:rPr>
-        <w:t xml:space="preserve">Ⅱ  연구개요</w:t>
-      </w:r>
-      <w:r>
-        <w:rPr>
-          <w:rFonts w:ascii="맑은 고딕" w:cs="맑은 고딕" w:eastAsia="맑은 고딕" w:hAnsi="맑은 고딕"/>
-          <w:b/>
-          <w:bCs/>
-          <w:i w:val="false"/>
-          <w:iCs w:val="false"/>
-          <w:color w:val="2F5597"/>
-          <w:sz w:val="19"/>
-          <w:szCs w:val="19"/>
-        </w:rPr>
-        <w:t xml:space="preserve">   | 무엇을 (What)</w:t>
-      </w:r>
-    </w:p>
-    <w:p>
-      <w:pPr>
-        <w:keepNext/>
-        <w:keepLines/>
-        <w:autoSpaceDE w:val="0"/>
-        <w:autoSpaceDN w:val="0"/>
-        <w:spacing w:after="100" w:before="0" w:line="300" w:lineRule="exact"/>
-      </w:pPr>
-      <w:r>
-        <w:rPr>
-          <w:rFonts w:ascii="맑은 고딕" w:cs="맑은 고딕" w:eastAsia="맑은 고딕" w:hAnsi="맑은 고딕"/>
-          <w:b/>
-          <w:bCs/>
-          <w:i w:val="false"/>
-          <w:iCs w:val="false"/>
-          <w:color w:val="2F5597"/>
-          <w:sz w:val="20"/>
-          <w:szCs w:val="20"/>
-        </w:rPr>
-        <w:t xml:space="preserve">연구 주제 : 부산대 학생이 일하기 좋은 부울경 기업 TOP10 발굴과 비교분석을 통한 TOP3 선정</w:t>
-      </w:r>
     </w:p>
     <w:p>
       <w:pPr>
@@ -3767,7 +3689,7 @@
                 <w:sz w:val="18"/>
                 <w:szCs w:val="18"/>
               </w:rPr>
-              <w:t xml:space="preserve">10.9~10.25</w:t>
+              <w:t xml:space="preserve">10.9~10.26</w:t>
             </w:r>
           </w:p>
         </w:tc>
@@ -3989,7 +3911,7 @@
                 <w:sz w:val="18"/>
                 <w:szCs w:val="18"/>
               </w:rPr>
-              <w:t xml:space="preserve">선정 후 1~3주</w:t>
+              <w:t xml:space="preserve">10.28~11.10</w:t>
             </w:r>
           </w:p>
         </w:tc>
@@ -4156,7 +4078,27 @@
                 <w:sz w:val="18"/>
                 <w:szCs w:val="18"/>
               </w:rPr>
-              <w:t xml:space="preserve">선정 후 3주 ~ 결과보고</w:t>
+              <w:t xml:space="preserve">11.11~11.18</w:t>
+            </w:r>
+          </w:p>
+          <w:p>
+            <w:pPr>
+              <w:autoSpaceDE w:val="0"/>
+              <w:autoSpaceDN w:val="0"/>
+              <w:spacing w:after="20" w:before="0" w:line="245" w:lineRule="exact"/>
+              <w:jc w:val="left"/>
+            </w:pPr>
+            <w:r>
+              <w:rPr>
+                <w:rFonts w:ascii="맑은 고딕" w:cs="맑은 고딕" w:eastAsia="맑은 고딕" w:hAnsi="맑은 고딕"/>
+                <w:b w:val="false"/>
+                <w:bCs w:val="false"/>
+                <w:i w:val="false"/>
+                <w:iCs w:val="false"/>
+                <w:sz w:val="18"/>
+                <w:szCs w:val="18"/>
+              </w:rPr>
+              <w:t xml:space="preserve">(결과보고서 제출)</w:t>
             </w:r>
           </w:p>
         </w:tc>
@@ -4214,7 +4156,7 @@
           <w:sz w:val="28"/>
           <w:szCs w:val="28"/>
         </w:rPr>
-        <w:t xml:space="preserve">Ⅲ  연구배경 및 목적</w:t>
+        <w:t xml:space="preserve">Ⅲ. 연구배경 및 목적</w:t>
       </w:r>
       <w:r>
         <w:rPr>
@@ -4425,7 +4367,7 @@
                 <w:sz w:val="18"/>
                 <w:szCs w:val="18"/>
               </w:rPr>
-              <w:t xml:space="preserve">2024년 동남권(부산·울산·경남)에서 2만 7,580명이 순유출되었고 그중 2만 1,699명이 수도권으로 향했으며, 수도권 전출 사유의 48.2%가 ‘직업’이었다[23]. 비수도권 대학 졸업생의 20.5%는 현재 수도권에 살고, 이동은 대학 진학보다 취업 단계에 몰린다[24].</w:t>
+              <w:t xml:space="preserve">2024년 동남권(부산·울산·경남)에서 2만 7,580명이 순유출되었고, 이 중 수도권으로의 순유출이 2만 1,699명으로 가장 많았으며, 동남권에서 수도권으로 옮긴 사람(8만 2,272명)의 48.2%가 ‘직업’ 때문이었다[23]. 비수도권 대학 졸업생의 20.5%는 현재 수도권에 살고, 이동은 대학 진학보다 취업 단계에 몰린다[24].</w:t>
             </w:r>
           </w:p>
         </w:tc>
@@ -4495,7 +4437,7 @@
                 <w:sz w:val="18"/>
                 <w:szCs w:val="18"/>
               </w:rPr>
-              <w:t xml:space="preserve">동남권 대학생의 지역 정주 의향은 44.4%로 비수도권 권역 가운데 가장 높다[25]. 그러나 구직자는 기업을 고를 때 연봉·보상(32~48%)을 가장 먼저 보고 기업 브랜드·인지도도 10~21%를 차지하며[26][27], 지역기업의 직무·처우 정보는 공시·채용공고·홈페이지에 흩어져 있어 같은 기준으로 비교하기 어렵다. 우리 팀도 2026년 하반기 취업을 준비하며 이를 체감했다.</w:t>
+              <w:t xml:space="preserve">동남권 대학생의 지역 정주 의향은 44.4%로 비수도권 권역 가운데 가장 높다[25]. 그러나 구직자·직장인은 기업을 고를 때 연봉·보상(32~48%)을 가장 먼저 보고 기업 브랜드·인지도도 10~21%를 차지하며[26][27], 지역기업의 직무·처우 정보는 공시·채용공고·홈페이지에 흩어져 있어 같은 기준으로 비교하기 어렵다. 우리 팀도 2026년 하반기 취업을 준비하며 이를 체감했다.</w:t>
             </w:r>
           </w:p>
         </w:tc>
@@ -5508,7 +5450,7 @@
           <w:sz w:val="20"/>
           <w:szCs w:val="20"/>
         </w:rPr>
-        <w:t xml:space="preserve">공식 심사기준 다섯 항목마다 연구에서 제시할 근거를 다음과 같이 연결한다.</w:t>
+        <w:t xml:space="preserve">공식 안내의 선정기준 다섯 항목(배점 비공개)마다 연구에서 제시할 근거를 다음과 같이 연결한다.</w:t>
       </w:r>
     </w:p>
     <w:tbl>
@@ -5562,7 +5504,7 @@
                 <w:sz w:val="18"/>
                 <w:szCs w:val="18"/>
               </w:rPr>
-              <w:t xml:space="preserve">공식 심사기준</w:t>
+              <w:t xml:space="preserve">공식 선정기준</w:t>
             </w:r>
           </w:p>
         </w:tc>
@@ -5637,6 +5579,26 @@
               <w:t xml:space="preserve">기업 분석의 충실성</w:t>
             </w:r>
           </w:p>
+          <w:p>
+            <w:pPr>
+              <w:autoSpaceDE w:val="0"/>
+              <w:autoSpaceDN w:val="0"/>
+              <w:spacing w:after="20" w:before="0" w:line="245" w:lineRule="exact"/>
+              <w:jc w:val="center"/>
+            </w:pPr>
+            <w:r>
+              <w:rPr>
+                <w:rFonts w:ascii="맑은 고딕" w:cs="맑은 고딕" w:eastAsia="맑은 고딕" w:hAnsi="맑은 고딕"/>
+                <w:b/>
+                <w:bCs/>
+                <w:i w:val="false"/>
+                <w:iCs w:val="false"/>
+                <w:sz w:val="18"/>
+                <w:szCs w:val="18"/>
+              </w:rPr>
+              <w:t xml:space="preserve">(기술·성장성·ESG 등)</w:t>
+            </w:r>
+          </w:p>
         </w:tc>
         <w:tc>
           <w:tcPr>
@@ -5705,7 +5667,7 @@
                 <w:sz w:val="18"/>
                 <w:szCs w:val="18"/>
               </w:rPr>
-              <w:t xml:space="preserve">전공과 직무의 연계성</w:t>
+              <w:t xml:space="preserve">전공·직무 연계성</w:t>
             </w:r>
           </w:p>
         </w:tc>
@@ -5776,7 +5738,27 @@
                 <w:sz w:val="18"/>
                 <w:szCs w:val="18"/>
               </w:rPr>
-              <w:t xml:space="preserve">재발견과 개선 아이디어의 창의성</w:t>
+              <w:t xml:space="preserve">지역기업 재발견 및</w:t>
+            </w:r>
+          </w:p>
+          <w:p>
+            <w:pPr>
+              <w:autoSpaceDE w:val="0"/>
+              <w:autoSpaceDN w:val="0"/>
+              <w:spacing w:after="20" w:before="0" w:line="245" w:lineRule="exact"/>
+              <w:jc w:val="center"/>
+            </w:pPr>
+            <w:r>
+              <w:rPr>
+                <w:rFonts w:ascii="맑은 고딕" w:cs="맑은 고딕" w:eastAsia="맑은 고딕" w:hAnsi="맑은 고딕"/>
+                <w:b/>
+                <w:bCs/>
+                <w:i w:val="false"/>
+                <w:iCs w:val="false"/>
+                <w:sz w:val="18"/>
+                <w:szCs w:val="18"/>
+              </w:rPr>
+              <w:t xml:space="preserve">개선 아이디어의 창의성</w:t>
             </w:r>
           </w:p>
         </w:tc>
@@ -5918,7 +5900,27 @@
                 <w:sz w:val="18"/>
                 <w:szCs w:val="18"/>
               </w:rPr>
-              <w:t xml:space="preserve">발표력과 전달력 (3차 심사)</w:t>
+              <w:t xml:space="preserve">발표력 및 전달력</w:t>
+            </w:r>
+          </w:p>
+          <w:p>
+            <w:pPr>
+              <w:autoSpaceDE w:val="0"/>
+              <w:autoSpaceDN w:val="0"/>
+              <w:spacing w:after="20" w:before="0" w:line="245" w:lineRule="exact"/>
+              <w:jc w:val="center"/>
+            </w:pPr>
+            <w:r>
+              <w:rPr>
+                <w:rFonts w:ascii="맑은 고딕" w:cs="맑은 고딕" w:eastAsia="맑은 고딕" w:hAnsi="맑은 고딕"/>
+                <w:b/>
+                <w:bCs/>
+                <w:i w:val="false"/>
+                <w:iCs w:val="false"/>
+                <w:sz w:val="18"/>
+                <w:szCs w:val="18"/>
+              </w:rPr>
+              <w:t xml:space="preserve">(3차심사 시)</w:t>
             </w:r>
           </w:p>
         </w:tc>
@@ -5958,12 +5960,32 @@
     </w:tbl>
     <w:p>
       <w:pPr>
+        <w:keepLines/>
+        <w:autoSpaceDE w:val="0"/>
+        <w:autoSpaceDN w:val="0"/>
+        <w:spacing w:after="60" w:before="40" w:line="255" w:lineRule="exact"/>
+      </w:pPr>
+      <w:r>
+        <w:rPr>
+          <w:rFonts w:ascii="맑은 고딕" w:cs="맑은 고딕" w:eastAsia="맑은 고딕" w:hAnsi="맑은 고딕"/>
+          <w:b w:val="false"/>
+          <w:bCs w:val="false"/>
+          <w:i w:val="false"/>
+          <w:iCs w:val="false"/>
+          <w:color w:val="595959"/>
+          <w:sz w:val="17"/>
+          <w:szCs w:val="17"/>
+        </w:rPr>
+        <w:t xml:space="preserve">심사 절차: 1차 연구계획 심사(20팀 선정, 팀별 지원금) → 2차 결과보고서 서면 심사(상위 10팀) → 3차 발표대회. [2]</w:t>
+      </w:r>
+    </w:p>
+    <w:p>
+      <w:pPr>
         <w:pStyle w:val="Heading1"/>
         <w:keepNext/>
-        <w:pageBreakBefore/>
         <w:autoSpaceDE w:val="0"/>
         <w:autoSpaceDN w:val="0"/>
-        <w:spacing w:after="100" w:before="0" w:line="392" w:lineRule="exact"/>
+        <w:spacing w:after="100" w:before="360" w:line="392" w:lineRule="exact"/>
       </w:pPr>
       <w:r>
         <w:rPr>
@@ -5976,7 +5998,7 @@
           <w:sz w:val="28"/>
           <w:szCs w:val="28"/>
         </w:rPr>
-        <w:t xml:space="preserve">Ⅳ  세부 내용 및 추진계획</w:t>
+        <w:t xml:space="preserve">Ⅳ. 세부 내용 및 추진계획</w:t>
       </w:r>
       <w:r>
         <w:rPr>
@@ -6459,7 +6481,7 @@
                 <w:sz w:val="17"/>
                 <w:szCs w:val="17"/>
               </w:rPr>
-              <w:t xml:space="preserve">10.9~25 자격·자료 검증 → 선정 후 1~3주 본 분석</w:t>
+              <w:t xml:space="preserve">10.9~25 자격·자료 검증 → 10.28~11.10 본 분석</w:t>
             </w:r>
           </w:p>
         </w:tc>
@@ -6491,7 +6513,7 @@
                 <w:sz w:val="17"/>
                 <w:szCs w:val="17"/>
               </w:rPr>
-              <w:t xml:space="preserve">10.19~25 사전 점검 → 선정 후 1~2주 본조사</w:t>
+              <w:t xml:space="preserve">10.19~25 사전 점검 → 10.28~11.10 본조사</w:t>
             </w:r>
           </w:p>
         </w:tc>
@@ -6523,7 +6545,7 @@
                 <w:sz w:val="17"/>
                 <w:szCs w:val="17"/>
               </w:rPr>
-              <w:t xml:space="preserve">10.19~25 섭외 → 선정 후 1~2주 진행</w:t>
+              <w:t xml:space="preserve">10.19~25 섭외 → 10.28~11.10 진행</w:t>
             </w:r>
           </w:p>
         </w:tc>
@@ -6555,7 +6577,7 @@
                 <w:sz w:val="17"/>
                 <w:szCs w:val="17"/>
               </w:rPr>
-              <w:t xml:space="preserve">선정 후 3주 차 → 마감 7일 전 검증</w:t>
+              <w:t xml:space="preserve">11.11~17 평가·TOP3 → 11.18 결과보고서 제출</w:t>
             </w:r>
           </w:p>
         </w:tc>
@@ -7327,9 +7349,10 @@
         <w:tblLayout w:type="fixed"/>
       </w:tblPr>
       <w:tblGrid>
+        <w:gridCol w:w="1578"/>
         <w:gridCol w:w="1874"/>
-        <w:gridCol w:w="5426"/>
-        <w:gridCol w:w="2566"/>
+        <w:gridCol w:w="4242"/>
+        <w:gridCol w:w="2172"/>
       </w:tblGrid>
       <w:tr>
         <w:trPr>
@@ -7338,6 +7361,39 @@
         </w:trPr>
         <w:tc>
           <w:tcPr>
+            <w:tcW w:type="dxa" w:w="1578"/>
+            <w:shd w:fill="D9E2F3" w:color="auto" w:val="clear"/>
+            <w:tcMar>
+              <w:top w:type="dxa" w:w="50"/>
+              <w:left w:type="dxa" w:w="90"/>
+              <w:bottom w:type="dxa" w:w="50"/>
+              <w:right w:type="dxa" w:w="90"/>
+            </w:tcMar>
+            <w:vAlign w:val="center"/>
+          </w:tcPr>
+          <w:p>
+            <w:pPr>
+              <w:autoSpaceDE w:val="0"/>
+              <w:autoSpaceDN w:val="0"/>
+              <w:spacing w:after="20" w:before="0" w:line="218" w:lineRule="exact"/>
+              <w:jc w:val="center"/>
+            </w:pPr>
+            <w:r>
+              <w:rPr>
+                <w:rFonts w:ascii="맑은 고딕" w:cs="맑은 고딕" w:eastAsia="맑은 고딕" w:hAnsi="맑은 고딕"/>
+                <w:b/>
+                <w:bCs/>
+                <w:i w:val="false"/>
+                <w:iCs w:val="false"/>
+                <w:sz w:val="16"/>
+                <w:szCs w:val="16"/>
+              </w:rPr>
+              <w:t xml:space="preserve">조사 묶음</w:t>
+            </w:r>
+          </w:p>
+        </w:tc>
+        <w:tc>
+          <w:tcPr>
             <w:tcW w:type="dxa" w:w="1874"/>
             <w:shd w:fill="D9E2F3" w:color="auto" w:val="clear"/>
             <w:tcMar>
@@ -7352,7 +7408,7 @@
             <w:pPr>
               <w:autoSpaceDE w:val="0"/>
               <w:autoSpaceDN w:val="0"/>
-              <w:spacing w:after="20" w:before="0" w:line="231" w:lineRule="exact"/>
+              <w:spacing w:after="20" w:before="0" w:line="218" w:lineRule="exact"/>
               <w:jc w:val="center"/>
             </w:pPr>
             <w:r>
@@ -7362,16 +7418,16 @@
                 <w:bCs/>
                 <w:i w:val="false"/>
                 <w:iCs w:val="false"/>
-                <w:sz w:val="17"/>
-                <w:szCs w:val="17"/>
-              </w:rPr>
-              <w:t xml:space="preserve">조사 묶음</w:t>
-            </w:r>
-          </w:p>
-        </w:tc>
-        <w:tc>
-          <w:tcPr>
-            <w:tcW w:type="dxa" w:w="5426"/>
+                <w:sz w:val="16"/>
+                <w:szCs w:val="16"/>
+              </w:rPr>
+              <w:t xml:space="preserve">공식 분석 항목 (14개)</w:t>
+            </w:r>
+          </w:p>
+        </w:tc>
+        <w:tc>
+          <w:tcPr>
+            <w:tcW w:type="dxa" w:w="4242"/>
             <w:shd w:fill="D9E2F3" w:color="auto" w:val="clear"/>
             <w:tcMar>
               <w:top w:type="dxa" w:w="50"/>
@@ -7385,7 +7441,7 @@
             <w:pPr>
               <w:autoSpaceDE w:val="0"/>
               <w:autoSpaceDN w:val="0"/>
-              <w:spacing w:after="20" w:before="0" w:line="231" w:lineRule="exact"/>
+              <w:spacing w:after="20" w:before="0" w:line="218" w:lineRule="exact"/>
               <w:jc w:val="center"/>
             </w:pPr>
             <w:r>
@@ -7395,8 +7451,8 @@
                 <w:bCs/>
                 <w:i w:val="false"/>
                 <w:iCs w:val="false"/>
-                <w:sz w:val="17"/>
-                <w:szCs w:val="17"/>
+                <w:sz w:val="16"/>
+                <w:szCs w:val="16"/>
               </w:rPr>
               <w:t xml:space="preserve">수집 항목과 분석 내용</w:t>
             </w:r>
@@ -7404,7 +7460,7 @@
         </w:tc>
         <w:tc>
           <w:tcPr>
-            <w:tcW w:type="dxa" w:w="2566"/>
+            <w:tcW w:type="dxa" w:w="2172"/>
             <w:shd w:fill="D9E2F3" w:color="auto" w:val="clear"/>
             <w:tcMar>
               <w:top w:type="dxa" w:w="50"/>
@@ -7418,7 +7474,7 @@
             <w:pPr>
               <w:autoSpaceDE w:val="0"/>
               <w:autoSpaceDN w:val="0"/>
-              <w:spacing w:after="20" w:before="0" w:line="231" w:lineRule="exact"/>
+              <w:spacing w:after="20" w:before="0" w:line="218" w:lineRule="exact"/>
               <w:jc w:val="center"/>
             </w:pPr>
             <w:r>
@@ -7428,8 +7484,8 @@
                 <w:bCs/>
                 <w:i w:val="false"/>
                 <w:iCs w:val="false"/>
-                <w:sz w:val="17"/>
-                <w:szCs w:val="17"/>
+                <w:sz w:val="16"/>
+                <w:szCs w:val="16"/>
               </w:rPr>
               <w:t xml:space="preserve">우선 근거</w:t>
             </w:r>
@@ -7443,7 +7499,7 @@
         </w:trPr>
         <w:tc>
           <w:tcPr>
-            <w:tcW w:type="dxa" w:w="1874"/>
+            <w:tcW w:type="dxa" w:w="1578"/>
             <w:shd w:fill="DEEAF6" w:color="auto" w:val="clear"/>
             <w:tcMar>
               <w:top w:type="dxa" w:w="50"/>
@@ -7457,7 +7513,7 @@
             <w:pPr>
               <w:autoSpaceDE w:val="0"/>
               <w:autoSpaceDN w:val="0"/>
-              <w:spacing w:after="20" w:before="0" w:line="231" w:lineRule="exact"/>
+              <w:spacing w:after="20" w:before="0" w:line="218" w:lineRule="exact"/>
               <w:jc w:val="center"/>
             </w:pPr>
             <w:r>
@@ -7467,8 +7523,8 @@
                 <w:bCs/>
                 <w:i w:val="false"/>
                 <w:iCs w:val="false"/>
-                <w:sz w:val="17"/>
-                <w:szCs w:val="17"/>
+                <w:sz w:val="16"/>
+                <w:szCs w:val="16"/>
               </w:rPr>
               <w:t xml:space="preserve">기업 소개와 사업</w:t>
             </w:r>
@@ -7476,31 +7532,63 @@
         </w:tc>
         <w:tc>
           <w:tcPr>
-            <w:tcW w:type="dxa" w:w="5426"/>
-            <w:tcMar>
-              <w:top w:type="dxa" w:w="50"/>
-              <w:left w:type="dxa" w:w="90"/>
-              <w:bottom w:type="dxa" w:w="50"/>
-              <w:right w:type="dxa" w:w="90"/>
-            </w:tcMar>
-            <w:vAlign w:val="center"/>
-          </w:tcPr>
-          <w:p>
-            <w:pPr>
-              <w:autoSpaceDE w:val="0"/>
-              <w:autoSpaceDN w:val="0"/>
-              <w:spacing w:after="20" w:before="0" w:line="231" w:lineRule="exact"/>
-              <w:jc w:val="left"/>
-            </w:pPr>
-            <w:r>
-              <w:rPr>
-                <w:rFonts w:ascii="맑은 고딕" w:cs="맑은 고딕" w:eastAsia="맑은 고딕" w:hAnsi="맑은 고딕"/>
-                <w:b w:val="false"/>
-                <w:bCs w:val="false"/>
-                <w:i w:val="false"/>
-                <w:iCs w:val="false"/>
-                <w:sz w:val="17"/>
-                <w:szCs w:val="17"/>
+            <w:tcW w:type="dxa" w:w="1874"/>
+            <w:tcMar>
+              <w:top w:type="dxa" w:w="50"/>
+              <w:left w:type="dxa" w:w="90"/>
+              <w:bottom w:type="dxa" w:w="50"/>
+              <w:right w:type="dxa" w:w="90"/>
+            </w:tcMar>
+            <w:vAlign w:val="center"/>
+          </w:tcPr>
+          <w:p>
+            <w:pPr>
+              <w:autoSpaceDE w:val="0"/>
+              <w:autoSpaceDN w:val="0"/>
+              <w:spacing w:after="20" w:before="0" w:line="218" w:lineRule="exact"/>
+              <w:jc w:val="left"/>
+            </w:pPr>
+            <w:r>
+              <w:rPr>
+                <w:rFonts w:ascii="맑은 고딕" w:cs="맑은 고딕" w:eastAsia="맑은 고딕" w:hAnsi="맑은 고딕"/>
+                <w:b w:val="false"/>
+                <w:bCs w:val="false"/>
+                <w:i w:val="false"/>
+                <w:iCs w:val="false"/>
+                <w:sz w:val="16"/>
+                <w:szCs w:val="16"/>
+              </w:rPr>
+              <w:t xml:space="preserve">① 기업소개</w:t>
+            </w:r>
+          </w:p>
+        </w:tc>
+        <w:tc>
+          <w:tcPr>
+            <w:tcW w:type="dxa" w:w="4242"/>
+            <w:tcMar>
+              <w:top w:type="dxa" w:w="50"/>
+              <w:left w:type="dxa" w:w="90"/>
+              <w:bottom w:type="dxa" w:w="50"/>
+              <w:right w:type="dxa" w:w="90"/>
+            </w:tcMar>
+            <w:vAlign w:val="center"/>
+          </w:tcPr>
+          <w:p>
+            <w:pPr>
+              <w:autoSpaceDE w:val="0"/>
+              <w:autoSpaceDN w:val="0"/>
+              <w:spacing w:after="20" w:before="0" w:line="218" w:lineRule="exact"/>
+              <w:jc w:val="left"/>
+            </w:pPr>
+            <w:r>
+              <w:rPr>
+                <w:rFonts w:ascii="맑은 고딕" w:cs="맑은 고딕" w:eastAsia="맑은 고딕" w:hAnsi="맑은 고딕"/>
+                <w:b w:val="false"/>
+                <w:bCs w:val="false"/>
+                <w:i w:val="false"/>
+                <w:iCs w:val="false"/>
+                <w:sz w:val="16"/>
+                <w:szCs w:val="16"/>
               </w:rPr>
               <w:t xml:space="preserve">법인명·본점·사업장, 주요 사업·제품, 임직원 수와 매출, 산업 내 위치</w:t>
             </w:r>
@@ -7508,31 +7596,31 @@
         </w:tc>
         <w:tc>
           <w:tcPr>
-            <w:tcW w:type="dxa" w:w="2566"/>
-            <w:tcMar>
-              <w:top w:type="dxa" w:w="50"/>
-              <w:left w:type="dxa" w:w="90"/>
-              <w:bottom w:type="dxa" w:w="50"/>
-              <w:right w:type="dxa" w:w="90"/>
-            </w:tcMar>
-            <w:vAlign w:val="center"/>
-          </w:tcPr>
-          <w:p>
-            <w:pPr>
-              <w:autoSpaceDE w:val="0"/>
-              <w:autoSpaceDN w:val="0"/>
-              <w:spacing w:after="20" w:before="0" w:line="231" w:lineRule="exact"/>
-              <w:jc w:val="left"/>
-            </w:pPr>
-            <w:r>
-              <w:rPr>
-                <w:rFonts w:ascii="맑은 고딕" w:cs="맑은 고딕" w:eastAsia="맑은 고딕" w:hAnsi="맑은 고딕"/>
-                <w:b w:val="false"/>
-                <w:bCs w:val="false"/>
-                <w:i w:val="false"/>
-                <w:iCs w:val="false"/>
-                <w:sz w:val="17"/>
-                <w:szCs w:val="17"/>
+            <w:tcW w:type="dxa" w:w="2172"/>
+            <w:tcMar>
+              <w:top w:type="dxa" w:w="50"/>
+              <w:left w:type="dxa" w:w="90"/>
+              <w:bottom w:type="dxa" w:w="50"/>
+              <w:right w:type="dxa" w:w="90"/>
+            </w:tcMar>
+            <w:vAlign w:val="center"/>
+          </w:tcPr>
+          <w:p>
+            <w:pPr>
+              <w:autoSpaceDE w:val="0"/>
+              <w:autoSpaceDN w:val="0"/>
+              <w:spacing w:after="20" w:before="0" w:line="218" w:lineRule="exact"/>
+              <w:jc w:val="left"/>
+            </w:pPr>
+            <w:r>
+              <w:rPr>
+                <w:rFonts w:ascii="맑은 고딕" w:cs="맑은 고딕" w:eastAsia="맑은 고딕" w:hAnsi="맑은 고딕"/>
+                <w:b w:val="false"/>
+                <w:bCs w:val="false"/>
+                <w:i w:val="false"/>
+                <w:iCs w:val="false"/>
+                <w:sz w:val="16"/>
+                <w:szCs w:val="16"/>
               </w:rPr>
               <w:t xml:space="preserve">공식 홈페이지, 사업·감사보고서</w:t>
             </w:r>
@@ -7546,7 +7634,7 @@
         </w:trPr>
         <w:tc>
           <w:tcPr>
-            <w:tcW w:type="dxa" w:w="1874"/>
+            <w:tcW w:type="dxa" w:w="1578"/>
             <w:shd w:fill="DEEAF6" w:color="auto" w:val="clear"/>
             <w:tcMar>
               <w:top w:type="dxa" w:w="50"/>
@@ -7560,7 +7648,7 @@
             <w:pPr>
               <w:autoSpaceDE w:val="0"/>
               <w:autoSpaceDN w:val="0"/>
-              <w:spacing w:after="20" w:before="0" w:line="231" w:lineRule="exact"/>
+              <w:spacing w:after="20" w:before="0" w:line="218" w:lineRule="exact"/>
               <w:jc w:val="center"/>
             </w:pPr>
             <w:r>
@@ -7570,8 +7658,8 @@
                 <w:bCs/>
                 <w:i w:val="false"/>
                 <w:iCs w:val="false"/>
-                <w:sz w:val="17"/>
-                <w:szCs w:val="17"/>
+                <w:sz w:val="16"/>
+                <w:szCs w:val="16"/>
               </w:rPr>
               <w:t xml:space="preserve">핵심 기술과 산업 전망</w:t>
             </w:r>
@@ -7579,31 +7667,63 @@
         </w:tc>
         <w:tc>
           <w:tcPr>
-            <w:tcW w:type="dxa" w:w="5426"/>
-            <w:tcMar>
-              <w:top w:type="dxa" w:w="50"/>
-              <w:left w:type="dxa" w:w="90"/>
-              <w:bottom w:type="dxa" w:w="50"/>
-              <w:right w:type="dxa" w:w="90"/>
-            </w:tcMar>
-            <w:vAlign w:val="center"/>
-          </w:tcPr>
-          <w:p>
-            <w:pPr>
-              <w:autoSpaceDE w:val="0"/>
-              <w:autoSpaceDN w:val="0"/>
-              <w:spacing w:after="20" w:before="0" w:line="231" w:lineRule="exact"/>
-              <w:jc w:val="left"/>
-            </w:pPr>
-            <w:r>
-              <w:rPr>
-                <w:rFonts w:ascii="맑은 고딕" w:cs="맑은 고딕" w:eastAsia="맑은 고딕" w:hAnsi="맑은 고딕"/>
-                <w:b w:val="false"/>
-                <w:bCs w:val="false"/>
-                <w:i w:val="false"/>
-                <w:iCs w:val="false"/>
-                <w:sz w:val="17"/>
-                <w:szCs w:val="17"/>
+            <w:tcW w:type="dxa" w:w="1874"/>
+            <w:tcMar>
+              <w:top w:type="dxa" w:w="50"/>
+              <w:left w:type="dxa" w:w="90"/>
+              <w:bottom w:type="dxa" w:w="50"/>
+              <w:right w:type="dxa" w:w="90"/>
+            </w:tcMar>
+            <w:vAlign w:val="center"/>
+          </w:tcPr>
+          <w:p>
+            <w:pPr>
+              <w:autoSpaceDE w:val="0"/>
+              <w:autoSpaceDN w:val="0"/>
+              <w:spacing w:after="20" w:before="0" w:line="218" w:lineRule="exact"/>
+              <w:jc w:val="left"/>
+            </w:pPr>
+            <w:r>
+              <w:rPr>
+                <w:rFonts w:ascii="맑은 고딕" w:cs="맑은 고딕" w:eastAsia="맑은 고딕" w:hAnsi="맑은 고딕"/>
+                <w:b w:val="false"/>
+                <w:bCs w:val="false"/>
+                <w:i w:val="false"/>
+                <w:iCs w:val="false"/>
+                <w:sz w:val="16"/>
+                <w:szCs w:val="16"/>
+              </w:rPr>
+              <w:t xml:space="preserve">② 핵심 기술 ④ 산업 전망</w:t>
+            </w:r>
+          </w:p>
+        </w:tc>
+        <w:tc>
+          <w:tcPr>
+            <w:tcW w:type="dxa" w:w="4242"/>
+            <w:tcMar>
+              <w:top w:type="dxa" w:w="50"/>
+              <w:left w:type="dxa" w:w="90"/>
+              <w:bottom w:type="dxa" w:w="50"/>
+              <w:right w:type="dxa" w:w="90"/>
+            </w:tcMar>
+            <w:vAlign w:val="center"/>
+          </w:tcPr>
+          <w:p>
+            <w:pPr>
+              <w:autoSpaceDE w:val="0"/>
+              <w:autoSpaceDN w:val="0"/>
+              <w:spacing w:after="20" w:before="0" w:line="218" w:lineRule="exact"/>
+              <w:jc w:val="left"/>
+            </w:pPr>
+            <w:r>
+              <w:rPr>
+                <w:rFonts w:ascii="맑은 고딕" w:cs="맑은 고딕" w:eastAsia="맑은 고딕" w:hAnsi="맑은 고딕"/>
+                <w:b w:val="false"/>
+                <w:bCs w:val="false"/>
+                <w:i w:val="false"/>
+                <w:iCs w:val="false"/>
+                <w:sz w:val="16"/>
+                <w:szCs w:val="16"/>
               </w:rPr>
               <w:t xml:space="preserve">제품이 해결하는 문제, 기술 차이, 연구개발·인증·납품, 산업 수요와 경쟁 위험</w:t>
             </w:r>
@@ -7611,31 +7731,31 @@
         </w:tc>
         <w:tc>
           <w:tcPr>
-            <w:tcW w:type="dxa" w:w="2566"/>
-            <w:tcMar>
-              <w:top w:type="dxa" w:w="50"/>
-              <w:left w:type="dxa" w:w="90"/>
-              <w:bottom w:type="dxa" w:w="50"/>
-              <w:right w:type="dxa" w:w="90"/>
-            </w:tcMar>
-            <w:vAlign w:val="center"/>
-          </w:tcPr>
-          <w:p>
-            <w:pPr>
-              <w:autoSpaceDE w:val="0"/>
-              <w:autoSpaceDN w:val="0"/>
-              <w:spacing w:after="20" w:before="0" w:line="231" w:lineRule="exact"/>
-              <w:jc w:val="left"/>
-            </w:pPr>
-            <w:r>
-              <w:rPr>
-                <w:rFonts w:ascii="맑은 고딕" w:cs="맑은 고딕" w:eastAsia="맑은 고딕" w:hAnsi="맑은 고딕"/>
-                <w:b w:val="false"/>
-                <w:bCs w:val="false"/>
-                <w:i w:val="false"/>
-                <w:iCs w:val="false"/>
-                <w:sz w:val="17"/>
-                <w:szCs w:val="17"/>
+            <w:tcW w:type="dxa" w:w="2172"/>
+            <w:tcMar>
+              <w:top w:type="dxa" w:w="50"/>
+              <w:left w:type="dxa" w:w="90"/>
+              <w:bottom w:type="dxa" w:w="50"/>
+              <w:right w:type="dxa" w:w="90"/>
+            </w:tcMar>
+            <w:vAlign w:val="center"/>
+          </w:tcPr>
+          <w:p>
+            <w:pPr>
+              <w:autoSpaceDE w:val="0"/>
+              <w:autoSpaceDN w:val="0"/>
+              <w:spacing w:after="20" w:before="0" w:line="218" w:lineRule="exact"/>
+              <w:jc w:val="left"/>
+            </w:pPr>
+            <w:r>
+              <w:rPr>
+                <w:rFonts w:ascii="맑은 고딕" w:cs="맑은 고딕" w:eastAsia="맑은 고딕" w:hAnsi="맑은 고딕"/>
+                <w:b w:val="false"/>
+                <w:bCs w:val="false"/>
+                <w:i w:val="false"/>
+                <w:iCs w:val="false"/>
+                <w:sz w:val="16"/>
+                <w:szCs w:val="16"/>
               </w:rPr>
               <w:t xml:space="preserve">사업보고서, 제품 자료, 공공 산업자료</w:t>
             </w:r>
@@ -7649,7 +7769,7 @@
         </w:trPr>
         <w:tc>
           <w:tcPr>
-            <w:tcW w:type="dxa" w:w="1874"/>
+            <w:tcW w:type="dxa" w:w="1578"/>
             <w:shd w:fill="DEEAF6" w:color="auto" w:val="clear"/>
             <w:tcMar>
               <w:top w:type="dxa" w:w="50"/>
@@ -7663,7 +7783,7 @@
             <w:pPr>
               <w:autoSpaceDE w:val="0"/>
               <w:autoSpaceDN w:val="0"/>
-              <w:spacing w:after="20" w:before="0" w:line="231" w:lineRule="exact"/>
+              <w:spacing w:after="20" w:before="0" w:line="218" w:lineRule="exact"/>
               <w:jc w:val="center"/>
             </w:pPr>
             <w:r>
@@ -7673,8 +7793,8 @@
                 <w:bCs/>
                 <w:i w:val="false"/>
                 <w:iCs w:val="false"/>
-                <w:sz w:val="17"/>
-                <w:szCs w:val="17"/>
+                <w:sz w:val="16"/>
+                <w:szCs w:val="16"/>
               </w:rPr>
               <w:t xml:space="preserve">성장성과 해외진출</w:t>
             </w:r>
@@ -7682,31 +7802,63 @@
         </w:tc>
         <w:tc>
           <w:tcPr>
-            <w:tcW w:type="dxa" w:w="5426"/>
-            <w:tcMar>
-              <w:top w:type="dxa" w:w="50"/>
-              <w:left w:type="dxa" w:w="90"/>
-              <w:bottom w:type="dxa" w:w="50"/>
-              <w:right w:type="dxa" w:w="90"/>
-            </w:tcMar>
-            <w:vAlign w:val="center"/>
-          </w:tcPr>
-          <w:p>
-            <w:pPr>
-              <w:autoSpaceDE w:val="0"/>
-              <w:autoSpaceDN w:val="0"/>
-              <w:spacing w:after="20" w:before="0" w:line="231" w:lineRule="exact"/>
-              <w:jc w:val="left"/>
-            </w:pPr>
-            <w:r>
-              <w:rPr>
-                <w:rFonts w:ascii="맑은 고딕" w:cs="맑은 고딕" w:eastAsia="맑은 고딕" w:hAnsi="맑은 고딕"/>
-                <w:b w:val="false"/>
-                <w:bCs w:val="false"/>
-                <w:i w:val="false"/>
-                <w:iCs w:val="false"/>
-                <w:sz w:val="17"/>
-                <w:szCs w:val="17"/>
+            <w:tcW w:type="dxa" w:w="1874"/>
+            <w:tcMar>
+              <w:top w:type="dxa" w:w="50"/>
+              <w:left w:type="dxa" w:w="90"/>
+              <w:bottom w:type="dxa" w:w="50"/>
+              <w:right w:type="dxa" w:w="90"/>
+            </w:tcMar>
+            <w:vAlign w:val="center"/>
+          </w:tcPr>
+          <w:p>
+            <w:pPr>
+              <w:autoSpaceDE w:val="0"/>
+              <w:autoSpaceDN w:val="0"/>
+              <w:spacing w:after="20" w:before="0" w:line="218" w:lineRule="exact"/>
+              <w:jc w:val="left"/>
+            </w:pPr>
+            <w:r>
+              <w:rPr>
+                <w:rFonts w:ascii="맑은 고딕" w:cs="맑은 고딕" w:eastAsia="맑은 고딕" w:hAnsi="맑은 고딕"/>
+                <w:b w:val="false"/>
+                <w:bCs w:val="false"/>
+                <w:i w:val="false"/>
+                <w:iCs w:val="false"/>
+                <w:sz w:val="16"/>
+                <w:szCs w:val="16"/>
+              </w:rPr>
+              <w:t xml:space="preserve">③ 성장성 ⑧ 해외진출</w:t>
+            </w:r>
+          </w:p>
+        </w:tc>
+        <w:tc>
+          <w:tcPr>
+            <w:tcW w:type="dxa" w:w="4242"/>
+            <w:tcMar>
+              <w:top w:type="dxa" w:w="50"/>
+              <w:left w:type="dxa" w:w="90"/>
+              <w:bottom w:type="dxa" w:w="50"/>
+              <w:right w:type="dxa" w:w="90"/>
+            </w:tcMar>
+            <w:vAlign w:val="center"/>
+          </w:tcPr>
+          <w:p>
+            <w:pPr>
+              <w:autoSpaceDE w:val="0"/>
+              <w:autoSpaceDN w:val="0"/>
+              <w:spacing w:after="20" w:before="0" w:line="218" w:lineRule="exact"/>
+              <w:jc w:val="left"/>
+            </w:pPr>
+            <w:r>
+              <w:rPr>
+                <w:rFonts w:ascii="맑은 고딕" w:cs="맑은 고딕" w:eastAsia="맑은 고딕" w:hAnsi="맑은 고딕"/>
+                <w:b w:val="false"/>
+                <w:bCs w:val="false"/>
+                <w:i w:val="false"/>
+                <w:iCs w:val="false"/>
+                <w:sz w:val="16"/>
+                <w:szCs w:val="16"/>
               </w:rPr>
               <w:t xml:space="preserve">2023~2025년 실적·현금흐름, 재무 위험, 수주·고객 집중, 해외 거점과 매출, 2026년 후속 변화</w:t>
             </w:r>
@@ -7714,31 +7866,31 @@
         </w:tc>
         <w:tc>
           <w:tcPr>
-            <w:tcW w:type="dxa" w:w="2566"/>
-            <w:tcMar>
-              <w:top w:type="dxa" w:w="50"/>
-              <w:left w:type="dxa" w:w="90"/>
-              <w:bottom w:type="dxa" w:w="50"/>
-              <w:right w:type="dxa" w:w="90"/>
-            </w:tcMar>
-            <w:vAlign w:val="center"/>
-          </w:tcPr>
-          <w:p>
-            <w:pPr>
-              <w:autoSpaceDE w:val="0"/>
-              <w:autoSpaceDN w:val="0"/>
-              <w:spacing w:after="20" w:before="0" w:line="231" w:lineRule="exact"/>
-              <w:jc w:val="left"/>
-            </w:pPr>
-            <w:r>
-              <w:rPr>
-                <w:rFonts w:ascii="맑은 고딕" w:cs="맑은 고딕" w:eastAsia="맑은 고딕" w:hAnsi="맑은 고딕"/>
-                <w:b w:val="false"/>
-                <w:bCs w:val="false"/>
-                <w:i w:val="false"/>
-                <w:iCs w:val="false"/>
-                <w:sz w:val="17"/>
-                <w:szCs w:val="17"/>
+            <w:tcW w:type="dxa" w:w="2172"/>
+            <w:tcMar>
+              <w:top w:type="dxa" w:w="50"/>
+              <w:left w:type="dxa" w:w="90"/>
+              <w:bottom w:type="dxa" w:w="50"/>
+              <w:right w:type="dxa" w:w="90"/>
+            </w:tcMar>
+            <w:vAlign w:val="center"/>
+          </w:tcPr>
+          <w:p>
+            <w:pPr>
+              <w:autoSpaceDE w:val="0"/>
+              <w:autoSpaceDN w:val="0"/>
+              <w:spacing w:after="20" w:before="0" w:line="218" w:lineRule="exact"/>
+              <w:jc w:val="left"/>
+            </w:pPr>
+            <w:r>
+              <w:rPr>
+                <w:rFonts w:ascii="맑은 고딕" w:cs="맑은 고딕" w:eastAsia="맑은 고딕" w:hAnsi="맑은 고딕"/>
+                <w:b w:val="false"/>
+                <w:bCs w:val="false"/>
+                <w:i w:val="false"/>
+                <w:iCs w:val="false"/>
+                <w:sz w:val="16"/>
+                <w:szCs w:val="16"/>
               </w:rPr>
               <w:t xml:space="preserve">동일 기준 공시, 회사 발표, 수출 자료</w:t>
             </w:r>
@@ -7752,7 +7904,7 @@
         </w:trPr>
         <w:tc>
           <w:tcPr>
-            <w:tcW w:type="dxa" w:w="1874"/>
+            <w:tcW w:type="dxa" w:w="1578"/>
             <w:shd w:fill="DEEAF6" w:color="auto" w:val="clear"/>
             <w:tcMar>
               <w:top w:type="dxa" w:w="50"/>
@@ -7766,7 +7918,7 @@
             <w:pPr>
               <w:autoSpaceDE w:val="0"/>
               <w:autoSpaceDN w:val="0"/>
-              <w:spacing w:after="20" w:before="0" w:line="231" w:lineRule="exact"/>
+              <w:spacing w:after="20" w:before="0" w:line="218" w:lineRule="exact"/>
               <w:jc w:val="center"/>
             </w:pPr>
             <w:r>
@@ -7776,8 +7928,8 @@
                 <w:bCs/>
                 <w:i w:val="false"/>
                 <w:iCs w:val="false"/>
-                <w:sz w:val="17"/>
-                <w:szCs w:val="17"/>
+                <w:sz w:val="16"/>
+                <w:szCs w:val="16"/>
               </w:rPr>
               <w:t xml:space="preserve">직무와 필요역량</w:t>
             </w:r>
@@ -7785,31 +7937,63 @@
         </w:tc>
         <w:tc>
           <w:tcPr>
-            <w:tcW w:type="dxa" w:w="5426"/>
-            <w:tcMar>
-              <w:top w:type="dxa" w:w="50"/>
-              <w:left w:type="dxa" w:w="90"/>
-              <w:bottom w:type="dxa" w:w="50"/>
-              <w:right w:type="dxa" w:w="90"/>
-            </w:tcMar>
-            <w:vAlign w:val="center"/>
-          </w:tcPr>
-          <w:p>
-            <w:pPr>
-              <w:autoSpaceDE w:val="0"/>
-              <w:autoSpaceDN w:val="0"/>
-              <w:spacing w:after="20" w:before="0" w:line="231" w:lineRule="exact"/>
-              <w:jc w:val="left"/>
-            </w:pPr>
-            <w:r>
-              <w:rPr>
-                <w:rFonts w:ascii="맑은 고딕" w:cs="맑은 고딕" w:eastAsia="맑은 고딕" w:hAnsi="맑은 고딕"/>
-                <w:b w:val="false"/>
-                <w:bCs w:val="false"/>
-                <w:i w:val="false"/>
-                <w:iCs w:val="false"/>
-                <w:sz w:val="17"/>
-                <w:szCs w:val="17"/>
+            <w:tcW w:type="dxa" w:w="1874"/>
+            <w:tcMar>
+              <w:top w:type="dxa" w:w="50"/>
+              <w:left w:type="dxa" w:w="90"/>
+              <w:bottom w:type="dxa" w:w="50"/>
+              <w:right w:type="dxa" w:w="90"/>
+            </w:tcMar>
+            <w:vAlign w:val="center"/>
+          </w:tcPr>
+          <w:p>
+            <w:pPr>
+              <w:autoSpaceDE w:val="0"/>
+              <w:autoSpaceDN w:val="0"/>
+              <w:spacing w:after="20" w:before="0" w:line="218" w:lineRule="exact"/>
+              <w:jc w:val="left"/>
+            </w:pPr>
+            <w:r>
+              <w:rPr>
+                <w:rFonts w:ascii="맑은 고딕" w:cs="맑은 고딕" w:eastAsia="맑은 고딕" w:hAnsi="맑은 고딕"/>
+                <w:b w:val="false"/>
+                <w:bCs w:val="false"/>
+                <w:i w:val="false"/>
+                <w:iCs w:val="false"/>
+                <w:sz w:val="16"/>
+                <w:szCs w:val="16"/>
+              </w:rPr>
+              <w:t xml:space="preserve">⑤ 직무 분석 ⑪ 필요역량</w:t>
+            </w:r>
+          </w:p>
+        </w:tc>
+        <w:tc>
+          <w:tcPr>
+            <w:tcW w:type="dxa" w:w="4242"/>
+            <w:tcMar>
+              <w:top w:type="dxa" w:w="50"/>
+              <w:left w:type="dxa" w:w="90"/>
+              <w:bottom w:type="dxa" w:w="50"/>
+              <w:right w:type="dxa" w:w="90"/>
+            </w:tcMar>
+            <w:vAlign w:val="center"/>
+          </w:tcPr>
+          <w:p>
+            <w:pPr>
+              <w:autoSpaceDE w:val="0"/>
+              <w:autoSpaceDN w:val="0"/>
+              <w:spacing w:after="20" w:before="0" w:line="218" w:lineRule="exact"/>
+              <w:jc w:val="left"/>
+            </w:pPr>
+            <w:r>
+              <w:rPr>
+                <w:rFonts w:ascii="맑은 고딕" w:cs="맑은 고딕" w:eastAsia="맑은 고딕" w:hAnsi="맑은 고딕"/>
+                <w:b w:val="false"/>
+                <w:bCs w:val="false"/>
+                <w:i w:val="false"/>
+                <w:iCs w:val="false"/>
+                <w:sz w:val="16"/>
+                <w:szCs w:val="16"/>
               </w:rPr>
               <w:t xml:space="preserve">대표 신입 직무, 하루 업무, 학력·전공·어학·자격, 실무 도구, 필수·우대 구분</w:t>
             </w:r>
@@ -7817,31 +8001,31 @@
         </w:tc>
         <w:tc>
           <w:tcPr>
-            <w:tcW w:type="dxa" w:w="2566"/>
-            <w:tcMar>
-              <w:top w:type="dxa" w:w="50"/>
-              <w:left w:type="dxa" w:w="90"/>
-              <w:bottom w:type="dxa" w:w="50"/>
-              <w:right w:type="dxa" w:w="90"/>
-            </w:tcMar>
-            <w:vAlign w:val="center"/>
-          </w:tcPr>
-          <w:p>
-            <w:pPr>
-              <w:autoSpaceDE w:val="0"/>
-              <w:autoSpaceDN w:val="0"/>
-              <w:spacing w:after="20" w:before="0" w:line="231" w:lineRule="exact"/>
-              <w:jc w:val="left"/>
-            </w:pPr>
-            <w:r>
-              <w:rPr>
-                <w:rFonts w:ascii="맑은 고딕" w:cs="맑은 고딕" w:eastAsia="맑은 고딕" w:hAnsi="맑은 고딕"/>
-                <w:b w:val="false"/>
-                <w:bCs w:val="false"/>
-                <w:i w:val="false"/>
-                <w:iCs w:val="false"/>
-                <w:sz w:val="17"/>
-                <w:szCs w:val="17"/>
+            <w:tcW w:type="dxa" w:w="2172"/>
+            <w:tcMar>
+              <w:top w:type="dxa" w:w="50"/>
+              <w:left w:type="dxa" w:w="90"/>
+              <w:bottom w:type="dxa" w:w="50"/>
+              <w:right w:type="dxa" w:w="90"/>
+            </w:tcMar>
+            <w:vAlign w:val="center"/>
+          </w:tcPr>
+          <w:p>
+            <w:pPr>
+              <w:autoSpaceDE w:val="0"/>
+              <w:autoSpaceDN w:val="0"/>
+              <w:spacing w:after="20" w:before="0" w:line="218" w:lineRule="exact"/>
+              <w:jc w:val="left"/>
+            </w:pPr>
+            <w:r>
+              <w:rPr>
+                <w:rFonts w:ascii="맑은 고딕" w:cs="맑은 고딕" w:eastAsia="맑은 고딕" w:hAnsi="맑은 고딕"/>
+                <w:b w:val="false"/>
+                <w:bCs w:val="false"/>
+                <w:i w:val="false"/>
+                <w:iCs w:val="false"/>
+                <w:sz w:val="16"/>
+                <w:szCs w:val="16"/>
               </w:rPr>
               <w:t xml:space="preserve">실제 채용공고, 인사팀, 현직자</w:t>
             </w:r>
@@ -7855,7 +8039,7 @@
         </w:trPr>
         <w:tc>
           <w:tcPr>
-            <w:tcW w:type="dxa" w:w="1874"/>
+            <w:tcW w:type="dxa" w:w="1578"/>
             <w:shd w:fill="DEEAF6" w:color="auto" w:val="clear"/>
             <w:tcMar>
               <w:top w:type="dxa" w:w="50"/>
@@ -7869,7 +8053,7 @@
             <w:pPr>
               <w:autoSpaceDE w:val="0"/>
               <w:autoSpaceDN w:val="0"/>
-              <w:spacing w:after="20" w:before="0" w:line="231" w:lineRule="exact"/>
+              <w:spacing w:after="20" w:before="0" w:line="218" w:lineRule="exact"/>
               <w:jc w:val="center"/>
             </w:pPr>
             <w:r>
@@ -7879,8 +8063,8 @@
                 <w:bCs/>
                 <w:i w:val="false"/>
                 <w:iCs w:val="false"/>
-                <w:sz w:val="17"/>
-                <w:szCs w:val="17"/>
+                <w:sz w:val="16"/>
+                <w:szCs w:val="16"/>
               </w:rPr>
               <w:t xml:space="preserve">워라밸과 복지</w:t>
             </w:r>
@@ -7888,31 +8072,63 @@
         </w:tc>
         <w:tc>
           <w:tcPr>
-            <w:tcW w:type="dxa" w:w="5426"/>
-            <w:tcMar>
-              <w:top w:type="dxa" w:w="50"/>
-              <w:left w:type="dxa" w:w="90"/>
-              <w:bottom w:type="dxa" w:w="50"/>
-              <w:right w:type="dxa" w:w="90"/>
-            </w:tcMar>
-            <w:vAlign w:val="center"/>
-          </w:tcPr>
-          <w:p>
-            <w:pPr>
-              <w:autoSpaceDE w:val="0"/>
-              <w:autoSpaceDN w:val="0"/>
-              <w:spacing w:after="20" w:before="0" w:line="231" w:lineRule="exact"/>
-              <w:jc w:val="left"/>
-            </w:pPr>
-            <w:r>
-              <w:rPr>
-                <w:rFonts w:ascii="맑은 고딕" w:cs="맑은 고딕" w:eastAsia="맑은 고딕" w:hAnsi="맑은 고딕"/>
-                <w:b w:val="false"/>
-                <w:bCs w:val="false"/>
-                <w:i w:val="false"/>
-                <w:iCs w:val="false"/>
-                <w:sz w:val="17"/>
-                <w:szCs w:val="17"/>
+            <w:tcW w:type="dxa" w:w="1874"/>
+            <w:tcMar>
+              <w:top w:type="dxa" w:w="50"/>
+              <w:left w:type="dxa" w:w="90"/>
+              <w:bottom w:type="dxa" w:w="50"/>
+              <w:right w:type="dxa" w:w="90"/>
+            </w:tcMar>
+            <w:vAlign w:val="center"/>
+          </w:tcPr>
+          <w:p>
+            <w:pPr>
+              <w:autoSpaceDE w:val="0"/>
+              <w:autoSpaceDN w:val="0"/>
+              <w:spacing w:after="20" w:before="0" w:line="218" w:lineRule="exact"/>
+              <w:jc w:val="left"/>
+            </w:pPr>
+            <w:r>
+              <w:rPr>
+                <w:rFonts w:ascii="맑은 고딕" w:cs="맑은 고딕" w:eastAsia="맑은 고딕" w:hAnsi="맑은 고딕"/>
+                <w:b w:val="false"/>
+                <w:bCs w:val="false"/>
+                <w:i w:val="false"/>
+                <w:iCs w:val="false"/>
+                <w:sz w:val="16"/>
+                <w:szCs w:val="16"/>
+              </w:rPr>
+              <w:t xml:space="preserve">⑥ 워라밸 ⑦ 복지</w:t>
+            </w:r>
+          </w:p>
+        </w:tc>
+        <w:tc>
+          <w:tcPr>
+            <w:tcW w:type="dxa" w:w="4242"/>
+            <w:tcMar>
+              <w:top w:type="dxa" w:w="50"/>
+              <w:left w:type="dxa" w:w="90"/>
+              <w:bottom w:type="dxa" w:w="50"/>
+              <w:right w:type="dxa" w:w="90"/>
+            </w:tcMar>
+            <w:vAlign w:val="center"/>
+          </w:tcPr>
+          <w:p>
+            <w:pPr>
+              <w:autoSpaceDE w:val="0"/>
+              <w:autoSpaceDN w:val="0"/>
+              <w:spacing w:after="20" w:before="0" w:line="218" w:lineRule="exact"/>
+              <w:jc w:val="left"/>
+            </w:pPr>
+            <w:r>
+              <w:rPr>
+                <w:rFonts w:ascii="맑은 고딕" w:cs="맑은 고딕" w:eastAsia="맑은 고딕" w:hAnsi="맑은 고딕"/>
+                <w:b w:val="false"/>
+                <w:bCs w:val="false"/>
+                <w:i w:val="false"/>
+                <w:iCs w:val="false"/>
+                <w:sz w:val="16"/>
+                <w:szCs w:val="16"/>
               </w:rPr>
               <w:t xml:space="preserve">계약 근로시간과 실제 업무 경험, 교대·출장, 휴가, 통근·주거·교육 지원과 적용 대상</w:t>
             </w:r>
@@ -7920,31 +8136,31 @@
         </w:tc>
         <w:tc>
           <w:tcPr>
-            <w:tcW w:type="dxa" w:w="2566"/>
-            <w:tcMar>
-              <w:top w:type="dxa" w:w="50"/>
-              <w:left w:type="dxa" w:w="90"/>
-              <w:bottom w:type="dxa" w:w="50"/>
-              <w:right w:type="dxa" w:w="90"/>
-            </w:tcMar>
-            <w:vAlign w:val="center"/>
-          </w:tcPr>
-          <w:p>
-            <w:pPr>
-              <w:autoSpaceDE w:val="0"/>
-              <w:autoSpaceDN w:val="0"/>
-              <w:spacing w:after="20" w:before="0" w:line="231" w:lineRule="exact"/>
-              <w:jc w:val="left"/>
-            </w:pPr>
-            <w:r>
-              <w:rPr>
-                <w:rFonts w:ascii="맑은 고딕" w:cs="맑은 고딕" w:eastAsia="맑은 고딕" w:hAnsi="맑은 고딕"/>
-                <w:b w:val="false"/>
-                <w:bCs w:val="false"/>
-                <w:i w:val="false"/>
-                <w:iCs w:val="false"/>
-                <w:sz w:val="17"/>
-                <w:szCs w:val="17"/>
+            <w:tcW w:type="dxa" w:w="2172"/>
+            <w:tcMar>
+              <w:top w:type="dxa" w:w="50"/>
+              <w:left w:type="dxa" w:w="90"/>
+              <w:bottom w:type="dxa" w:w="50"/>
+              <w:right w:type="dxa" w:w="90"/>
+            </w:tcMar>
+            <w:vAlign w:val="center"/>
+          </w:tcPr>
+          <w:p>
+            <w:pPr>
+              <w:autoSpaceDE w:val="0"/>
+              <w:autoSpaceDN w:val="0"/>
+              <w:spacing w:after="20" w:before="0" w:line="218" w:lineRule="exact"/>
+              <w:jc w:val="left"/>
+            </w:pPr>
+            <w:r>
+              <w:rPr>
+                <w:rFonts w:ascii="맑은 고딕" w:cs="맑은 고딕" w:eastAsia="맑은 고딕" w:hAnsi="맑은 고딕"/>
+                <w:b w:val="false"/>
+                <w:bCs w:val="false"/>
+                <w:i w:val="false"/>
+                <w:iCs w:val="false"/>
+                <w:sz w:val="16"/>
+                <w:szCs w:val="16"/>
               </w:rPr>
               <w:t xml:space="preserve">채용·복지 안내, 현직자 인터뷰</w:t>
             </w:r>
@@ -7958,7 +8174,7 @@
         </w:trPr>
         <w:tc>
           <w:tcPr>
-            <w:tcW w:type="dxa" w:w="1874"/>
+            <w:tcW w:type="dxa" w:w="1578"/>
             <w:shd w:fill="DEEAF6" w:color="auto" w:val="clear"/>
             <w:tcMar>
               <w:top w:type="dxa" w:w="50"/>
@@ -7972,7 +8188,7 @@
             <w:pPr>
               <w:autoSpaceDE w:val="0"/>
               <w:autoSpaceDN w:val="0"/>
-              <w:spacing w:after="20" w:before="0" w:line="231" w:lineRule="exact"/>
+              <w:spacing w:after="20" w:before="0" w:line="218" w:lineRule="exact"/>
               <w:jc w:val="center"/>
             </w:pPr>
             <w:r>
@@ -7982,8 +8198,8 @@
                 <w:bCs/>
                 <w:i w:val="false"/>
                 <w:iCs w:val="false"/>
-                <w:sz w:val="17"/>
-                <w:szCs w:val="17"/>
+                <w:sz w:val="16"/>
+                <w:szCs w:val="16"/>
               </w:rPr>
               <w:t xml:space="preserve">ESG와 지역 가치</w:t>
             </w:r>
@@ -7991,31 +8207,63 @@
         </w:tc>
         <w:tc>
           <w:tcPr>
-            <w:tcW w:type="dxa" w:w="5426"/>
-            <w:tcMar>
-              <w:top w:type="dxa" w:w="50"/>
-              <w:left w:type="dxa" w:w="90"/>
-              <w:bottom w:type="dxa" w:w="50"/>
-              <w:right w:type="dxa" w:w="90"/>
-            </w:tcMar>
-            <w:vAlign w:val="center"/>
-          </w:tcPr>
-          <w:p>
-            <w:pPr>
-              <w:autoSpaceDE w:val="0"/>
-              <w:autoSpaceDN w:val="0"/>
-              <w:spacing w:after="20" w:before="0" w:line="231" w:lineRule="exact"/>
-              <w:jc w:val="left"/>
-            </w:pPr>
-            <w:r>
-              <w:rPr>
-                <w:rFonts w:ascii="맑은 고딕" w:cs="맑은 고딕" w:eastAsia="맑은 고딕" w:hAnsi="맑은 고딕"/>
-                <w:b w:val="false"/>
-                <w:bCs w:val="false"/>
-                <w:i w:val="false"/>
-                <w:iCs w:val="false"/>
-                <w:sz w:val="17"/>
-                <w:szCs w:val="17"/>
+            <w:tcW w:type="dxa" w:w="1874"/>
+            <w:tcMar>
+              <w:top w:type="dxa" w:w="50"/>
+              <w:left w:type="dxa" w:w="90"/>
+              <w:bottom w:type="dxa" w:w="50"/>
+              <w:right w:type="dxa" w:w="90"/>
+            </w:tcMar>
+            <w:vAlign w:val="center"/>
+          </w:tcPr>
+          <w:p>
+            <w:pPr>
+              <w:autoSpaceDE w:val="0"/>
+              <w:autoSpaceDN w:val="0"/>
+              <w:spacing w:after="20" w:before="0" w:line="218" w:lineRule="exact"/>
+              <w:jc w:val="left"/>
+            </w:pPr>
+            <w:r>
+              <w:rPr>
+                <w:rFonts w:ascii="맑은 고딕" w:cs="맑은 고딕" w:eastAsia="맑은 고딕" w:hAnsi="맑은 고딕"/>
+                <w:b w:val="false"/>
+                <w:bCs w:val="false"/>
+                <w:i w:val="false"/>
+                <w:iCs w:val="false"/>
+                <w:sz w:val="16"/>
+                <w:szCs w:val="16"/>
+              </w:rPr>
+              <w:t xml:space="preserve">⑨ ESG</w:t>
+            </w:r>
+          </w:p>
+        </w:tc>
+        <w:tc>
+          <w:tcPr>
+            <w:tcW w:type="dxa" w:w="4242"/>
+            <w:tcMar>
+              <w:top w:type="dxa" w:w="50"/>
+              <w:left w:type="dxa" w:w="90"/>
+              <w:bottom w:type="dxa" w:w="50"/>
+              <w:right w:type="dxa" w:w="90"/>
+            </w:tcMar>
+            <w:vAlign w:val="center"/>
+          </w:tcPr>
+          <w:p>
+            <w:pPr>
+              <w:autoSpaceDE w:val="0"/>
+              <w:autoSpaceDN w:val="0"/>
+              <w:spacing w:after="20" w:before="0" w:line="218" w:lineRule="exact"/>
+              <w:jc w:val="left"/>
+            </w:pPr>
+            <w:r>
+              <w:rPr>
+                <w:rFonts w:ascii="맑은 고딕" w:cs="맑은 고딕" w:eastAsia="맑은 고딕" w:hAnsi="맑은 고딕"/>
+                <w:b w:val="false"/>
+                <w:bCs w:val="false"/>
+                <w:i w:val="false"/>
+                <w:iCs w:val="false"/>
+                <w:sz w:val="16"/>
+                <w:szCs w:val="16"/>
               </w:rPr>
               <w:t xml:space="preserve">환경 성과와 계획, 안전·노동 이슈, 윤리·공시·지배구조, 지역 고용·대학 협력</w:t>
             </w:r>
@@ -8023,31 +8271,31 @@
         </w:tc>
         <w:tc>
           <w:tcPr>
-            <w:tcW w:type="dxa" w:w="2566"/>
-            <w:tcMar>
-              <w:top w:type="dxa" w:w="50"/>
-              <w:left w:type="dxa" w:w="90"/>
-              <w:bottom w:type="dxa" w:w="50"/>
-              <w:right w:type="dxa" w:w="90"/>
-            </w:tcMar>
-            <w:vAlign w:val="center"/>
-          </w:tcPr>
-          <w:p>
-            <w:pPr>
-              <w:autoSpaceDE w:val="0"/>
-              <w:autoSpaceDN w:val="0"/>
-              <w:spacing w:after="20" w:before="0" w:line="231" w:lineRule="exact"/>
-              <w:jc w:val="left"/>
-            </w:pPr>
-            <w:r>
-              <w:rPr>
-                <w:rFonts w:ascii="맑은 고딕" w:cs="맑은 고딕" w:eastAsia="맑은 고딕" w:hAnsi="맑은 고딕"/>
-                <w:b w:val="false"/>
-                <w:bCs w:val="false"/>
-                <w:i w:val="false"/>
-                <w:iCs w:val="false"/>
-                <w:sz w:val="17"/>
-                <w:szCs w:val="17"/>
+            <w:tcW w:type="dxa" w:w="2172"/>
+            <w:tcMar>
+              <w:top w:type="dxa" w:w="50"/>
+              <w:left w:type="dxa" w:w="90"/>
+              <w:bottom w:type="dxa" w:w="50"/>
+              <w:right w:type="dxa" w:w="90"/>
+            </w:tcMar>
+            <w:vAlign w:val="center"/>
+          </w:tcPr>
+          <w:p>
+            <w:pPr>
+              <w:autoSpaceDE w:val="0"/>
+              <w:autoSpaceDN w:val="0"/>
+              <w:spacing w:after="20" w:before="0" w:line="218" w:lineRule="exact"/>
+              <w:jc w:val="left"/>
+            </w:pPr>
+            <w:r>
+              <w:rPr>
+                <w:rFonts w:ascii="맑은 고딕" w:cs="맑은 고딕" w:eastAsia="맑은 고딕" w:hAnsi="맑은 고딕"/>
+                <w:b w:val="false"/>
+                <w:bCs w:val="false"/>
+                <w:i w:val="false"/>
+                <w:iCs w:val="false"/>
+                <w:sz w:val="16"/>
+                <w:szCs w:val="16"/>
               </w:rPr>
               <w:t xml:space="preserve">ESG 자료, 공시, 공식 제재·안전 자료</w:t>
             </w:r>
@@ -8061,7 +8309,7 @@
         </w:trPr>
         <w:tc>
           <w:tcPr>
-            <w:tcW w:type="dxa" w:w="1874"/>
+            <w:tcW w:type="dxa" w:w="1578"/>
             <w:shd w:fill="DEEAF6" w:color="auto" w:val="clear"/>
             <w:tcMar>
               <w:top w:type="dxa" w:w="50"/>
@@ -8075,7 +8323,7 @@
             <w:pPr>
               <w:autoSpaceDE w:val="0"/>
               <w:autoSpaceDN w:val="0"/>
-              <w:spacing w:after="20" w:before="0" w:line="231" w:lineRule="exact"/>
+              <w:spacing w:after="20" w:before="0" w:line="218" w:lineRule="exact"/>
               <w:jc w:val="center"/>
             </w:pPr>
             <w:r>
@@ -8085,8 +8333,8 @@
                 <w:bCs/>
                 <w:i w:val="false"/>
                 <w:iCs w:val="false"/>
-                <w:sz w:val="17"/>
-                <w:szCs w:val="17"/>
+                <w:sz w:val="16"/>
+                <w:szCs w:val="16"/>
               </w:rPr>
               <w:t xml:space="preserve">부산대 적합성과 전략</w:t>
             </w:r>
@@ -8094,63 +8342,95 @@
         </w:tc>
         <w:tc>
           <w:tcPr>
-            <w:tcW w:type="dxa" w:w="5426"/>
-            <w:tcMar>
-              <w:top w:type="dxa" w:w="50"/>
-              <w:left w:type="dxa" w:w="90"/>
-              <w:bottom w:type="dxa" w:w="50"/>
-              <w:right w:type="dxa" w:w="90"/>
-            </w:tcMar>
-            <w:vAlign w:val="center"/>
-          </w:tcPr>
-          <w:p>
-            <w:pPr>
-              <w:autoSpaceDE w:val="0"/>
-              <w:autoSpaceDN w:val="0"/>
-              <w:spacing w:after="20" w:before="0" w:line="231" w:lineRule="exact"/>
-              <w:jc w:val="left"/>
-            </w:pPr>
-            <w:r>
-              <w:rPr>
-                <w:rFonts w:ascii="맑은 고딕" w:cs="맑은 고딕" w:eastAsia="맑은 고딕" w:hAnsi="맑은 고딕"/>
-                <w:b w:val="false"/>
-                <w:bCs w:val="false"/>
-                <w:i w:val="false"/>
-                <w:iCs w:val="false"/>
-                <w:sz w:val="17"/>
-                <w:szCs w:val="17"/>
-              </w:rPr>
-              <w:t xml:space="preserve">전공·교과 역량, 직무 과제, 지원 경로, SWOT(강점·약점·기회·위협), 개선안, 기업별 8주 준비 활동</w:t>
-            </w:r>
-          </w:p>
-        </w:tc>
-        <w:tc>
-          <w:tcPr>
-            <w:tcW w:type="dxa" w:w="2566"/>
-            <w:tcMar>
-              <w:top w:type="dxa" w:w="50"/>
-              <w:left w:type="dxa" w:w="90"/>
-              <w:bottom w:type="dxa" w:w="50"/>
-              <w:right w:type="dxa" w:w="90"/>
-            </w:tcMar>
-            <w:vAlign w:val="center"/>
-          </w:tcPr>
-          <w:p>
-            <w:pPr>
-              <w:autoSpaceDE w:val="0"/>
-              <w:autoSpaceDN w:val="0"/>
-              <w:spacing w:after="20" w:before="0" w:line="231" w:lineRule="exact"/>
-              <w:jc w:val="left"/>
-            </w:pPr>
-            <w:r>
-              <w:rPr>
-                <w:rFonts w:ascii="맑은 고딕" w:cs="맑은 고딕" w:eastAsia="맑은 고딕" w:hAnsi="맑은 고딕"/>
-                <w:b w:val="false"/>
-                <w:bCs w:val="false"/>
-                <w:i w:val="false"/>
-                <w:iCs w:val="false"/>
-                <w:sz w:val="17"/>
-                <w:szCs w:val="17"/>
+            <w:tcW w:type="dxa" w:w="1874"/>
+            <w:tcMar>
+              <w:top w:type="dxa" w:w="50"/>
+              <w:left w:type="dxa" w:w="90"/>
+              <w:bottom w:type="dxa" w:w="50"/>
+              <w:right w:type="dxa" w:w="90"/>
+            </w:tcMar>
+            <w:vAlign w:val="center"/>
+          </w:tcPr>
+          <w:p>
+            <w:pPr>
+              <w:autoSpaceDE w:val="0"/>
+              <w:autoSpaceDN w:val="0"/>
+              <w:spacing w:after="20" w:before="0" w:line="218" w:lineRule="exact"/>
+              <w:jc w:val="left"/>
+            </w:pPr>
+            <w:r>
+              <w:rPr>
+                <w:rFonts w:ascii="맑은 고딕" w:cs="맑은 고딕" w:eastAsia="맑은 고딕" w:hAnsi="맑은 고딕"/>
+                <w:b w:val="false"/>
+                <w:bCs w:val="false"/>
+                <w:i w:val="false"/>
+                <w:iCs w:val="false"/>
+                <w:sz w:val="16"/>
+                <w:szCs w:val="16"/>
+              </w:rPr>
+              <w:t xml:space="preserve">⑩ 개선 아이디어 ⑫ 부산대 학생에게 적합한 이유 ⑬ SWOT ⑭ 취업 준비 전략</w:t>
+            </w:r>
+          </w:p>
+        </w:tc>
+        <w:tc>
+          <w:tcPr>
+            <w:tcW w:type="dxa" w:w="4242"/>
+            <w:tcMar>
+              <w:top w:type="dxa" w:w="50"/>
+              <w:left w:type="dxa" w:w="90"/>
+              <w:bottom w:type="dxa" w:w="50"/>
+              <w:right w:type="dxa" w:w="90"/>
+            </w:tcMar>
+            <w:vAlign w:val="center"/>
+          </w:tcPr>
+          <w:p>
+            <w:pPr>
+              <w:autoSpaceDE w:val="0"/>
+              <w:autoSpaceDN w:val="0"/>
+              <w:spacing w:after="20" w:before="0" w:line="218" w:lineRule="exact"/>
+              <w:jc w:val="left"/>
+            </w:pPr>
+            <w:r>
+              <w:rPr>
+                <w:rFonts w:ascii="맑은 고딕" w:cs="맑은 고딕" w:eastAsia="맑은 고딕" w:hAnsi="맑은 고딕"/>
+                <w:b w:val="false"/>
+                <w:bCs w:val="false"/>
+                <w:i w:val="false"/>
+                <w:iCs w:val="false"/>
+                <w:sz w:val="16"/>
+                <w:szCs w:val="16"/>
+              </w:rPr>
+              <w:t xml:space="preserve">전공·교과 역량, 직무 과제, 지원 경로, 강점·약점·기회·위협, 개선안, 기업별 8주 준비 활동</w:t>
+            </w:r>
+          </w:p>
+        </w:tc>
+        <w:tc>
+          <w:tcPr>
+            <w:tcW w:type="dxa" w:w="2172"/>
+            <w:tcMar>
+              <w:top w:type="dxa" w:w="50"/>
+              <w:left w:type="dxa" w:w="90"/>
+              <w:bottom w:type="dxa" w:w="50"/>
+              <w:right w:type="dxa" w:w="90"/>
+            </w:tcMar>
+            <w:vAlign w:val="center"/>
+          </w:tcPr>
+          <w:p>
+            <w:pPr>
+              <w:autoSpaceDE w:val="0"/>
+              <w:autoSpaceDN w:val="0"/>
+              <w:spacing w:after="20" w:before="0" w:line="218" w:lineRule="exact"/>
+              <w:jc w:val="left"/>
+            </w:pPr>
+            <w:r>
+              <w:rPr>
+                <w:rFonts w:ascii="맑은 고딕" w:cs="맑은 고딕" w:eastAsia="맑은 고딕" w:hAnsi="맑은 고딕"/>
+                <w:b w:val="false"/>
+                <w:bCs w:val="false"/>
+                <w:i w:val="false"/>
+                <w:iCs w:val="false"/>
+                <w:sz w:val="16"/>
+                <w:szCs w:val="16"/>
               </w:rPr>
               <w:t xml:space="preserve">앞선 검증 자료, 설문과 인터뷰</w:t>
             </w:r>
@@ -8162,6 +8442,7 @@
       <w:pPr>
         <w:pStyle w:val="Heading3"/>
         <w:keepNext/>
+        <w:pageBreakBefore/>
         <w:autoSpaceDE w:val="0"/>
         <w:autoSpaceDN w:val="0"/>
         <w:spacing w:after="30" w:before="140" w:line="305" w:lineRule="exact"/>
@@ -9074,7 +9355,7 @@
           <w:sz w:val="18"/>
           <w:szCs w:val="18"/>
         </w:rPr>
-        <w:t xml:space="preserve"> 정부·지자체의 청년 일자리 우수기업 기준과 맞추었다. 「청년일자리 강소기업」(고용노동부·중소벤처기업부)은 임금체불·산재 공표 등 결격 사유를 먼저 거른 뒤 임금 등 보수, 고용안정, 일생활균형, 교육훈련, 혁신역량 등을 보고[28], 부산시 「청끌기업」은 임금·소득, 고용 안정성, 일과 삶의 균형을 본다[29]. 본 평가표는 여기에 학생 관점의 ‘직무 연계와 신입 진입’과 ‘해외사업과 경력 기회’를 더했다.</w:t>
+        <w:t xml:space="preserve"> 정부·지자체의 청년 일자리 우수기업 기준과 공식 결과보고서 양식에 맞추었다. 「청년일자리 강소기업」(고용노동부·중소벤처기업부)은 임금체불·산재 공표 등 결격 사유를 먼저 거른 뒤 임금 등 보수, 고용안정, 일생활균형, 교육훈련, 혁신역량 등을 보고[28], 부산시 「청끌기업」은 부산 청년이 직접 참여해 급여·복지·워라밸·미래 측면에서 끌리는 기업을 뽑는다[29]. 결과보고서 양식의 종합 비교표 기준(성장성·기술력·직무매력·근무환경·글로벌·적합성)과도 대응하며, ‘적합성’은 블라인드 학생 선호(30%)로 반영한다[4].</w:t>
       </w:r>
     </w:p>
     <w:p>
@@ -10202,7 +10483,7 @@
           <w:sz w:val="20"/>
           <w:szCs w:val="20"/>
         </w:rPr>
-        <w:t xml:space="preserve">공개자료로 확인하기 어려운 실제 업무와 처우를 보완하기 위해 인사담당자·현직자·산업관계자 총 9명을 목표로 인터뷰한다. 부산시 「청끌기업」 심사도 청년평가단이 인사담당자·재직자를 인터뷰해 평가한다[29].</w:t>
+        <w:t xml:space="preserve">공개자료로 확인하기 어려운 실제 업무와 처우를 보완하기 위해 인사담당자·현직자·산업관계자 총 9명을 목표로 인터뷰한다.</w:t>
       </w:r>
     </w:p>
     <w:tbl>
@@ -12445,7 +12726,354 @@
           <w:sz w:val="23"/>
           <w:szCs w:val="23"/>
         </w:rPr>
-        <w:t xml:space="preserve">8  추진 일정과 담당 — 언제, 누가</w:t>
+        <w:t xml:space="preserve">8  기대 효과</w:t>
+      </w:r>
+    </w:p>
+    <w:p>
+      <w:pPr>
+        <w:keepNext/>
+        <w:keepLines/>
+        <w:autoSpaceDE w:val="0"/>
+        <w:autoSpaceDN w:val="0"/>
+        <w:spacing w:after="100" w:before="0" w:line="300" w:lineRule="exact"/>
+      </w:pPr>
+      <w:r>
+        <w:rPr>
+          <w:rFonts w:ascii="맑은 고딕" w:cs="맑은 고딕" w:eastAsia="맑은 고딕" w:hAnsi="맑은 고딕"/>
+          <w:b/>
+          <w:bCs/>
+          <w:i w:val="false"/>
+          <w:iCs w:val="false"/>
+          <w:color w:val="2F5597"/>
+          <w:sz w:val="20"/>
+          <w:szCs w:val="20"/>
+        </w:rPr>
+        <w:t xml:space="preserve">학생은 지원 판단에 쓸 비교 정보를, 기업과 대학은 채용 안내를 고칠 근거를 얻는다.</w:t>
+      </w:r>
+    </w:p>
+    <w:tbl>
+      <w:tblPr>
+        <w:tblW w:type="dxa" w:w="9866"/>
+        <w:tblBorders>
+          <w:top w:val="single" w:color="A6A6A6" w:sz="4"/>
+          <w:left w:val="single" w:color="A6A6A6" w:sz="4"/>
+          <w:bottom w:val="single" w:color="A6A6A6" w:sz="4"/>
+          <w:right w:val="single" w:color="A6A6A6" w:sz="4"/>
+          <w:insideH w:val="single" w:color="A6A6A6" w:sz="4"/>
+          <w:insideV w:val="single" w:color="A6A6A6" w:sz="4"/>
+        </w:tblBorders>
+        <w:tblLayout w:type="fixed"/>
+      </w:tblPr>
+      <w:tblGrid>
+        <w:gridCol w:w="1578"/>
+        <w:gridCol w:w="8288"/>
+      </w:tblGrid>
+      <w:tr>
+        <w:trPr>
+          <w:cantSplit/>
+          <w:tblHeader/>
+        </w:trPr>
+        <w:tc>
+          <w:tcPr>
+            <w:tcW w:type="dxa" w:w="1578"/>
+            <w:shd w:fill="D9E2F3" w:color="auto" w:val="clear"/>
+            <w:tcMar>
+              <w:top w:type="dxa" w:w="50"/>
+              <w:left w:type="dxa" w:w="90"/>
+              <w:bottom w:type="dxa" w:w="50"/>
+              <w:right w:type="dxa" w:w="90"/>
+            </w:tcMar>
+            <w:vAlign w:val="center"/>
+          </w:tcPr>
+          <w:p>
+            <w:pPr>
+              <w:autoSpaceDE w:val="0"/>
+              <w:autoSpaceDN w:val="0"/>
+              <w:spacing w:after="20" w:before="0" w:line="231" w:lineRule="exact"/>
+              <w:jc w:val="center"/>
+            </w:pPr>
+            <w:r>
+              <w:rPr>
+                <w:rFonts w:ascii="맑은 고딕" w:cs="맑은 고딕" w:eastAsia="맑은 고딕" w:hAnsi="맑은 고딕"/>
+                <w:b/>
+                <w:bCs/>
+                <w:i w:val="false"/>
+                <w:iCs w:val="false"/>
+                <w:sz w:val="17"/>
+                <w:szCs w:val="17"/>
+              </w:rPr>
+              <w:t xml:space="preserve">대상</w:t>
+            </w:r>
+          </w:p>
+        </w:tc>
+        <w:tc>
+          <w:tcPr>
+            <w:tcW w:type="dxa" w:w="8288"/>
+            <w:shd w:fill="D9E2F3" w:color="auto" w:val="clear"/>
+            <w:tcMar>
+              <w:top w:type="dxa" w:w="50"/>
+              <w:left w:type="dxa" w:w="90"/>
+              <w:bottom w:type="dxa" w:w="50"/>
+              <w:right w:type="dxa" w:w="90"/>
+            </w:tcMar>
+            <w:vAlign w:val="center"/>
+          </w:tcPr>
+          <w:p>
+            <w:pPr>
+              <w:autoSpaceDE w:val="0"/>
+              <w:autoSpaceDN w:val="0"/>
+              <w:spacing w:after="20" w:before="0" w:line="231" w:lineRule="exact"/>
+              <w:jc w:val="center"/>
+            </w:pPr>
+            <w:r>
+              <w:rPr>
+                <w:rFonts w:ascii="맑은 고딕" w:cs="맑은 고딕" w:eastAsia="맑은 고딕" w:hAnsi="맑은 고딕"/>
+                <w:b/>
+                <w:bCs/>
+                <w:i w:val="false"/>
+                <w:iCs w:val="false"/>
+                <w:sz w:val="17"/>
+                <w:szCs w:val="17"/>
+              </w:rPr>
+              <w:t xml:space="preserve">기대 효과</w:t>
+            </w:r>
+          </w:p>
+        </w:tc>
+      </w:tr>
+      <w:tr>
+        <w:trPr>
+          <w:cantSplit/>
+          <w:tblHeader w:val="false"/>
+        </w:trPr>
+        <w:tc>
+          <w:tcPr>
+            <w:tcW w:type="dxa" w:w="1578"/>
+            <w:shd w:fill="DEEAF6" w:color="auto" w:val="clear"/>
+            <w:tcMar>
+              <w:top w:type="dxa" w:w="50"/>
+              <w:left w:type="dxa" w:w="90"/>
+              <w:bottom w:type="dxa" w:w="50"/>
+              <w:right w:type="dxa" w:w="90"/>
+            </w:tcMar>
+            <w:vAlign w:val="center"/>
+          </w:tcPr>
+          <w:p>
+            <w:pPr>
+              <w:autoSpaceDE w:val="0"/>
+              <w:autoSpaceDN w:val="0"/>
+              <w:spacing w:after="20" w:before="0" w:line="231" w:lineRule="exact"/>
+              <w:jc w:val="center"/>
+            </w:pPr>
+            <w:r>
+              <w:rPr>
+                <w:rFonts w:ascii="맑은 고딕" w:cs="맑은 고딕" w:eastAsia="맑은 고딕" w:hAnsi="맑은 고딕"/>
+                <w:b/>
+                <w:bCs/>
+                <w:i w:val="false"/>
+                <w:iCs w:val="false"/>
+                <w:sz w:val="17"/>
+                <w:szCs w:val="17"/>
+              </w:rPr>
+              <w:t xml:space="preserve">학생</w:t>
+            </w:r>
+          </w:p>
+        </w:tc>
+        <w:tc>
+          <w:tcPr>
+            <w:tcW w:type="dxa" w:w="8288"/>
+            <w:tcMar>
+              <w:top w:type="dxa" w:w="50"/>
+              <w:left w:type="dxa" w:w="90"/>
+              <w:bottom w:type="dxa" w:w="50"/>
+              <w:right w:type="dxa" w:w="90"/>
+            </w:tcMar>
+            <w:vAlign w:val="center"/>
+          </w:tcPr>
+          <w:p>
+            <w:pPr>
+              <w:autoSpaceDE w:val="0"/>
+              <w:autoSpaceDN w:val="0"/>
+              <w:spacing w:after="20" w:before="0" w:line="231" w:lineRule="exact"/>
+              <w:jc w:val="left"/>
+            </w:pPr>
+            <w:r>
+              <w:rPr>
+                <w:rFonts w:ascii="맑은 고딕" w:cs="맑은 고딕" w:eastAsia="맑은 고딕" w:hAnsi="맑은 고딕"/>
+                <w:b w:val="false"/>
+                <w:bCs w:val="false"/>
+                <w:i w:val="false"/>
+                <w:iCs w:val="false"/>
+                <w:sz w:val="17"/>
+                <w:szCs w:val="17"/>
+              </w:rPr>
+              <w:t xml:space="preserve">전공별로 지원할 수 있는 부울경 직무와 조건, 준비 방법을 한곳에서 확인하고, 간판에 가려졌던 지역기업을 지원 후보로 검토한다.</w:t>
+            </w:r>
+          </w:p>
+        </w:tc>
+      </w:tr>
+      <w:tr>
+        <w:trPr>
+          <w:cantSplit/>
+          <w:tblHeader w:val="false"/>
+        </w:trPr>
+        <w:tc>
+          <w:tcPr>
+            <w:tcW w:type="dxa" w:w="1578"/>
+            <w:shd w:fill="DEEAF6" w:color="auto" w:val="clear"/>
+            <w:tcMar>
+              <w:top w:type="dxa" w:w="50"/>
+              <w:left w:type="dxa" w:w="90"/>
+              <w:bottom w:type="dxa" w:w="50"/>
+              <w:right w:type="dxa" w:w="90"/>
+            </w:tcMar>
+            <w:vAlign w:val="center"/>
+          </w:tcPr>
+          <w:p>
+            <w:pPr>
+              <w:autoSpaceDE w:val="0"/>
+              <w:autoSpaceDN w:val="0"/>
+              <w:spacing w:after="20" w:before="0" w:line="231" w:lineRule="exact"/>
+              <w:jc w:val="center"/>
+            </w:pPr>
+            <w:r>
+              <w:rPr>
+                <w:rFonts w:ascii="맑은 고딕" w:cs="맑은 고딕" w:eastAsia="맑은 고딕" w:hAnsi="맑은 고딕"/>
+                <w:b/>
+                <w:bCs/>
+                <w:i w:val="false"/>
+                <w:iCs w:val="false"/>
+                <w:sz w:val="17"/>
+                <w:szCs w:val="17"/>
+              </w:rPr>
+              <w:t xml:space="preserve">기업</w:t>
+            </w:r>
+          </w:p>
+        </w:tc>
+        <w:tc>
+          <w:tcPr>
+            <w:tcW w:type="dxa" w:w="8288"/>
+            <w:tcMar>
+              <w:top w:type="dxa" w:w="50"/>
+              <w:left w:type="dxa" w:w="90"/>
+              <w:bottom w:type="dxa" w:w="50"/>
+              <w:right w:type="dxa" w:w="90"/>
+            </w:tcMar>
+            <w:vAlign w:val="center"/>
+          </w:tcPr>
+          <w:p>
+            <w:pPr>
+              <w:autoSpaceDE w:val="0"/>
+              <w:autoSpaceDN w:val="0"/>
+              <w:spacing w:after="20" w:before="0" w:line="231" w:lineRule="exact"/>
+              <w:jc w:val="left"/>
+            </w:pPr>
+            <w:r>
+              <w:rPr>
+                <w:rFonts w:ascii="맑은 고딕" w:cs="맑은 고딕" w:eastAsia="맑은 고딕" w:hAnsi="맑은 고딕"/>
+                <w:b w:val="false"/>
+                <w:bCs w:val="false"/>
+                <w:i w:val="false"/>
+                <w:iCs w:val="false"/>
+                <w:sz w:val="17"/>
+                <w:szCs w:val="17"/>
+              </w:rPr>
+              <w:t xml:space="preserve">학생이 지원 판단에 필요로 하는 정보와 부족한 정보를 확인해 채용 안내 개선에 활용한다.</w:t>
+            </w:r>
+          </w:p>
+        </w:tc>
+      </w:tr>
+      <w:tr>
+        <w:trPr>
+          <w:cantSplit/>
+          <w:tblHeader w:val="false"/>
+        </w:trPr>
+        <w:tc>
+          <w:tcPr>
+            <w:tcW w:type="dxa" w:w="1578"/>
+            <w:shd w:fill="DEEAF6" w:color="auto" w:val="clear"/>
+            <w:tcMar>
+              <w:top w:type="dxa" w:w="50"/>
+              <w:left w:type="dxa" w:w="90"/>
+              <w:bottom w:type="dxa" w:w="50"/>
+              <w:right w:type="dxa" w:w="90"/>
+            </w:tcMar>
+            <w:vAlign w:val="center"/>
+          </w:tcPr>
+          <w:p>
+            <w:pPr>
+              <w:autoSpaceDE w:val="0"/>
+              <w:autoSpaceDN w:val="0"/>
+              <w:spacing w:after="20" w:before="0" w:line="231" w:lineRule="exact"/>
+              <w:jc w:val="center"/>
+            </w:pPr>
+            <w:r>
+              <w:rPr>
+                <w:rFonts w:ascii="맑은 고딕" w:cs="맑은 고딕" w:eastAsia="맑은 고딕" w:hAnsi="맑은 고딕"/>
+                <w:b/>
+                <w:bCs/>
+                <w:i w:val="false"/>
+                <w:iCs w:val="false"/>
+                <w:sz w:val="17"/>
+                <w:szCs w:val="17"/>
+              </w:rPr>
+              <w:t xml:space="preserve">대학·주최 측</w:t>
+            </w:r>
+          </w:p>
+        </w:tc>
+        <w:tc>
+          <w:tcPr>
+            <w:tcW w:type="dxa" w:w="8288"/>
+            <w:tcMar>
+              <w:top w:type="dxa" w:w="50"/>
+              <w:left w:type="dxa" w:w="90"/>
+              <w:bottom w:type="dxa" w:w="50"/>
+              <w:right w:type="dxa" w:w="90"/>
+            </w:tcMar>
+            <w:vAlign w:val="center"/>
+          </w:tcPr>
+          <w:p>
+            <w:pPr>
+              <w:autoSpaceDE w:val="0"/>
+              <w:autoSpaceDN w:val="0"/>
+              <w:spacing w:after="20" w:before="0" w:line="231" w:lineRule="exact"/>
+              <w:jc w:val="left"/>
+            </w:pPr>
+            <w:r>
+              <w:rPr>
+                <w:rFonts w:ascii="맑은 고딕" w:cs="맑은 고딕" w:eastAsia="맑은 고딕" w:hAnsi="맑은 고딕"/>
+                <w:b w:val="false"/>
+                <w:bCs w:val="false"/>
+                <w:i w:val="false"/>
+                <w:iCs w:val="false"/>
+                <w:sz w:val="17"/>
+                <w:szCs w:val="17"/>
+              </w:rPr>
+              <w:t xml:space="preserve">기업별로 같은 양식의 분석 자료를 「지역기업 TOP10 모음집(백서)」와 진로 지도에 활용한다.</w:t>
+            </w:r>
+          </w:p>
+        </w:tc>
+      </w:tr>
+    </w:tbl>
+    <w:p>
+      <w:pPr>
+        <w:pStyle w:val="Heading2"/>
+        <w:keepNext/>
+        <w:pageBreakBefore/>
+        <w:autoSpaceDE w:val="0"/>
+        <w:autoSpaceDN w:val="0"/>
+        <w:spacing w:after="50" w:before="220" w:line="334" w:lineRule="exact"/>
+      </w:pPr>
+      <w:r>
+        <w:rPr>
+          <w:rFonts w:ascii="맑은 고딕" w:cs="맑은 고딕" w:eastAsia="맑은 고딕" w:hAnsi="맑은 고딕"/>
+          <w:b/>
+          <w:bCs/>
+          <w:i w:val="false"/>
+          <w:iCs w:val="false"/>
+          <w:sz w:val="23"/>
+          <w:szCs w:val="23"/>
+        </w:rPr>
+        <w:t xml:space="preserve">9  추진 일정과 담당 — 언제, 누가</w:t>
       </w:r>
     </w:p>
     <w:p>
@@ -12467,7 +13095,7 @@
           <w:sz w:val="20"/>
           <w:szCs w:val="20"/>
         </w:rPr>
-        <w:t xml:space="preserve">10월 26일 수정 연구계획서 제출까지 기업 검증과 설문·인터뷰 준비를 마치고, 선정 후 3주 차에 기업 평가와 TOP3 선정을 진행한다.</w:t>
+        <w:t xml:space="preserve">10월 26일 계획서 제출까지 기업 검증과 설문·인터뷰 준비를 마치고, 1차 결과 발표(10. 28.) 뒤 2주간 조사·분석하며, 평가와 TOP3 선정(11. 11.~17.)을 거쳐 11월 18일 12시까지 결과보고서를 제출한다.</w:t>
       </w:r>
     </w:p>
     <w:p>
@@ -12488,7 +13116,7 @@
           <w:sz w:val="17"/>
           <w:szCs w:val="17"/>
         </w:rPr>
-        <w:t xml:space="preserve">선정 이후 일정은 주최 측 재공지에 맞춰 조정한다. 카드와 보고서 양식은 미리 준비하고, 인터뷰가 늦어지면 공개자료 분석과 설문을 먼저 진행한다. [1]</w:t>
+        <w:t xml:space="preserve">공지 일정(예정): 1차 결과 10. 28.(수) → 기업조사·결과보고서 제출 11. 18.(수) 12:00 → 2차 결과 11. 20.(금) → 발표대회 11. 30.(월). 일정이 바뀌면 공지에 맞춰 조정한다. [1][2]</w:t>
       </w:r>
     </w:p>
     <w:tbl>
@@ -12507,13 +13135,14 @@
       <w:tblGrid>
         <w:gridCol w:w="2959"/>
         <w:gridCol w:w="1282"/>
-        <w:gridCol w:w="803"/>
-        <w:gridCol w:w="803"/>
-        <w:gridCol w:w="803"/>
-        <w:gridCol w:w="803"/>
-        <w:gridCol w:w="803"/>
-        <w:gridCol w:w="803"/>
-        <w:gridCol w:w="807"/>
+        <w:gridCol w:w="702"/>
+        <w:gridCol w:w="702"/>
+        <w:gridCol w:w="702"/>
+        <w:gridCol w:w="702"/>
+        <w:gridCol w:w="702"/>
+        <w:gridCol w:w="702"/>
+        <w:gridCol w:w="702"/>
+        <w:gridCol w:w="711"/>
       </w:tblGrid>
       <w:tr>
         <w:trPr>
@@ -12588,7 +13217,7 @@
         </w:tc>
         <w:tc>
           <w:tcPr>
-            <w:tcW w:type="dxa" w:w="803"/>
+            <w:tcW w:type="dxa" w:w="702"/>
             <w:shd w:fill="D9E2F3" w:color="auto" w:val="clear"/>
             <w:tcMar>
               <w:top w:type="dxa" w:w="28"/>
@@ -12615,13 +13244,33 @@
                 <w:sz w:val="15"/>
                 <w:szCs w:val="15"/>
               </w:rPr>
-              <w:t xml:space="preserve">10.9~18</w:t>
-            </w:r>
-          </w:p>
-        </w:tc>
-        <w:tc>
-          <w:tcPr>
-            <w:tcW w:type="dxa" w:w="803"/>
+              <w:t xml:space="preserve">10.9</w:t>
+            </w:r>
+          </w:p>
+          <w:p>
+            <w:pPr>
+              <w:autoSpaceDE w:val="0"/>
+              <w:autoSpaceDN w:val="0"/>
+              <w:spacing w:after="20" w:before="0" w:line="204" w:lineRule="exact"/>
+              <w:jc w:val="center"/>
+            </w:pPr>
+            <w:r>
+              <w:rPr>
+                <w:rFonts w:ascii="맑은 고딕" w:cs="맑은 고딕" w:eastAsia="맑은 고딕" w:hAnsi="맑은 고딕"/>
+                <w:b/>
+                <w:bCs/>
+                <w:i w:val="false"/>
+                <w:iCs w:val="false"/>
+                <w:sz w:val="15"/>
+                <w:szCs w:val="15"/>
+              </w:rPr>
+              <w:t xml:space="preserve">~18</w:t>
+            </w:r>
+          </w:p>
+        </w:tc>
+        <w:tc>
+          <w:tcPr>
+            <w:tcW w:type="dxa" w:w="702"/>
             <w:shd w:fill="D9E2F3" w:color="auto" w:val="clear"/>
             <w:tcMar>
               <w:top w:type="dxa" w:w="28"/>
@@ -12648,13 +13297,33 @@
                 <w:sz w:val="15"/>
                 <w:szCs w:val="15"/>
               </w:rPr>
-              <w:t xml:space="preserve">10.19~25</w:t>
-            </w:r>
-          </w:p>
-        </w:tc>
-        <w:tc>
-          <w:tcPr>
-            <w:tcW w:type="dxa" w:w="803"/>
+              <w:t xml:space="preserve">10.19</w:t>
+            </w:r>
+          </w:p>
+          <w:p>
+            <w:pPr>
+              <w:autoSpaceDE w:val="0"/>
+              <w:autoSpaceDN w:val="0"/>
+              <w:spacing w:after="20" w:before="0" w:line="204" w:lineRule="exact"/>
+              <w:jc w:val="center"/>
+            </w:pPr>
+            <w:r>
+              <w:rPr>
+                <w:rFonts w:ascii="맑은 고딕" w:cs="맑은 고딕" w:eastAsia="맑은 고딕" w:hAnsi="맑은 고딕"/>
+                <w:b/>
+                <w:bCs/>
+                <w:i w:val="false"/>
+                <w:iCs w:val="false"/>
+                <w:sz w:val="15"/>
+                <w:szCs w:val="15"/>
+              </w:rPr>
+              <w:t xml:space="preserve">~25</w:t>
+            </w:r>
+          </w:p>
+        </w:tc>
+        <w:tc>
+          <w:tcPr>
+            <w:tcW w:type="dxa" w:w="702"/>
             <w:shd w:fill="D9E2F3" w:color="auto" w:val="clear"/>
             <w:tcMar>
               <w:top w:type="dxa" w:w="28"/>
@@ -12687,7 +13356,7 @@
         </w:tc>
         <w:tc>
           <w:tcPr>
-            <w:tcW w:type="dxa" w:w="803"/>
+            <w:tcW w:type="dxa" w:w="702"/>
             <w:shd w:fill="D9E2F3" w:color="auto" w:val="clear"/>
             <w:tcMar>
               <w:top w:type="dxa" w:w="28"/>
@@ -12714,13 +13383,33 @@
                 <w:sz w:val="15"/>
                 <w:szCs w:val="15"/>
               </w:rPr>
-              <w:t xml:space="preserve">선정 후 1주</w:t>
-            </w:r>
-          </w:p>
-        </w:tc>
-        <w:tc>
-          <w:tcPr>
-            <w:tcW w:type="dxa" w:w="803"/>
+              <w:t xml:space="preserve">10.28</w:t>
+            </w:r>
+          </w:p>
+          <w:p>
+            <w:pPr>
+              <w:autoSpaceDE w:val="0"/>
+              <w:autoSpaceDN w:val="0"/>
+              <w:spacing w:after="20" w:before="0" w:line="204" w:lineRule="exact"/>
+              <w:jc w:val="center"/>
+            </w:pPr>
+            <w:r>
+              <w:rPr>
+                <w:rFonts w:ascii="맑은 고딕" w:cs="맑은 고딕" w:eastAsia="맑은 고딕" w:hAnsi="맑은 고딕"/>
+                <w:b/>
+                <w:bCs/>
+                <w:i w:val="false"/>
+                <w:iCs w:val="false"/>
+                <w:sz w:val="15"/>
+                <w:szCs w:val="15"/>
+              </w:rPr>
+              <w:t xml:space="preserve">~11.3</w:t>
+            </w:r>
+          </w:p>
+        </w:tc>
+        <w:tc>
+          <w:tcPr>
+            <w:tcW w:type="dxa" w:w="702"/>
             <w:shd w:fill="D9E2F3" w:color="auto" w:val="clear"/>
             <w:tcMar>
               <w:top w:type="dxa" w:w="28"/>
@@ -12747,13 +13436,33 @@
                 <w:sz w:val="15"/>
                 <w:szCs w:val="15"/>
               </w:rPr>
-              <w:t xml:space="preserve">선정 후 2주</w:t>
-            </w:r>
-          </w:p>
-        </w:tc>
-        <w:tc>
-          <w:tcPr>
-            <w:tcW w:type="dxa" w:w="803"/>
+              <w:t xml:space="preserve">11.4</w:t>
+            </w:r>
+          </w:p>
+          <w:p>
+            <w:pPr>
+              <w:autoSpaceDE w:val="0"/>
+              <w:autoSpaceDN w:val="0"/>
+              <w:spacing w:after="20" w:before="0" w:line="204" w:lineRule="exact"/>
+              <w:jc w:val="center"/>
+            </w:pPr>
+            <w:r>
+              <w:rPr>
+                <w:rFonts w:ascii="맑은 고딕" w:cs="맑은 고딕" w:eastAsia="맑은 고딕" w:hAnsi="맑은 고딕"/>
+                <w:b/>
+                <w:bCs/>
+                <w:i w:val="false"/>
+                <w:iCs w:val="false"/>
+                <w:sz w:val="15"/>
+                <w:szCs w:val="15"/>
+              </w:rPr>
+              <w:t xml:space="preserve">~10</w:t>
+            </w:r>
+          </w:p>
+        </w:tc>
+        <w:tc>
+          <w:tcPr>
+            <w:tcW w:type="dxa" w:w="702"/>
             <w:shd w:fill="D9E2F3" w:color="auto" w:val="clear"/>
             <w:tcMar>
               <w:top w:type="dxa" w:w="28"/>
@@ -12780,13 +13489,33 @@
                 <w:sz w:val="15"/>
                 <w:szCs w:val="15"/>
               </w:rPr>
-              <w:t xml:space="preserve">선정 후 3주</w:t>
-            </w:r>
-          </w:p>
-        </w:tc>
-        <w:tc>
-          <w:tcPr>
-            <w:tcW w:type="dxa" w:w="807"/>
+              <w:t xml:space="preserve">11.11</w:t>
+            </w:r>
+          </w:p>
+          <w:p>
+            <w:pPr>
+              <w:autoSpaceDE w:val="0"/>
+              <w:autoSpaceDN w:val="0"/>
+              <w:spacing w:after="20" w:before="0" w:line="204" w:lineRule="exact"/>
+              <w:jc w:val="center"/>
+            </w:pPr>
+            <w:r>
+              <w:rPr>
+                <w:rFonts w:ascii="맑은 고딕" w:cs="맑은 고딕" w:eastAsia="맑은 고딕" w:hAnsi="맑은 고딕"/>
+                <w:b/>
+                <w:bCs/>
+                <w:i w:val="false"/>
+                <w:iCs w:val="false"/>
+                <w:sz w:val="15"/>
+                <w:szCs w:val="15"/>
+              </w:rPr>
+              <w:t xml:space="preserve">~17</w:t>
+            </w:r>
+          </w:p>
+        </w:tc>
+        <w:tc>
+          <w:tcPr>
+            <w:tcW w:type="dxa" w:w="702"/>
             <w:shd w:fill="D9E2F3" w:color="auto" w:val="clear"/>
             <w:tcMar>
               <w:top w:type="dxa" w:w="28"/>
@@ -12813,7 +13542,60 @@
                 <w:sz w:val="15"/>
                 <w:szCs w:val="15"/>
               </w:rPr>
-              <w:t xml:space="preserve">마감 전 7일</w:t>
+              <w:t xml:space="preserve">11.18</w:t>
+            </w:r>
+          </w:p>
+        </w:tc>
+        <w:tc>
+          <w:tcPr>
+            <w:tcW w:type="dxa" w:w="711"/>
+            <w:shd w:fill="D9E2F3" w:color="auto" w:val="clear"/>
+            <w:tcMar>
+              <w:top w:type="dxa" w:w="28"/>
+              <w:left w:type="dxa" w:w="50"/>
+              <w:bottom w:type="dxa" w:w="28"/>
+              <w:right w:type="dxa" w:w="50"/>
+            </w:tcMar>
+            <w:vAlign w:val="center"/>
+          </w:tcPr>
+          <w:p>
+            <w:pPr>
+              <w:autoSpaceDE w:val="0"/>
+              <w:autoSpaceDN w:val="0"/>
+              <w:spacing w:after="20" w:before="0" w:line="204" w:lineRule="exact"/>
+              <w:jc w:val="center"/>
+            </w:pPr>
+            <w:r>
+              <w:rPr>
+                <w:rFonts w:ascii="맑은 고딕" w:cs="맑은 고딕" w:eastAsia="맑은 고딕" w:hAnsi="맑은 고딕"/>
+                <w:b/>
+                <w:bCs/>
+                <w:i w:val="false"/>
+                <w:iCs w:val="false"/>
+                <w:sz w:val="15"/>
+                <w:szCs w:val="15"/>
+              </w:rPr>
+              <w:t xml:space="preserve">11.19</w:t>
+            </w:r>
+          </w:p>
+          <w:p>
+            <w:pPr>
+              <w:autoSpaceDE w:val="0"/>
+              <w:autoSpaceDN w:val="0"/>
+              <w:spacing w:after="20" w:before="0" w:line="204" w:lineRule="exact"/>
+              <w:jc w:val="center"/>
+            </w:pPr>
+            <w:r>
+              <w:rPr>
+                <w:rFonts w:ascii="맑은 고딕" w:cs="맑은 고딕" w:eastAsia="맑은 고딕" w:hAnsi="맑은 고딕"/>
+                <w:b/>
+                <w:bCs/>
+                <w:i w:val="false"/>
+                <w:iCs w:val="false"/>
+                <w:sz w:val="15"/>
+                <w:szCs w:val="15"/>
+              </w:rPr>
+              <w:t xml:space="preserve">~30</w:t>
             </w:r>
           </w:p>
         </w:tc>
@@ -12908,7 +13690,7 @@
         </w:tc>
         <w:tc>
           <w:tcPr>
-            <w:tcW w:type="dxa" w:w="803"/>
+            <w:tcW w:type="dxa" w:w="702"/>
             <w:shd w:fill="8EAADB" w:color="auto" w:val="clear"/>
             <w:tcMar>
               <w:top w:type="dxa" w:w="28"/>
@@ -12929,7 +13711,7 @@
         </w:tc>
         <w:tc>
           <w:tcPr>
-            <w:tcW w:type="dxa" w:w="803"/>
+            <w:tcW w:type="dxa" w:w="702"/>
             <w:tcMar>
               <w:top w:type="dxa" w:w="28"/>
               <w:left w:type="dxa" w:w="50"/>
@@ -12949,7 +13731,7 @@
         </w:tc>
         <w:tc>
           <w:tcPr>
-            <w:tcW w:type="dxa" w:w="803"/>
+            <w:tcW w:type="dxa" w:w="702"/>
             <w:tcMar>
               <w:top w:type="dxa" w:w="28"/>
               <w:left w:type="dxa" w:w="50"/>
@@ -12969,7 +13751,7 @@
         </w:tc>
         <w:tc>
           <w:tcPr>
-            <w:tcW w:type="dxa" w:w="803"/>
+            <w:tcW w:type="dxa" w:w="702"/>
             <w:tcMar>
               <w:top w:type="dxa" w:w="28"/>
               <w:left w:type="dxa" w:w="50"/>
@@ -12989,7 +13771,7 @@
         </w:tc>
         <w:tc>
           <w:tcPr>
-            <w:tcW w:type="dxa" w:w="803"/>
+            <w:tcW w:type="dxa" w:w="702"/>
             <w:tcMar>
               <w:top w:type="dxa" w:w="28"/>
               <w:left w:type="dxa" w:w="50"/>
@@ -13009,7 +13791,7 @@
         </w:tc>
         <w:tc>
           <w:tcPr>
-            <w:tcW w:type="dxa" w:w="803"/>
+            <w:tcW w:type="dxa" w:w="702"/>
             <w:tcMar>
               <w:top w:type="dxa" w:w="28"/>
               <w:left w:type="dxa" w:w="50"/>
@@ -13029,7 +13811,27 @@
         </w:tc>
         <w:tc>
           <w:tcPr>
-            <w:tcW w:type="dxa" w:w="807"/>
+            <w:tcW w:type="dxa" w:w="702"/>
+            <w:tcMar>
+              <w:top w:type="dxa" w:w="28"/>
+              <w:left w:type="dxa" w:w="50"/>
+              <w:bottom w:type="dxa" w:w="28"/>
+              <w:right w:type="dxa" w:w="50"/>
+            </w:tcMar>
+            <w:vAlign w:val="center"/>
+          </w:tcPr>
+          <w:p>
+            <w:pPr>
+              <w:autoSpaceDE w:val="0"/>
+              <w:autoSpaceDN w:val="0"/>
+              <w:spacing w:after="20" w:before="0" w:line="245" w:lineRule="exact"/>
+              <w:jc w:val="left"/>
+            </w:pPr>
+          </w:p>
+        </w:tc>
+        <w:tc>
+          <w:tcPr>
+            <w:tcW w:type="dxa" w:w="711"/>
             <w:tcMar>
               <w:top w:type="dxa" w:w="28"/>
               <w:left w:type="dxa" w:w="50"/>
@@ -13138,7 +13940,7 @@
         </w:tc>
         <w:tc>
           <w:tcPr>
-            <w:tcW w:type="dxa" w:w="803"/>
+            <w:tcW w:type="dxa" w:w="702"/>
             <w:tcMar>
               <w:top w:type="dxa" w:w="28"/>
               <w:left w:type="dxa" w:w="50"/>
@@ -13158,7 +13960,7 @@
         </w:tc>
         <w:tc>
           <w:tcPr>
-            <w:tcW w:type="dxa" w:w="803"/>
+            <w:tcW w:type="dxa" w:w="702"/>
             <w:shd w:fill="8EAADB" w:color="auto" w:val="clear"/>
             <w:tcMar>
               <w:top w:type="dxa" w:w="28"/>
@@ -13179,7 +13981,7 @@
         </w:tc>
         <w:tc>
           <w:tcPr>
-            <w:tcW w:type="dxa" w:w="803"/>
+            <w:tcW w:type="dxa" w:w="702"/>
             <w:tcMar>
               <w:top w:type="dxa" w:w="28"/>
               <w:left w:type="dxa" w:w="50"/>
@@ -13199,7 +14001,7 @@
         </w:tc>
         <w:tc>
           <w:tcPr>
-            <w:tcW w:type="dxa" w:w="803"/>
+            <w:tcW w:type="dxa" w:w="702"/>
             <w:tcMar>
               <w:top w:type="dxa" w:w="28"/>
               <w:left w:type="dxa" w:w="50"/>
@@ -13219,7 +14021,7 @@
         </w:tc>
         <w:tc>
           <w:tcPr>
-            <w:tcW w:type="dxa" w:w="803"/>
+            <w:tcW w:type="dxa" w:w="702"/>
             <w:tcMar>
               <w:top w:type="dxa" w:w="28"/>
               <w:left w:type="dxa" w:w="50"/>
@@ -13239,7 +14041,7 @@
         </w:tc>
         <w:tc>
           <w:tcPr>
-            <w:tcW w:type="dxa" w:w="803"/>
+            <w:tcW w:type="dxa" w:w="702"/>
             <w:tcMar>
               <w:top w:type="dxa" w:w="28"/>
               <w:left w:type="dxa" w:w="50"/>
@@ -13259,7 +14061,27 @@
         </w:tc>
         <w:tc>
           <w:tcPr>
-            <w:tcW w:type="dxa" w:w="807"/>
+            <w:tcW w:type="dxa" w:w="702"/>
+            <w:tcMar>
+              <w:top w:type="dxa" w:w="28"/>
+              <w:left w:type="dxa" w:w="50"/>
+              <w:bottom w:type="dxa" w:w="28"/>
+              <w:right w:type="dxa" w:w="50"/>
+            </w:tcMar>
+            <w:vAlign w:val="center"/>
+          </w:tcPr>
+          <w:p>
+            <w:pPr>
+              <w:autoSpaceDE w:val="0"/>
+              <w:autoSpaceDN w:val="0"/>
+              <w:spacing w:after="20" w:before="0" w:line="245" w:lineRule="exact"/>
+              <w:jc w:val="left"/>
+            </w:pPr>
+          </w:p>
+        </w:tc>
+        <w:tc>
+          <w:tcPr>
+            <w:tcW w:type="dxa" w:w="711"/>
             <w:tcMar>
               <w:top w:type="dxa" w:w="28"/>
               <w:left w:type="dxa" w:w="50"/>
@@ -13368,7 +14190,7 @@
         </w:tc>
         <w:tc>
           <w:tcPr>
-            <w:tcW w:type="dxa" w:w="803"/>
+            <w:tcW w:type="dxa" w:w="702"/>
             <w:tcMar>
               <w:top w:type="dxa" w:w="28"/>
               <w:left w:type="dxa" w:w="50"/>
@@ -13388,7 +14210,7 @@
         </w:tc>
         <w:tc>
           <w:tcPr>
-            <w:tcW w:type="dxa" w:w="803"/>
+            <w:tcW w:type="dxa" w:w="702"/>
             <w:shd w:fill="8EAADB" w:color="auto" w:val="clear"/>
             <w:tcMar>
               <w:top w:type="dxa" w:w="28"/>
@@ -13409,7 +14231,7 @@
         </w:tc>
         <w:tc>
           <w:tcPr>
-            <w:tcW w:type="dxa" w:w="803"/>
+            <w:tcW w:type="dxa" w:w="702"/>
             <w:tcMar>
               <w:top w:type="dxa" w:w="28"/>
               <w:left w:type="dxa" w:w="50"/>
@@ -13429,7 +14251,7 @@
         </w:tc>
         <w:tc>
           <w:tcPr>
-            <w:tcW w:type="dxa" w:w="803"/>
+            <w:tcW w:type="dxa" w:w="702"/>
             <w:tcMar>
               <w:top w:type="dxa" w:w="28"/>
               <w:left w:type="dxa" w:w="50"/>
@@ -13449,7 +14271,7 @@
         </w:tc>
         <w:tc>
           <w:tcPr>
-            <w:tcW w:type="dxa" w:w="803"/>
+            <w:tcW w:type="dxa" w:w="702"/>
             <w:tcMar>
               <w:top w:type="dxa" w:w="28"/>
               <w:left w:type="dxa" w:w="50"/>
@@ -13469,7 +14291,7 @@
         </w:tc>
         <w:tc>
           <w:tcPr>
-            <w:tcW w:type="dxa" w:w="803"/>
+            <w:tcW w:type="dxa" w:w="702"/>
             <w:tcMar>
               <w:top w:type="dxa" w:w="28"/>
               <w:left w:type="dxa" w:w="50"/>
@@ -13489,7 +14311,27 @@
         </w:tc>
         <w:tc>
           <w:tcPr>
-            <w:tcW w:type="dxa" w:w="807"/>
+            <w:tcW w:type="dxa" w:w="702"/>
+            <w:tcMar>
+              <w:top w:type="dxa" w:w="28"/>
+              <w:left w:type="dxa" w:w="50"/>
+              <w:bottom w:type="dxa" w:w="28"/>
+              <w:right w:type="dxa" w:w="50"/>
+            </w:tcMar>
+            <w:vAlign w:val="center"/>
+          </w:tcPr>
+          <w:p>
+            <w:pPr>
+              <w:autoSpaceDE w:val="0"/>
+              <w:autoSpaceDN w:val="0"/>
+              <w:spacing w:after="20" w:before="0" w:line="245" w:lineRule="exact"/>
+              <w:jc w:val="left"/>
+            </w:pPr>
+          </w:p>
+        </w:tc>
+        <w:tc>
+          <w:tcPr>
+            <w:tcW w:type="dxa" w:w="711"/>
             <w:tcMar>
               <w:top w:type="dxa" w:w="28"/>
               <w:left w:type="dxa" w:w="50"/>
@@ -13598,7 +14440,7 @@
         </w:tc>
         <w:tc>
           <w:tcPr>
-            <w:tcW w:type="dxa" w:w="803"/>
+            <w:tcW w:type="dxa" w:w="702"/>
             <w:tcMar>
               <w:top w:type="dxa" w:w="28"/>
               <w:left w:type="dxa" w:w="50"/>
@@ -13618,7 +14460,7 @@
         </w:tc>
         <w:tc>
           <w:tcPr>
-            <w:tcW w:type="dxa" w:w="803"/>
+            <w:tcW w:type="dxa" w:w="702"/>
             <w:shd w:fill="8EAADB" w:color="auto" w:val="clear"/>
             <w:tcMar>
               <w:top w:type="dxa" w:w="28"/>
@@ -13639,7 +14481,7 @@
         </w:tc>
         <w:tc>
           <w:tcPr>
-            <w:tcW w:type="dxa" w:w="803"/>
+            <w:tcW w:type="dxa" w:w="702"/>
             <w:tcMar>
               <w:top w:type="dxa" w:w="28"/>
               <w:left w:type="dxa" w:w="50"/>
@@ -13659,7 +14501,7 @@
         </w:tc>
         <w:tc>
           <w:tcPr>
-            <w:tcW w:type="dxa" w:w="803"/>
+            <w:tcW w:type="dxa" w:w="702"/>
             <w:tcMar>
               <w:top w:type="dxa" w:w="28"/>
               <w:left w:type="dxa" w:w="50"/>
@@ -13679,7 +14521,7 @@
         </w:tc>
         <w:tc>
           <w:tcPr>
-            <w:tcW w:type="dxa" w:w="803"/>
+            <w:tcW w:type="dxa" w:w="702"/>
             <w:tcMar>
               <w:top w:type="dxa" w:w="28"/>
               <w:left w:type="dxa" w:w="50"/>
@@ -13699,7 +14541,7 @@
         </w:tc>
         <w:tc>
           <w:tcPr>
-            <w:tcW w:type="dxa" w:w="803"/>
+            <w:tcW w:type="dxa" w:w="702"/>
             <w:tcMar>
               <w:top w:type="dxa" w:w="28"/>
               <w:left w:type="dxa" w:w="50"/>
@@ -13719,7 +14561,27 @@
         </w:tc>
         <w:tc>
           <w:tcPr>
-            <w:tcW w:type="dxa" w:w="807"/>
+            <w:tcW w:type="dxa" w:w="702"/>
+            <w:tcMar>
+              <w:top w:type="dxa" w:w="28"/>
+              <w:left w:type="dxa" w:w="50"/>
+              <w:bottom w:type="dxa" w:w="28"/>
+              <w:right w:type="dxa" w:w="50"/>
+            </w:tcMar>
+            <w:vAlign w:val="center"/>
+          </w:tcPr>
+          <w:p>
+            <w:pPr>
+              <w:autoSpaceDE w:val="0"/>
+              <w:autoSpaceDN w:val="0"/>
+              <w:spacing w:after="20" w:before="0" w:line="245" w:lineRule="exact"/>
+              <w:jc w:val="left"/>
+            </w:pPr>
+          </w:p>
+        </w:tc>
+        <w:tc>
+          <w:tcPr>
+            <w:tcW w:type="dxa" w:w="711"/>
             <w:tcMar>
               <w:top w:type="dxa" w:w="28"/>
               <w:left w:type="dxa" w:w="50"/>
@@ -13790,7 +14652,7 @@
                 <w:sz w:val="14"/>
                 <w:szCs w:val="14"/>
               </w:rPr>
-              <w:t xml:space="preserve">10.26(월) 16시까지 → 제출 파일 검토</w:t>
+              <w:t xml:space="preserve">10.26(월) 16시까지 이메일, 서명 원본 별도 제출</w:t>
             </w:r>
           </w:p>
         </w:tc>
@@ -13828,7 +14690,7 @@
         </w:tc>
         <w:tc>
           <w:tcPr>
-            <w:tcW w:type="dxa" w:w="803"/>
+            <w:tcW w:type="dxa" w:w="702"/>
             <w:tcMar>
               <w:top w:type="dxa" w:w="28"/>
               <w:left w:type="dxa" w:w="50"/>
@@ -13848,7 +14710,7 @@
         </w:tc>
         <w:tc>
           <w:tcPr>
-            <w:tcW w:type="dxa" w:w="803"/>
+            <w:tcW w:type="dxa" w:w="702"/>
             <w:tcMar>
               <w:top w:type="dxa" w:w="28"/>
               <w:left w:type="dxa" w:w="50"/>
@@ -13868,7 +14730,7 @@
         </w:tc>
         <w:tc>
           <w:tcPr>
-            <w:tcW w:type="dxa" w:w="803"/>
+            <w:tcW w:type="dxa" w:w="702"/>
             <w:shd w:fill="F4B183" w:color="auto" w:val="clear"/>
             <w:tcMar>
               <w:top w:type="dxa" w:w="28"/>
@@ -13901,7 +14763,7 @@
         </w:tc>
         <w:tc>
           <w:tcPr>
-            <w:tcW w:type="dxa" w:w="803"/>
+            <w:tcW w:type="dxa" w:w="702"/>
             <w:tcMar>
               <w:top w:type="dxa" w:w="28"/>
               <w:left w:type="dxa" w:w="50"/>
@@ -13921,7 +14783,7 @@
         </w:tc>
         <w:tc>
           <w:tcPr>
-            <w:tcW w:type="dxa" w:w="803"/>
+            <w:tcW w:type="dxa" w:w="702"/>
             <w:tcMar>
               <w:top w:type="dxa" w:w="28"/>
               <w:left w:type="dxa" w:w="50"/>
@@ -13941,7 +14803,7 @@
         </w:tc>
         <w:tc>
           <w:tcPr>
-            <w:tcW w:type="dxa" w:w="803"/>
+            <w:tcW w:type="dxa" w:w="702"/>
             <w:tcMar>
               <w:top w:type="dxa" w:w="28"/>
               <w:left w:type="dxa" w:w="50"/>
@@ -13961,7 +14823,27 @@
         </w:tc>
         <w:tc>
           <w:tcPr>
-            <w:tcW w:type="dxa" w:w="807"/>
+            <w:tcW w:type="dxa" w:w="702"/>
+            <w:tcMar>
+              <w:top w:type="dxa" w:w="28"/>
+              <w:left w:type="dxa" w:w="50"/>
+              <w:bottom w:type="dxa" w:w="28"/>
+              <w:right w:type="dxa" w:w="50"/>
+            </w:tcMar>
+            <w:vAlign w:val="center"/>
+          </w:tcPr>
+          <w:p>
+            <w:pPr>
+              <w:autoSpaceDE w:val="0"/>
+              <w:autoSpaceDN w:val="0"/>
+              <w:spacing w:after="20" w:before="0" w:line="245" w:lineRule="exact"/>
+              <w:jc w:val="left"/>
+            </w:pPr>
+          </w:p>
+        </w:tc>
+        <w:tc>
+          <w:tcPr>
+            <w:tcW w:type="dxa" w:w="711"/>
             <w:tcMar>
               <w:top w:type="dxa" w:w="28"/>
               <w:left w:type="dxa" w:w="50"/>
@@ -14070,7 +14952,7 @@
         </w:tc>
         <w:tc>
           <w:tcPr>
-            <w:tcW w:type="dxa" w:w="803"/>
+            <w:tcW w:type="dxa" w:w="702"/>
             <w:tcMar>
               <w:top w:type="dxa" w:w="28"/>
               <w:left w:type="dxa" w:w="50"/>
@@ -14090,7 +14972,7 @@
         </w:tc>
         <w:tc>
           <w:tcPr>
-            <w:tcW w:type="dxa" w:w="803"/>
+            <w:tcW w:type="dxa" w:w="702"/>
             <w:tcMar>
               <w:top w:type="dxa" w:w="28"/>
               <w:left w:type="dxa" w:w="50"/>
@@ -14110,7 +14992,7 @@
         </w:tc>
         <w:tc>
           <w:tcPr>
-            <w:tcW w:type="dxa" w:w="803"/>
+            <w:tcW w:type="dxa" w:w="702"/>
             <w:tcMar>
               <w:top w:type="dxa" w:w="28"/>
               <w:left w:type="dxa" w:w="50"/>
@@ -14130,7 +15012,7 @@
         </w:tc>
         <w:tc>
           <w:tcPr>
-            <w:tcW w:type="dxa" w:w="803"/>
+            <w:tcW w:type="dxa" w:w="702"/>
             <w:shd w:fill="8EAADB" w:color="auto" w:val="clear"/>
             <w:tcMar>
               <w:top w:type="dxa" w:w="28"/>
@@ -14151,7 +15033,7 @@
         </w:tc>
         <w:tc>
           <w:tcPr>
-            <w:tcW w:type="dxa" w:w="803"/>
+            <w:tcW w:type="dxa" w:w="702"/>
             <w:shd w:fill="8EAADB" w:color="auto" w:val="clear"/>
             <w:tcMar>
               <w:top w:type="dxa" w:w="28"/>
@@ -14172,7 +15054,7 @@
         </w:tc>
         <w:tc>
           <w:tcPr>
-            <w:tcW w:type="dxa" w:w="803"/>
+            <w:tcW w:type="dxa" w:w="702"/>
             <w:tcMar>
               <w:top w:type="dxa" w:w="28"/>
               <w:left w:type="dxa" w:w="50"/>
@@ -14192,7 +15074,27 @@
         </w:tc>
         <w:tc>
           <w:tcPr>
-            <w:tcW w:type="dxa" w:w="807"/>
+            <w:tcW w:type="dxa" w:w="702"/>
+            <w:tcMar>
+              <w:top w:type="dxa" w:w="28"/>
+              <w:left w:type="dxa" w:w="50"/>
+              <w:bottom w:type="dxa" w:w="28"/>
+              <w:right w:type="dxa" w:w="50"/>
+            </w:tcMar>
+            <w:vAlign w:val="center"/>
+          </w:tcPr>
+          <w:p>
+            <w:pPr>
+              <w:autoSpaceDE w:val="0"/>
+              <w:autoSpaceDN w:val="0"/>
+              <w:spacing w:after="20" w:before="0" w:line="245" w:lineRule="exact"/>
+              <w:jc w:val="left"/>
+            </w:pPr>
+          </w:p>
+        </w:tc>
+        <w:tc>
+          <w:tcPr>
+            <w:tcW w:type="dxa" w:w="711"/>
             <w:tcMar>
               <w:top w:type="dxa" w:w="28"/>
               <w:left w:type="dxa" w:w="50"/>
@@ -14301,7 +15203,7 @@
         </w:tc>
         <w:tc>
           <w:tcPr>
-            <w:tcW w:type="dxa" w:w="803"/>
+            <w:tcW w:type="dxa" w:w="702"/>
             <w:tcMar>
               <w:top w:type="dxa" w:w="28"/>
               <w:left w:type="dxa" w:w="50"/>
@@ -14321,7 +15223,7 @@
         </w:tc>
         <w:tc>
           <w:tcPr>
-            <w:tcW w:type="dxa" w:w="803"/>
+            <w:tcW w:type="dxa" w:w="702"/>
             <w:tcMar>
               <w:top w:type="dxa" w:w="28"/>
               <w:left w:type="dxa" w:w="50"/>
@@ -14341,7 +15243,7 @@
         </w:tc>
         <w:tc>
           <w:tcPr>
-            <w:tcW w:type="dxa" w:w="803"/>
+            <w:tcW w:type="dxa" w:w="702"/>
             <w:tcMar>
               <w:top w:type="dxa" w:w="28"/>
               <w:left w:type="dxa" w:w="50"/>
@@ -14361,7 +15263,7 @@
         </w:tc>
         <w:tc>
           <w:tcPr>
-            <w:tcW w:type="dxa" w:w="803"/>
+            <w:tcW w:type="dxa" w:w="702"/>
             <w:shd w:fill="8EAADB" w:color="auto" w:val="clear"/>
             <w:tcMar>
               <w:top w:type="dxa" w:w="28"/>
@@ -14382,7 +15284,7 @@
         </w:tc>
         <w:tc>
           <w:tcPr>
-            <w:tcW w:type="dxa" w:w="803"/>
+            <w:tcW w:type="dxa" w:w="702"/>
             <w:shd w:fill="8EAADB" w:color="auto" w:val="clear"/>
             <w:tcMar>
               <w:top w:type="dxa" w:w="28"/>
@@ -14403,7 +15305,7 @@
         </w:tc>
         <w:tc>
           <w:tcPr>
-            <w:tcW w:type="dxa" w:w="803"/>
+            <w:tcW w:type="dxa" w:w="702"/>
             <w:tcMar>
               <w:top w:type="dxa" w:w="28"/>
               <w:left w:type="dxa" w:w="50"/>
@@ -14423,7 +15325,27 @@
         </w:tc>
         <w:tc>
           <w:tcPr>
-            <w:tcW w:type="dxa" w:w="807"/>
+            <w:tcW w:type="dxa" w:w="702"/>
+            <w:tcMar>
+              <w:top w:type="dxa" w:w="28"/>
+              <w:left w:type="dxa" w:w="50"/>
+              <w:bottom w:type="dxa" w:w="28"/>
+              <w:right w:type="dxa" w:w="50"/>
+            </w:tcMar>
+            <w:vAlign w:val="center"/>
+          </w:tcPr>
+          <w:p>
+            <w:pPr>
+              <w:autoSpaceDE w:val="0"/>
+              <w:autoSpaceDN w:val="0"/>
+              <w:spacing w:after="20" w:before="0" w:line="245" w:lineRule="exact"/>
+              <w:jc w:val="left"/>
+            </w:pPr>
+          </w:p>
+        </w:tc>
+        <w:tc>
+          <w:tcPr>
+            <w:tcW w:type="dxa" w:w="711"/>
             <w:tcMar>
               <w:top w:type="dxa" w:w="28"/>
               <w:left w:type="dxa" w:w="50"/>
@@ -14532,7 +15454,7 @@
         </w:tc>
         <w:tc>
           <w:tcPr>
-            <w:tcW w:type="dxa" w:w="803"/>
+            <w:tcW w:type="dxa" w:w="702"/>
             <w:tcMar>
               <w:top w:type="dxa" w:w="28"/>
               <w:left w:type="dxa" w:w="50"/>
@@ -14552,7 +15474,7 @@
         </w:tc>
         <w:tc>
           <w:tcPr>
-            <w:tcW w:type="dxa" w:w="803"/>
+            <w:tcW w:type="dxa" w:w="702"/>
             <w:tcMar>
               <w:top w:type="dxa" w:w="28"/>
               <w:left w:type="dxa" w:w="50"/>
@@ -14572,7 +15494,7 @@
         </w:tc>
         <w:tc>
           <w:tcPr>
-            <w:tcW w:type="dxa" w:w="803"/>
+            <w:tcW w:type="dxa" w:w="702"/>
             <w:tcMar>
               <w:top w:type="dxa" w:w="28"/>
               <w:left w:type="dxa" w:w="50"/>
@@ -14592,7 +15514,7 @@
         </w:tc>
         <w:tc>
           <w:tcPr>
-            <w:tcW w:type="dxa" w:w="803"/>
+            <w:tcW w:type="dxa" w:w="702"/>
             <w:shd w:fill="8EAADB" w:color="auto" w:val="clear"/>
             <w:tcMar>
               <w:top w:type="dxa" w:w="28"/>
@@ -14613,7 +15535,7 @@
         </w:tc>
         <w:tc>
           <w:tcPr>
-            <w:tcW w:type="dxa" w:w="803"/>
+            <w:tcW w:type="dxa" w:w="702"/>
             <w:shd w:fill="8EAADB" w:color="auto" w:val="clear"/>
             <w:tcMar>
               <w:top w:type="dxa" w:w="28"/>
@@ -14634,7 +15556,7 @@
         </w:tc>
         <w:tc>
           <w:tcPr>
-            <w:tcW w:type="dxa" w:w="803"/>
+            <w:tcW w:type="dxa" w:w="702"/>
             <w:tcMar>
               <w:top w:type="dxa" w:w="28"/>
               <w:left w:type="dxa" w:w="50"/>
@@ -14654,7 +15576,27 @@
         </w:tc>
         <w:tc>
           <w:tcPr>
-            <w:tcW w:type="dxa" w:w="807"/>
+            <w:tcW w:type="dxa" w:w="702"/>
+            <w:tcMar>
+              <w:top w:type="dxa" w:w="28"/>
+              <w:left w:type="dxa" w:w="50"/>
+              <w:bottom w:type="dxa" w:w="28"/>
+              <w:right w:type="dxa" w:w="50"/>
+            </w:tcMar>
+            <w:vAlign w:val="center"/>
+          </w:tcPr>
+          <w:p>
+            <w:pPr>
+              <w:autoSpaceDE w:val="0"/>
+              <w:autoSpaceDN w:val="0"/>
+              <w:spacing w:after="20" w:before="0" w:line="245" w:lineRule="exact"/>
+              <w:jc w:val="left"/>
+            </w:pPr>
+          </w:p>
+        </w:tc>
+        <w:tc>
+          <w:tcPr>
+            <w:tcW w:type="dxa" w:w="711"/>
             <w:tcMar>
               <w:top w:type="dxa" w:w="28"/>
               <w:left w:type="dxa" w:w="50"/>
@@ -14725,7 +15667,7 @@
                 <w:sz w:val="14"/>
                 <w:szCs w:val="14"/>
               </w:rPr>
-              <w:t xml:space="preserve">교차 평가·안정성 점검, 학생 10명 사용 과제 → 종합 비교표·사용 결과</w:t>
+              <w:t xml:space="preserve">교차 평가·안정성 점검, 학생 10명 사용 과제 → 종합 비교표</w:t>
             </w:r>
           </w:p>
         </w:tc>
@@ -14763,7 +15705,7 @@
         </w:tc>
         <w:tc>
           <w:tcPr>
-            <w:tcW w:type="dxa" w:w="803"/>
+            <w:tcW w:type="dxa" w:w="702"/>
             <w:tcMar>
               <w:top w:type="dxa" w:w="28"/>
               <w:left w:type="dxa" w:w="50"/>
@@ -14783,7 +15725,7 @@
         </w:tc>
         <w:tc>
           <w:tcPr>
-            <w:tcW w:type="dxa" w:w="803"/>
+            <w:tcW w:type="dxa" w:w="702"/>
             <w:tcMar>
               <w:top w:type="dxa" w:w="28"/>
               <w:left w:type="dxa" w:w="50"/>
@@ -14803,7 +15745,7 @@
         </w:tc>
         <w:tc>
           <w:tcPr>
-            <w:tcW w:type="dxa" w:w="803"/>
+            <w:tcW w:type="dxa" w:w="702"/>
             <w:tcMar>
               <w:top w:type="dxa" w:w="28"/>
               <w:left w:type="dxa" w:w="50"/>
@@ -14823,7 +15765,7 @@
         </w:tc>
         <w:tc>
           <w:tcPr>
-            <w:tcW w:type="dxa" w:w="803"/>
+            <w:tcW w:type="dxa" w:w="702"/>
             <w:tcMar>
               <w:top w:type="dxa" w:w="28"/>
               <w:left w:type="dxa" w:w="50"/>
@@ -14843,7 +15785,7 @@
         </w:tc>
         <w:tc>
           <w:tcPr>
-            <w:tcW w:type="dxa" w:w="803"/>
+            <w:tcW w:type="dxa" w:w="702"/>
             <w:tcMar>
               <w:top w:type="dxa" w:w="28"/>
               <w:left w:type="dxa" w:w="50"/>
@@ -14863,7 +15805,7 @@
         </w:tc>
         <w:tc>
           <w:tcPr>
-            <w:tcW w:type="dxa" w:w="803"/>
+            <w:tcW w:type="dxa" w:w="702"/>
             <w:shd w:fill="8EAADB" w:color="auto" w:val="clear"/>
             <w:tcMar>
               <w:top w:type="dxa" w:w="28"/>
@@ -14884,7 +15826,27 @@
         </w:tc>
         <w:tc>
           <w:tcPr>
-            <w:tcW w:type="dxa" w:w="807"/>
+            <w:tcW w:type="dxa" w:w="702"/>
+            <w:tcMar>
+              <w:top w:type="dxa" w:w="28"/>
+              <w:left w:type="dxa" w:w="50"/>
+              <w:bottom w:type="dxa" w:w="28"/>
+              <w:right w:type="dxa" w:w="50"/>
+            </w:tcMar>
+            <w:vAlign w:val="center"/>
+          </w:tcPr>
+          <w:p>
+            <w:pPr>
+              <w:autoSpaceDE w:val="0"/>
+              <w:autoSpaceDN w:val="0"/>
+              <w:spacing w:after="20" w:before="0" w:line="245" w:lineRule="exact"/>
+              <w:jc w:val="left"/>
+            </w:pPr>
+          </w:p>
+        </w:tc>
+        <w:tc>
+          <w:tcPr>
+            <w:tcW w:type="dxa" w:w="711"/>
             <w:tcMar>
               <w:top w:type="dxa" w:w="28"/>
               <w:left w:type="dxa" w:w="50"/>
@@ -14935,7 +15897,7 @@
                 <w:sz w:val="16"/>
                 <w:szCs w:val="16"/>
               </w:rPr>
-              <w:t xml:space="preserve">검증·보고서·발표자료</w:t>
+              <w:t xml:space="preserve">검증·결과보고서 제출</w:t>
             </w:r>
           </w:p>
           <w:p>
@@ -14955,7 +15917,7 @@
                 <w:sz w:val="14"/>
                 <w:szCs w:val="14"/>
               </w:rPr>
-              <w:t xml:space="preserve">수치·인용·누락 검증 → 최종 보고서·PPT</w:t>
+              <w:t xml:space="preserve">수치·인용·누락 검증 → 11.18(수) 12시 제출</w:t>
             </w:r>
           </w:p>
         </w:tc>
@@ -14987,13 +15949,13 @@
                 <w:sz w:val="15"/>
                 <w:szCs w:val="15"/>
               </w:rPr>
-              <w:t xml:space="preserve">정시윤·고종범</w:t>
-            </w:r>
-          </w:p>
-        </w:tc>
-        <w:tc>
-          <w:tcPr>
-            <w:tcW w:type="dxa" w:w="803"/>
+              <w:t xml:space="preserve">정시윤</w:t>
+            </w:r>
+          </w:p>
+        </w:tc>
+        <w:tc>
+          <w:tcPr>
+            <w:tcW w:type="dxa" w:w="702"/>
             <w:tcMar>
               <w:top w:type="dxa" w:w="28"/>
               <w:left w:type="dxa" w:w="50"/>
@@ -15013,7 +15975,7 @@
         </w:tc>
         <w:tc>
           <w:tcPr>
-            <w:tcW w:type="dxa" w:w="803"/>
+            <w:tcW w:type="dxa" w:w="702"/>
             <w:tcMar>
               <w:top w:type="dxa" w:w="28"/>
               <w:left w:type="dxa" w:w="50"/>
@@ -15033,7 +15995,7 @@
         </w:tc>
         <w:tc>
           <w:tcPr>
-            <w:tcW w:type="dxa" w:w="803"/>
+            <w:tcW w:type="dxa" w:w="702"/>
             <w:tcMar>
               <w:top w:type="dxa" w:w="28"/>
               <w:left w:type="dxa" w:w="50"/>
@@ -15053,7 +16015,7 @@
         </w:tc>
         <w:tc>
           <w:tcPr>
-            <w:tcW w:type="dxa" w:w="803"/>
+            <w:tcW w:type="dxa" w:w="702"/>
             <w:tcMar>
               <w:top w:type="dxa" w:w="28"/>
               <w:left w:type="dxa" w:w="50"/>
@@ -15073,7 +16035,7 @@
         </w:tc>
         <w:tc>
           <w:tcPr>
-            <w:tcW w:type="dxa" w:w="803"/>
+            <w:tcW w:type="dxa" w:w="702"/>
             <w:tcMar>
               <w:top w:type="dxa" w:w="28"/>
               <w:left w:type="dxa" w:w="50"/>
@@ -15093,7 +16055,8 @@
         </w:tc>
         <w:tc>
           <w:tcPr>
-            <w:tcW w:type="dxa" w:w="803"/>
+            <w:tcW w:type="dxa" w:w="702"/>
+            <w:shd w:fill="8EAADB" w:color="auto" w:val="clear"/>
             <w:tcMar>
               <w:top w:type="dxa" w:w="28"/>
               <w:left w:type="dxa" w:w="50"/>
@@ -15113,7 +16076,289 @@
         </w:tc>
         <w:tc>
           <w:tcPr>
-            <w:tcW w:type="dxa" w:w="807"/>
+            <w:tcW w:type="dxa" w:w="702"/>
+            <w:shd w:fill="F4B183" w:color="auto" w:val="clear"/>
+            <w:tcMar>
+              <w:top w:type="dxa" w:w="28"/>
+              <w:left w:type="dxa" w:w="50"/>
+              <w:bottom w:type="dxa" w:w="28"/>
+              <w:right w:type="dxa" w:w="50"/>
+            </w:tcMar>
+            <w:vAlign w:val="center"/>
+          </w:tcPr>
+          <w:p>
+            <w:pPr>
+              <w:autoSpaceDE w:val="0"/>
+              <w:autoSpaceDN w:val="0"/>
+              <w:spacing w:after="20" w:before="0" w:line="190" w:lineRule="exact"/>
+              <w:jc w:val="center"/>
+            </w:pPr>
+            <w:r>
+              <w:rPr>
+                <w:rFonts w:ascii="맑은 고딕" w:cs="맑은 고딕" w:eastAsia="맑은 고딕" w:hAnsi="맑은 고딕"/>
+                <w:b/>
+                <w:bCs/>
+                <w:i w:val="false"/>
+                <w:iCs w:val="false"/>
+                <w:sz w:val="14"/>
+                <w:szCs w:val="14"/>
+              </w:rPr>
+              <w:t xml:space="preserve">제출</w:t>
+            </w:r>
+          </w:p>
+        </w:tc>
+        <w:tc>
+          <w:tcPr>
+            <w:tcW w:type="dxa" w:w="711"/>
+            <w:tcMar>
+              <w:top w:type="dxa" w:w="28"/>
+              <w:left w:type="dxa" w:w="50"/>
+              <w:bottom w:type="dxa" w:w="28"/>
+              <w:right w:type="dxa" w:w="50"/>
+            </w:tcMar>
+            <w:vAlign w:val="center"/>
+          </w:tcPr>
+          <w:p>
+            <w:pPr>
+              <w:autoSpaceDE w:val="0"/>
+              <w:autoSpaceDN w:val="0"/>
+              <w:spacing w:after="20" w:before="0" w:line="245" w:lineRule="exact"/>
+              <w:jc w:val="left"/>
+            </w:pPr>
+          </w:p>
+        </w:tc>
+      </w:tr>
+      <w:tr>
+        <w:trPr>
+          <w:cantSplit/>
+          <w:tblHeader w:val="false"/>
+        </w:trPr>
+        <w:tc>
+          <w:tcPr>
+            <w:tcW w:type="dxa" w:w="2959"/>
+            <w:tcMar>
+              <w:top w:type="dxa" w:w="28"/>
+              <w:left w:type="dxa" w:w="50"/>
+              <w:bottom w:type="dxa" w:w="28"/>
+              <w:right w:type="dxa" w:w="50"/>
+            </w:tcMar>
+            <w:vAlign w:val="center"/>
+          </w:tcPr>
+          <w:p>
+            <w:pPr>
+              <w:autoSpaceDE w:val="0"/>
+              <w:autoSpaceDN w:val="0"/>
+              <w:spacing w:after="0" w:line="218" w:lineRule="exact"/>
+            </w:pPr>
+            <w:r>
+              <w:rPr>
+                <w:rFonts w:ascii="맑은 고딕" w:cs="맑은 고딕" w:eastAsia="맑은 고딕" w:hAnsi="맑은 고딕"/>
+                <w:b/>
+                <w:bCs/>
+                <w:i w:val="false"/>
+                <w:iCs w:val="false"/>
+                <w:sz w:val="16"/>
+                <w:szCs w:val="16"/>
+              </w:rPr>
+              <w:t xml:space="preserve">발표자료·모의발표</w:t>
+            </w:r>
+          </w:p>
+          <w:p>
+            <w:pPr>
+              <w:autoSpaceDE w:val="0"/>
+              <w:autoSpaceDN w:val="0"/>
+              <w:spacing w:after="0" w:line="190" w:lineRule="exact"/>
+            </w:pPr>
+            <w:r>
+              <w:rPr>
+                <w:rFonts w:ascii="맑은 고딕" w:cs="맑은 고딕" w:eastAsia="맑은 고딕" w:hAnsi="맑은 고딕"/>
+                <w:b w:val="false"/>
+                <w:bCs w:val="false"/>
+                <w:i w:val="false"/>
+                <w:iCs w:val="false"/>
+                <w:color w:val="595959"/>
+                <w:sz w:val="14"/>
+                <w:szCs w:val="14"/>
+              </w:rPr>
+              <w:t xml:space="preserve">2차 결과(11.20) 후 → 발표대회 11.30(예정)</w:t>
+            </w:r>
+          </w:p>
+        </w:tc>
+        <w:tc>
+          <w:tcPr>
+            <w:tcW w:type="dxa" w:w="1282"/>
+            <w:tcMar>
+              <w:top w:type="dxa" w:w="28"/>
+              <w:left w:type="dxa" w:w="50"/>
+              <w:bottom w:type="dxa" w:w="28"/>
+              <w:right w:type="dxa" w:w="50"/>
+            </w:tcMar>
+            <w:vAlign w:val="center"/>
+          </w:tcPr>
+          <w:p>
+            <w:pPr>
+              <w:autoSpaceDE w:val="0"/>
+              <w:autoSpaceDN w:val="0"/>
+              <w:spacing w:after="20" w:before="0" w:line="204" w:lineRule="exact"/>
+              <w:jc w:val="center"/>
+            </w:pPr>
+            <w:r>
+              <w:rPr>
+                <w:rFonts w:ascii="맑은 고딕" w:cs="맑은 고딕" w:eastAsia="맑은 고딕" w:hAnsi="맑은 고딕"/>
+                <w:b w:val="false"/>
+                <w:bCs w:val="false"/>
+                <w:i w:val="false"/>
+                <w:iCs w:val="false"/>
+                <w:sz w:val="15"/>
+                <w:szCs w:val="15"/>
+              </w:rPr>
+              <w:t xml:space="preserve">고종범</w:t>
+            </w:r>
+          </w:p>
+        </w:tc>
+        <w:tc>
+          <w:tcPr>
+            <w:tcW w:type="dxa" w:w="702"/>
+            <w:tcMar>
+              <w:top w:type="dxa" w:w="28"/>
+              <w:left w:type="dxa" w:w="50"/>
+              <w:bottom w:type="dxa" w:w="28"/>
+              <w:right w:type="dxa" w:w="50"/>
+            </w:tcMar>
+            <w:vAlign w:val="center"/>
+          </w:tcPr>
+          <w:p>
+            <w:pPr>
+              <w:autoSpaceDE w:val="0"/>
+              <w:autoSpaceDN w:val="0"/>
+              <w:spacing w:after="20" w:before="0" w:line="245" w:lineRule="exact"/>
+              <w:jc w:val="left"/>
+            </w:pPr>
+          </w:p>
+        </w:tc>
+        <w:tc>
+          <w:tcPr>
+            <w:tcW w:type="dxa" w:w="702"/>
+            <w:tcMar>
+              <w:top w:type="dxa" w:w="28"/>
+              <w:left w:type="dxa" w:w="50"/>
+              <w:bottom w:type="dxa" w:w="28"/>
+              <w:right w:type="dxa" w:w="50"/>
+            </w:tcMar>
+            <w:vAlign w:val="center"/>
+          </w:tcPr>
+          <w:p>
+            <w:pPr>
+              <w:autoSpaceDE w:val="0"/>
+              <w:autoSpaceDN w:val="0"/>
+              <w:spacing w:after="20" w:before="0" w:line="245" w:lineRule="exact"/>
+              <w:jc w:val="left"/>
+            </w:pPr>
+          </w:p>
+        </w:tc>
+        <w:tc>
+          <w:tcPr>
+            <w:tcW w:type="dxa" w:w="702"/>
+            <w:tcMar>
+              <w:top w:type="dxa" w:w="28"/>
+              <w:left w:type="dxa" w:w="50"/>
+              <w:bottom w:type="dxa" w:w="28"/>
+              <w:right w:type="dxa" w:w="50"/>
+            </w:tcMar>
+            <w:vAlign w:val="center"/>
+          </w:tcPr>
+          <w:p>
+            <w:pPr>
+              <w:autoSpaceDE w:val="0"/>
+              <w:autoSpaceDN w:val="0"/>
+              <w:spacing w:after="20" w:before="0" w:line="245" w:lineRule="exact"/>
+              <w:jc w:val="left"/>
+            </w:pPr>
+          </w:p>
+        </w:tc>
+        <w:tc>
+          <w:tcPr>
+            <w:tcW w:type="dxa" w:w="702"/>
+            <w:tcMar>
+              <w:top w:type="dxa" w:w="28"/>
+              <w:left w:type="dxa" w:w="50"/>
+              <w:bottom w:type="dxa" w:w="28"/>
+              <w:right w:type="dxa" w:w="50"/>
+            </w:tcMar>
+            <w:vAlign w:val="center"/>
+          </w:tcPr>
+          <w:p>
+            <w:pPr>
+              <w:autoSpaceDE w:val="0"/>
+              <w:autoSpaceDN w:val="0"/>
+              <w:spacing w:after="20" w:before="0" w:line="245" w:lineRule="exact"/>
+              <w:jc w:val="left"/>
+            </w:pPr>
+          </w:p>
+        </w:tc>
+        <w:tc>
+          <w:tcPr>
+            <w:tcW w:type="dxa" w:w="702"/>
+            <w:tcMar>
+              <w:top w:type="dxa" w:w="28"/>
+              <w:left w:type="dxa" w:w="50"/>
+              <w:bottom w:type="dxa" w:w="28"/>
+              <w:right w:type="dxa" w:w="50"/>
+            </w:tcMar>
+            <w:vAlign w:val="center"/>
+          </w:tcPr>
+          <w:p>
+            <w:pPr>
+              <w:autoSpaceDE w:val="0"/>
+              <w:autoSpaceDN w:val="0"/>
+              <w:spacing w:after="20" w:before="0" w:line="245" w:lineRule="exact"/>
+              <w:jc w:val="left"/>
+            </w:pPr>
+          </w:p>
+        </w:tc>
+        <w:tc>
+          <w:tcPr>
+            <w:tcW w:type="dxa" w:w="702"/>
+            <w:tcMar>
+              <w:top w:type="dxa" w:w="28"/>
+              <w:left w:type="dxa" w:w="50"/>
+              <w:bottom w:type="dxa" w:w="28"/>
+              <w:right w:type="dxa" w:w="50"/>
+            </w:tcMar>
+            <w:vAlign w:val="center"/>
+          </w:tcPr>
+          <w:p>
+            <w:pPr>
+              <w:autoSpaceDE w:val="0"/>
+              <w:autoSpaceDN w:val="0"/>
+              <w:spacing w:after="20" w:before="0" w:line="245" w:lineRule="exact"/>
+              <w:jc w:val="left"/>
+            </w:pPr>
+          </w:p>
+        </w:tc>
+        <w:tc>
+          <w:tcPr>
+            <w:tcW w:type="dxa" w:w="702"/>
+            <w:tcMar>
+              <w:top w:type="dxa" w:w="28"/>
+              <w:left w:type="dxa" w:w="50"/>
+              <w:bottom w:type="dxa" w:w="28"/>
+              <w:right w:type="dxa" w:w="50"/>
+            </w:tcMar>
+            <w:vAlign w:val="center"/>
+          </w:tcPr>
+          <w:p>
+            <w:pPr>
+              <w:autoSpaceDE w:val="0"/>
+              <w:autoSpaceDN w:val="0"/>
+              <w:spacing w:after="20" w:before="0" w:line="245" w:lineRule="exact"/>
+              <w:jc w:val="left"/>
+            </w:pPr>
+          </w:p>
+        </w:tc>
+        <w:tc>
+          <w:tcPr>
+            <w:tcW w:type="dxa" w:w="711"/>
             <w:shd w:fill="8EAADB" w:color="auto" w:val="clear"/>
             <w:tcMar>
               <w:top w:type="dxa" w:w="28"/>
@@ -15152,7 +16397,7 @@
           <w:sz w:val="23"/>
           <w:szCs w:val="23"/>
         </w:rPr>
-        <w:t xml:space="preserve">9  위험 요인과 대응 계획</w:t>
+        <w:t xml:space="preserve">10  위험 요인과 대응 계획</w:t>
       </w:r>
     </w:p>
     <w:p>
@@ -15881,7 +17126,7 @@
                 <w:sz w:val="17"/>
                 <w:szCs w:val="17"/>
               </w:rPr>
-              <w:t xml:space="preserve">재공지에 맞춰 선정 후 일정을 조정하고, 카드·보고서 양식은 사전 준비</w:t>
+              <w:t xml:space="preserve">공지된 일정(예정)이 바뀌면 그에 맞춰 조정하고, 카드·보고서 양식은 미리 준비</w:t>
             </w:r>
           </w:p>
         </w:tc>
@@ -15923,9 +17168,10 @@
       <w:pPr>
         <w:pStyle w:val="Heading1"/>
         <w:keepNext/>
+        <w:pageBreakBefore/>
         <w:autoSpaceDE w:val="0"/>
         <w:autoSpaceDN w:val="0"/>
-        <w:spacing w:after="100" w:before="360" w:line="392" w:lineRule="exact"/>
+        <w:spacing w:after="100" w:before="0" w:line="392" w:lineRule="exact"/>
       </w:pPr>
       <w:r>
         <w:rPr>
@@ -15938,7 +17184,7 @@
           <w:sz w:val="28"/>
           <w:szCs w:val="28"/>
         </w:rPr>
-        <w:t xml:space="preserve">Ⅴ  대상 기업 선정 기준 및 현황</w:t>
+        <w:t xml:space="preserve">Ⅴ. 대상 기업 선정 기준 및 현황</w:t>
       </w:r>
       <w:r>
         <w:rPr>
@@ -16186,7 +17432,7 @@
                 <w:sz w:val="17"/>
                 <w:szCs w:val="17"/>
               </w:rPr>
-              <w:t xml:space="preserve">본점이 부산·울산·경남에 있을 것</w:t>
+              <w:t xml:space="preserve">부울경 소재 (연구팀은 본점 기준)</w:t>
             </w:r>
           </w:p>
         </w:tc>
@@ -16218,7 +17464,7 @@
                 <w:sz w:val="17"/>
                 <w:szCs w:val="17"/>
               </w:rPr>
-              <w:t xml:space="preserve">본점 주소로 지역을 구분하고, 실제 신입 근무지는 취업조건으로 별도 기록</w:t>
+              <w:t xml:space="preserve">공식 안내는 ‘부울경(부산·울산·경남) 소재 기업’으로 규정한다. 연구팀은 등기 본점 주소를 기준으로 하고, 실제 신입 근무지는 따로 기록 [2]</w:t>
             </w:r>
           </w:p>
         </w:tc>
@@ -16289,7 +17535,7 @@
                 <w:sz w:val="17"/>
                 <w:szCs w:val="17"/>
               </w:rPr>
-              <w:t xml:space="preserve">대기업·공기업이 아닐 것</w:t>
+              <w:t xml:space="preserve">대기업·공기업 제외</w:t>
             </w:r>
           </w:p>
         </w:tc>
@@ -16321,7 +17567,7 @@
                 <w:sz w:val="17"/>
                 <w:szCs w:val="17"/>
               </w:rPr>
-              <w:t xml:space="preserve">공식 안내와 기업 분류(사업보고서 등)로 확인하고, 공정위 공시대상기업집단 소속 여부를 함께 표기 [2][30]</w:t>
+              <w:t xml:space="preserve">공식 안내의 ‘대기업 및 공기업 제외’에 따르되 대기업 정의가 없으므로, 사업보고서의 중소·중견 해당 여부와 공정위 공시대상기업집단 소속 여부를 함께 표기 [2][30]</w:t>
             </w:r>
           </w:p>
         </w:tc>
@@ -16551,16 +17797,16 @@
           <w:sz w:val="17"/>
           <w:szCs w:val="17"/>
         </w:rPr>
-        <w:t xml:space="preserve">후보는 주최 측 참고목록과 팀의 기존 후보 15곳에서 출발해 같은 기준으로 검토했다[3]. 자료 공개 여부는 기업의 우수성과 구분해 기록하며, 대상 변경은 본조사 전에 완료하고 이유를 남긴다.</w:t>
+        <w:t xml:space="preserve">후보는 주최 측 참고목록(60개사)과 팀의 기존 후보 15곳에서 출발해 같은 기준으로 검토했다[3]. 자료 공개 여부는 기업의 우수성과 구분해 기록하며, 대상 변경은 본조사 전에 완료하고 이유를 남긴다.</w:t>
       </w:r>
     </w:p>
     <w:p>
       <w:pPr>
-        <w:pStyle w:val="Heading2"/>
+        <w:pStyle w:val="Heading3"/>
         <w:keepNext/>
         <w:autoSpaceDE w:val="0"/>
         <w:autoSpaceDN w:val="0"/>
-        <w:spacing w:after="50" w:before="220" w:line="334" w:lineRule="exact"/>
+        <w:spacing w:after="30" w:before="140" w:line="305" w:lineRule="exact"/>
       </w:pPr>
       <w:r>
         <w:rPr>
@@ -16569,32 +17815,10 @@
           <w:bCs/>
           <w:i w:val="false"/>
           <w:iCs w:val="false"/>
-          <w:sz w:val="23"/>
-          <w:szCs w:val="23"/>
-        </w:rPr>
-        <w:t xml:space="preserve">2  선정 기업 10곳 — 지역별 현황</w:t>
-      </w:r>
-    </w:p>
-    <w:p>
-      <w:pPr>
-        <w:keepNext/>
-        <w:keepLines/>
-        <w:autoSpaceDE w:val="0"/>
-        <w:autoSpaceDN w:val="0"/>
-        <w:spacing w:after="100" w:before="0" w:line="300" w:lineRule="exact"/>
-      </w:pPr>
-      <w:r>
-        <w:rPr>
-          <w:rFonts w:ascii="맑은 고딕" w:cs="맑은 고딕" w:eastAsia="맑은 고딕" w:hAnsi="맑은 고딕"/>
-          <w:b/>
-          <w:bCs/>
-          <w:i w:val="false"/>
-          <w:iCs w:val="false"/>
-          <w:color w:val="2F5597"/>
-          <w:sz w:val="20"/>
-          <w:szCs w:val="20"/>
-        </w:rPr>
-        <w:t xml:space="preserve">기업마다 ‘왜 이 기업인가(선정 이유)’와 ‘무엇을 확인할 것인가(연구 질문)’를 정하고, 그에 맞는 근거 자료로 조사한다.</w:t>
+          <w:sz w:val="21"/>
+          <w:szCs w:val="21"/>
+        </w:rPr>
+        <w:t xml:space="preserve">기업 선정</w:t>
       </w:r>
     </w:p>
     <w:tbl>
@@ -16611,10 +17835,388 @@
         <w:tblLayout w:type="fixed"/>
       </w:tblPr>
       <w:tblGrid>
-        <w:gridCol w:w="690"/>
-        <w:gridCol w:w="1677"/>
-        <w:gridCol w:w="4538"/>
-        <w:gridCol w:w="2961"/>
+        <w:gridCol w:w="986"/>
+        <w:gridCol w:w="789"/>
+        <w:gridCol w:w="8091"/>
+      </w:tblGrid>
+      <w:tr>
+        <w:trPr>
+          <w:cantSplit/>
+        </w:trPr>
+        <w:tc>
+          <w:tcPr>
+            <w:tcW w:type="dxa" w:w="986"/>
+            <w:shd w:fill="DEEAF6" w:color="auto" w:val="clear"/>
+            <w:tcMar>
+              <w:top w:type="dxa" w:w="50"/>
+              <w:left w:type="dxa" w:w="90"/>
+              <w:bottom w:type="dxa" w:w="50"/>
+              <w:right w:type="dxa" w:w="90"/>
+            </w:tcMar>
+            <w:vAlign w:val="center"/>
+          </w:tcPr>
+          <w:p>
+            <w:pPr>
+              <w:keepNext/>
+              <w:autoSpaceDE w:val="0"/>
+              <w:autoSpaceDN w:val="0"/>
+              <w:spacing w:after="20" w:before="0" w:line="245" w:lineRule="exact"/>
+              <w:jc w:val="center"/>
+            </w:pPr>
+            <w:r>
+              <w:rPr>
+                <w:rFonts w:ascii="맑은 고딕" w:cs="맑은 고딕" w:eastAsia="맑은 고딕" w:hAnsi="맑은 고딕"/>
+                <w:b/>
+                <w:bCs/>
+                <w:i w:val="false"/>
+                <w:iCs w:val="false"/>
+                <w:sz w:val="18"/>
+                <w:szCs w:val="18"/>
+              </w:rPr>
+              <w:t xml:space="preserve">부산</w:t>
+            </w:r>
+          </w:p>
+        </w:tc>
+        <w:tc>
+          <w:tcPr>
+            <w:tcW w:type="dxa" w:w="789"/>
+            <w:tcMar>
+              <w:top w:type="dxa" w:w="50"/>
+              <w:left w:type="dxa" w:w="90"/>
+              <w:bottom w:type="dxa" w:w="50"/>
+              <w:right w:type="dxa" w:w="90"/>
+            </w:tcMar>
+            <w:vAlign w:val="center"/>
+          </w:tcPr>
+          <w:p>
+            <w:pPr>
+              <w:keepNext/>
+              <w:autoSpaceDE w:val="0"/>
+              <w:autoSpaceDN w:val="0"/>
+              <w:spacing w:after="20" w:before="0" w:line="245" w:lineRule="exact"/>
+              <w:jc w:val="center"/>
+            </w:pPr>
+            <w:r>
+              <w:rPr>
+                <w:rFonts w:ascii="맑은 고딕" w:cs="맑은 고딕" w:eastAsia="맑은 고딕" w:hAnsi="맑은 고딕"/>
+                <w:b/>
+                <w:bCs/>
+                <w:i w:val="false"/>
+                <w:iCs w:val="false"/>
+                <w:sz w:val="18"/>
+                <w:szCs w:val="18"/>
+              </w:rPr>
+              <w:t xml:space="preserve">4개</w:t>
+            </w:r>
+          </w:p>
+        </w:tc>
+        <w:tc>
+          <w:tcPr>
+            <w:tcW w:type="dxa" w:w="8091"/>
+            <w:tcMar>
+              <w:top w:type="dxa" w:w="50"/>
+              <w:left w:type="dxa" w:w="90"/>
+              <w:bottom w:type="dxa" w:w="50"/>
+              <w:right w:type="dxa" w:w="90"/>
+            </w:tcMar>
+            <w:vAlign w:val="center"/>
+          </w:tcPr>
+          <w:p>
+            <w:pPr>
+              <w:keepNext/>
+              <w:autoSpaceDE w:val="0"/>
+              <w:autoSpaceDN w:val="0"/>
+              <w:spacing w:after="20" w:before="0" w:line="245" w:lineRule="exact"/>
+              <w:jc w:val="left"/>
+            </w:pPr>
+            <w:r>
+              <w:rPr>
+                <w:rFonts w:ascii="맑은 고딕" w:cs="맑은 고딕" w:eastAsia="맑은 고딕" w:hAnsi="맑은 고딕"/>
+                <w:b w:val="false"/>
+                <w:bCs w:val="false"/>
+                <w:i w:val="false"/>
+                <w:iCs w:val="false"/>
+                <w:sz w:val="18"/>
+                <w:szCs w:val="18"/>
+              </w:rPr>
+              <w:t xml:space="preserve">오토닉스, 동화엔텍, 비엠티, 은산해운항공</w:t>
+            </w:r>
+          </w:p>
+        </w:tc>
+      </w:tr>
+      <w:tr>
+        <w:trPr>
+          <w:cantSplit/>
+        </w:trPr>
+        <w:tc>
+          <w:tcPr>
+            <w:tcW w:type="dxa" w:w="986"/>
+            <w:shd w:fill="DEEAF6" w:color="auto" w:val="clear"/>
+            <w:tcMar>
+              <w:top w:type="dxa" w:w="50"/>
+              <w:left w:type="dxa" w:w="90"/>
+              <w:bottom w:type="dxa" w:w="50"/>
+              <w:right w:type="dxa" w:w="90"/>
+            </w:tcMar>
+            <w:vAlign w:val="center"/>
+          </w:tcPr>
+          <w:p>
+            <w:pPr>
+              <w:keepNext/>
+              <w:autoSpaceDE w:val="0"/>
+              <w:autoSpaceDN w:val="0"/>
+              <w:spacing w:after="20" w:before="0" w:line="245" w:lineRule="exact"/>
+              <w:jc w:val="center"/>
+            </w:pPr>
+            <w:r>
+              <w:rPr>
+                <w:rFonts w:ascii="맑은 고딕" w:cs="맑은 고딕" w:eastAsia="맑은 고딕" w:hAnsi="맑은 고딕"/>
+                <w:b/>
+                <w:bCs/>
+                <w:i w:val="false"/>
+                <w:iCs w:val="false"/>
+                <w:sz w:val="18"/>
+                <w:szCs w:val="18"/>
+              </w:rPr>
+              <w:t xml:space="preserve">울산</w:t>
+            </w:r>
+          </w:p>
+        </w:tc>
+        <w:tc>
+          <w:tcPr>
+            <w:tcW w:type="dxa" w:w="789"/>
+            <w:tcMar>
+              <w:top w:type="dxa" w:w="50"/>
+              <w:left w:type="dxa" w:w="90"/>
+              <w:bottom w:type="dxa" w:w="50"/>
+              <w:right w:type="dxa" w:w="90"/>
+            </w:tcMar>
+            <w:vAlign w:val="center"/>
+          </w:tcPr>
+          <w:p>
+            <w:pPr>
+              <w:keepNext/>
+              <w:autoSpaceDE w:val="0"/>
+              <w:autoSpaceDN w:val="0"/>
+              <w:spacing w:after="20" w:before="0" w:line="245" w:lineRule="exact"/>
+              <w:jc w:val="center"/>
+            </w:pPr>
+            <w:r>
+              <w:rPr>
+                <w:rFonts w:ascii="맑은 고딕" w:cs="맑은 고딕" w:eastAsia="맑은 고딕" w:hAnsi="맑은 고딕"/>
+                <w:b/>
+                <w:bCs/>
+                <w:i w:val="false"/>
+                <w:iCs w:val="false"/>
+                <w:sz w:val="18"/>
+                <w:szCs w:val="18"/>
+              </w:rPr>
+              <w:t xml:space="preserve">1개</w:t>
+            </w:r>
+          </w:p>
+        </w:tc>
+        <w:tc>
+          <w:tcPr>
+            <w:tcW w:type="dxa" w:w="8091"/>
+            <w:tcMar>
+              <w:top w:type="dxa" w:w="50"/>
+              <w:left w:type="dxa" w:w="90"/>
+              <w:bottom w:type="dxa" w:w="50"/>
+              <w:right w:type="dxa" w:w="90"/>
+            </w:tcMar>
+            <w:vAlign w:val="center"/>
+          </w:tcPr>
+          <w:p>
+            <w:pPr>
+              <w:keepNext/>
+              <w:autoSpaceDE w:val="0"/>
+              <w:autoSpaceDN w:val="0"/>
+              <w:spacing w:after="20" w:before="0" w:line="245" w:lineRule="exact"/>
+              <w:jc w:val="left"/>
+            </w:pPr>
+            <w:r>
+              <w:rPr>
+                <w:rFonts w:ascii="맑은 고딕" w:cs="맑은 고딕" w:eastAsia="맑은 고딕" w:hAnsi="맑은 고딕"/>
+                <w:b w:val="false"/>
+                <w:bCs w:val="false"/>
+                <w:i w:val="false"/>
+                <w:iCs w:val="false"/>
+                <w:sz w:val="18"/>
+                <w:szCs w:val="18"/>
+              </w:rPr>
+              <w:t xml:space="preserve">경동도시가스</w:t>
+            </w:r>
+          </w:p>
+        </w:tc>
+      </w:tr>
+      <w:tr>
+        <w:trPr>
+          <w:cantSplit/>
+        </w:trPr>
+        <w:tc>
+          <w:tcPr>
+            <w:tcW w:type="dxa" w:w="986"/>
+            <w:shd w:fill="DEEAF6" w:color="auto" w:val="clear"/>
+            <w:tcMar>
+              <w:top w:type="dxa" w:w="50"/>
+              <w:left w:type="dxa" w:w="90"/>
+              <w:bottom w:type="dxa" w:w="50"/>
+              <w:right w:type="dxa" w:w="90"/>
+            </w:tcMar>
+            <w:vAlign w:val="center"/>
+          </w:tcPr>
+          <w:p>
+            <w:pPr>
+              <w:keepNext/>
+              <w:autoSpaceDE w:val="0"/>
+              <w:autoSpaceDN w:val="0"/>
+              <w:spacing w:after="20" w:before="0" w:line="245" w:lineRule="exact"/>
+              <w:jc w:val="center"/>
+            </w:pPr>
+            <w:r>
+              <w:rPr>
+                <w:rFonts w:ascii="맑은 고딕" w:cs="맑은 고딕" w:eastAsia="맑은 고딕" w:hAnsi="맑은 고딕"/>
+                <w:b/>
+                <w:bCs/>
+                <w:i w:val="false"/>
+                <w:iCs w:val="false"/>
+                <w:sz w:val="18"/>
+                <w:szCs w:val="18"/>
+              </w:rPr>
+              <w:t xml:space="preserve">경남</w:t>
+            </w:r>
+          </w:p>
+        </w:tc>
+        <w:tc>
+          <w:tcPr>
+            <w:tcW w:type="dxa" w:w="789"/>
+            <w:tcMar>
+              <w:top w:type="dxa" w:w="50"/>
+              <w:left w:type="dxa" w:w="90"/>
+              <w:bottom w:type="dxa" w:w="50"/>
+              <w:right w:type="dxa" w:w="90"/>
+            </w:tcMar>
+            <w:vAlign w:val="center"/>
+          </w:tcPr>
+          <w:p>
+            <w:pPr>
+              <w:keepNext/>
+              <w:autoSpaceDE w:val="0"/>
+              <w:autoSpaceDN w:val="0"/>
+              <w:spacing w:after="20" w:before="0" w:line="245" w:lineRule="exact"/>
+              <w:jc w:val="center"/>
+            </w:pPr>
+            <w:r>
+              <w:rPr>
+                <w:rFonts w:ascii="맑은 고딕" w:cs="맑은 고딕" w:eastAsia="맑은 고딕" w:hAnsi="맑은 고딕"/>
+                <w:b/>
+                <w:bCs/>
+                <w:i w:val="false"/>
+                <w:iCs w:val="false"/>
+                <w:sz w:val="18"/>
+                <w:szCs w:val="18"/>
+              </w:rPr>
+              <w:t xml:space="preserve">5개</w:t>
+            </w:r>
+          </w:p>
+        </w:tc>
+        <w:tc>
+          <w:tcPr>
+            <w:tcW w:type="dxa" w:w="8091"/>
+            <w:tcMar>
+              <w:top w:type="dxa" w:w="50"/>
+              <w:left w:type="dxa" w:w="90"/>
+              <w:bottom w:type="dxa" w:w="50"/>
+              <w:right w:type="dxa" w:w="90"/>
+            </w:tcMar>
+            <w:vAlign w:val="center"/>
+          </w:tcPr>
+          <w:p>
+            <w:pPr>
+              <w:keepNext/>
+              <w:autoSpaceDE w:val="0"/>
+              <w:autoSpaceDN w:val="0"/>
+              <w:spacing w:after="20" w:before="0" w:line="245" w:lineRule="exact"/>
+              <w:jc w:val="left"/>
+            </w:pPr>
+            <w:r>
+              <w:rPr>
+                <w:rFonts w:ascii="맑은 고딕" w:cs="맑은 고딕" w:eastAsia="맑은 고딕" w:hAnsi="맑은 고딕"/>
+                <w:b w:val="false"/>
+                <w:bCs w:val="false"/>
+                <w:i w:val="false"/>
+                <w:iCs w:val="false"/>
+                <w:sz w:val="18"/>
+                <w:szCs w:val="18"/>
+              </w:rPr>
+              <w:t xml:space="preserve">DN솔루션즈, 해성디에스, 넥센타이어, 한국카본, TKG태광</w:t>
+            </w:r>
+          </w:p>
+        </w:tc>
+      </w:tr>
+    </w:tbl>
+    <w:p>
+      <w:pPr>
+        <w:pStyle w:val="Heading2"/>
+        <w:keepNext/>
+        <w:autoSpaceDE w:val="0"/>
+        <w:autoSpaceDN w:val="0"/>
+        <w:spacing w:after="50" w:before="220" w:line="334" w:lineRule="exact"/>
+      </w:pPr>
+      <w:r>
+        <w:rPr>
+          <w:rFonts w:ascii="맑은 고딕" w:cs="맑은 고딕" w:eastAsia="맑은 고딕" w:hAnsi="맑은 고딕"/>
+          <w:b/>
+          <w:bCs/>
+          <w:i w:val="false"/>
+          <w:iCs w:val="false"/>
+          <w:sz w:val="23"/>
+          <w:szCs w:val="23"/>
+        </w:rPr>
+        <w:t xml:space="preserve">2  선정 기업 10곳 — 지역별 현황</w:t>
+      </w:r>
+    </w:p>
+    <w:p>
+      <w:pPr>
+        <w:keepNext/>
+        <w:keepLines/>
+        <w:autoSpaceDE w:val="0"/>
+        <w:autoSpaceDN w:val="0"/>
+        <w:spacing w:after="100" w:before="0" w:line="300" w:lineRule="exact"/>
+      </w:pPr>
+      <w:r>
+        <w:rPr>
+          <w:rFonts w:ascii="맑은 고딕" w:cs="맑은 고딕" w:eastAsia="맑은 고딕" w:hAnsi="맑은 고딕"/>
+          <w:b/>
+          <w:bCs/>
+          <w:i w:val="false"/>
+          <w:iCs w:val="false"/>
+          <w:color w:val="2F5597"/>
+          <w:sz w:val="20"/>
+          <w:szCs w:val="20"/>
+        </w:rPr>
+        <w:t xml:space="preserve">기업마다 ‘왜 이 기업인가(선정 이유)’와 ‘무엇을 확인할 것인가(연구 질문)’를 정하고, 그에 맞는 근거 자료로 조사한다.</w:t>
+      </w:r>
+    </w:p>
+    <w:tbl>
+      <w:tblPr>
+        <w:tblW w:type="dxa" w:w="9866"/>
+        <w:tblBorders>
+          <w:top w:val="single" w:color="A6A6A6" w:sz="4"/>
+          <w:left w:val="single" w:color="A6A6A6" w:sz="4"/>
+          <w:bottom w:val="single" w:color="A6A6A6" w:sz="4"/>
+          <w:right w:val="single" w:color="A6A6A6" w:sz="4"/>
+          <w:insideH w:val="single" w:color="A6A6A6" w:sz="4"/>
+          <w:insideV w:val="single" w:color="A6A6A6" w:sz="4"/>
+        </w:tblBorders>
+        <w:tblLayout w:type="fixed"/>
+      </w:tblPr>
+      <w:tblGrid>
+        <w:gridCol w:w="591"/>
+        <w:gridCol w:w="1282"/>
+        <w:gridCol w:w="1381"/>
+        <w:gridCol w:w="4045"/>
+        <w:gridCol w:w="2567"/>
       </w:tblGrid>
       <w:tr>
         <w:trPr>
@@ -16623,13 +18225,13 @@
         </w:trPr>
         <w:tc>
           <w:tcPr>
-            <w:tcW w:type="dxa" w:w="690"/>
+            <w:tcW w:type="dxa" w:w="591"/>
             <w:shd w:fill="D9E2F3" w:color="auto" w:val="clear"/>
             <w:tcMar>
               <w:top w:type="dxa" w:w="50"/>
-              <w:left w:type="dxa" w:w="70"/>
-              <w:bottom w:type="dxa" w:w="50"/>
-              <w:right w:type="dxa" w:w="70"/>
+              <w:left w:type="dxa" w:w="60"/>
+              <w:bottom w:type="dxa" w:w="50"/>
+              <w:right w:type="dxa" w:w="60"/>
             </w:tcMar>
             <w:vAlign w:val="center"/>
           </w:tcPr>
@@ -16650,19 +18252,19 @@
                 <w:sz w:val="16"/>
                 <w:szCs w:val="16"/>
               </w:rPr>
-              <w:t xml:space="preserve">지역</w:t>
-            </w:r>
-          </w:p>
-        </w:tc>
-        <w:tc>
-          <w:tcPr>
-            <w:tcW w:type="dxa" w:w="1677"/>
+              <w:t xml:space="preserve">구분</w:t>
+            </w:r>
+          </w:p>
+        </w:tc>
+        <w:tc>
+          <w:tcPr>
+            <w:tcW w:type="dxa" w:w="1282"/>
             <w:shd w:fill="D9E2F3" w:color="auto" w:val="clear"/>
             <w:tcMar>
               <w:top w:type="dxa" w:w="50"/>
-              <w:left w:type="dxa" w:w="70"/>
-              <w:bottom w:type="dxa" w:w="50"/>
-              <w:right w:type="dxa" w:w="70"/>
+              <w:left w:type="dxa" w:w="60"/>
+              <w:bottom w:type="dxa" w:w="50"/>
+              <w:right w:type="dxa" w:w="60"/>
             </w:tcMar>
             <w:vAlign w:val="center"/>
           </w:tcPr>
@@ -16683,19 +18285,19 @@
                 <w:sz w:val="16"/>
                 <w:szCs w:val="16"/>
               </w:rPr>
-              <w:t xml:space="preserve">기업 (업종)</w:t>
-            </w:r>
-          </w:p>
-        </w:tc>
-        <w:tc>
-          <w:tcPr>
-            <w:tcW w:type="dxa" w:w="4538"/>
+              <w:t xml:space="preserve">기업명</w:t>
+            </w:r>
+          </w:p>
+        </w:tc>
+        <w:tc>
+          <w:tcPr>
+            <w:tcW w:type="dxa" w:w="1381"/>
             <w:shd w:fill="D9E2F3" w:color="auto" w:val="clear"/>
             <w:tcMar>
               <w:top w:type="dxa" w:w="50"/>
-              <w:left w:type="dxa" w:w="70"/>
-              <w:bottom w:type="dxa" w:w="50"/>
-              <w:right w:type="dxa" w:w="70"/>
+              <w:left w:type="dxa" w:w="60"/>
+              <w:bottom w:type="dxa" w:w="50"/>
+              <w:right w:type="dxa" w:w="60"/>
             </w:tcMar>
             <w:vAlign w:val="center"/>
           </w:tcPr>
@@ -16716,19 +18318,19 @@
                 <w:sz w:val="16"/>
                 <w:szCs w:val="16"/>
               </w:rPr>
-              <w:t xml:space="preserve">선정 이유와 연구 질문</w:t>
-            </w:r>
-          </w:p>
-        </w:tc>
-        <w:tc>
-          <w:tcPr>
-            <w:tcW w:type="dxa" w:w="2961"/>
+              <w:t xml:space="preserve">주요업종·산업</w:t>
+            </w:r>
+          </w:p>
+        </w:tc>
+        <w:tc>
+          <w:tcPr>
+            <w:tcW w:type="dxa" w:w="4045"/>
             <w:shd w:fill="D9E2F3" w:color="auto" w:val="clear"/>
             <w:tcMar>
               <w:top w:type="dxa" w:w="50"/>
-              <w:left w:type="dxa" w:w="70"/>
-              <w:bottom w:type="dxa" w:w="50"/>
-              <w:right w:type="dxa" w:w="70"/>
+              <w:left w:type="dxa" w:w="60"/>
+              <w:bottom w:type="dxa" w:w="50"/>
+              <w:right w:type="dxa" w:w="60"/>
             </w:tcMar>
             <w:vAlign w:val="center"/>
           </w:tcPr>
@@ -16749,7 +18351,40 @@
                 <w:sz w:val="16"/>
                 <w:szCs w:val="16"/>
               </w:rPr>
-              <w:t xml:space="preserve">연구 방법과 근거</w:t>
+              <w:t xml:space="preserve">선정이유 (연구 질문)</w:t>
+            </w:r>
+          </w:p>
+        </w:tc>
+        <w:tc>
+          <w:tcPr>
+            <w:tcW w:type="dxa" w:w="2567"/>
+            <w:shd w:fill="D9E2F3" w:color="auto" w:val="clear"/>
+            <w:tcMar>
+              <w:top w:type="dxa" w:w="50"/>
+              <w:left w:type="dxa" w:w="60"/>
+              <w:bottom w:type="dxa" w:w="50"/>
+              <w:right w:type="dxa" w:w="60"/>
+            </w:tcMar>
+            <w:vAlign w:val="center"/>
+          </w:tcPr>
+          <w:p>
+            <w:pPr>
+              <w:autoSpaceDE w:val="0"/>
+              <w:autoSpaceDN w:val="0"/>
+              <w:spacing w:after="20" w:before="0" w:line="218" w:lineRule="exact"/>
+              <w:jc w:val="center"/>
+            </w:pPr>
+            <w:r>
+              <w:rPr>
+                <w:rFonts w:ascii="맑은 고딕" w:cs="맑은 고딕" w:eastAsia="맑은 고딕" w:hAnsi="맑은 고딕"/>
+                <w:b/>
+                <w:bCs/>
+                <w:i w:val="false"/>
+                <w:iCs w:val="false"/>
+                <w:sz w:val="16"/>
+                <w:szCs w:val="16"/>
+              </w:rPr>
+              <w:t xml:space="preserve">연구방법 (근거)</w:t>
             </w:r>
           </w:p>
         </w:tc>
@@ -16761,14 +18396,14 @@
         </w:trPr>
         <w:tc>
           <w:tcPr>
-            <w:tcW w:type="dxa" w:w="690"/>
+            <w:tcW w:type="dxa" w:w="591"/>
             <w:vMerge w:val="restart"/>
             <w:shd w:fill="DEEAF6" w:color="auto" w:val="clear"/>
             <w:tcMar>
               <w:top w:type="dxa" w:w="50"/>
-              <w:left w:type="dxa" w:w="70"/>
-              <w:bottom w:type="dxa" w:w="50"/>
-              <w:right w:type="dxa" w:w="70"/>
+              <w:left w:type="dxa" w:w="60"/>
+              <w:bottom w:type="dxa" w:w="50"/>
+              <w:right w:type="dxa" w:w="60"/>
             </w:tcMar>
             <w:vAlign w:val="center"/>
           </w:tcPr>
@@ -16795,12 +18430,12 @@
         </w:tc>
         <w:tc>
           <w:tcPr>
-            <w:tcW w:type="dxa" w:w="1677"/>
-            <w:tcMar>
-              <w:top w:type="dxa" w:w="50"/>
-              <w:left w:type="dxa" w:w="70"/>
-              <w:bottom w:type="dxa" w:w="50"/>
-              <w:right w:type="dxa" w:w="70"/>
+            <w:tcW w:type="dxa" w:w="1282"/>
+            <w:tcMar>
+              <w:top w:type="dxa" w:w="50"/>
+              <w:left w:type="dxa" w:w="60"/>
+              <w:bottom w:type="dxa" w:w="50"/>
+              <w:right w:type="dxa" w:w="60"/>
             </w:tcMar>
             <w:vAlign w:val="center"/>
           </w:tcPr>
@@ -16824,6 +18459,18 @@
               <w:t xml:space="preserve">① 오토닉스</w:t>
             </w:r>
           </w:p>
+        </w:tc>
+        <w:tc>
+          <w:tcPr>
+            <w:tcW w:type="dxa" w:w="1381"/>
+            <w:tcMar>
+              <w:top w:type="dxa" w:w="50"/>
+              <w:left w:type="dxa" w:w="60"/>
+              <w:bottom w:type="dxa" w:w="50"/>
+              <w:right w:type="dxa" w:w="60"/>
+            </w:tcMar>
+            <w:vAlign w:val="center"/>
+          </w:tcPr>
           <w:p>
             <w:pPr>
               <w:autoSpaceDE w:val="0"/>
@@ -16847,12 +18494,12 @@
         </w:tc>
         <w:tc>
           <w:tcPr>
-            <w:tcW w:type="dxa" w:w="4538"/>
-            <w:tcMar>
-              <w:top w:type="dxa" w:w="50"/>
-              <w:left w:type="dxa" w:w="70"/>
-              <w:bottom w:type="dxa" w:w="50"/>
-              <w:right w:type="dxa" w:w="70"/>
+            <w:tcW w:type="dxa" w:w="4045"/>
+            <w:tcMar>
+              <w:top w:type="dxa" w:w="50"/>
+              <w:left w:type="dxa" w:w="60"/>
+              <w:bottom w:type="dxa" w:w="50"/>
+              <w:right w:type="dxa" w:w="60"/>
             </w:tcMar>
             <w:vAlign w:val="center"/>
           </w:tcPr>
@@ -16873,18 +18520,18 @@
                 <w:sz w:val="16"/>
                 <w:szCs w:val="16"/>
               </w:rPr>
-              <w:t xml:space="preserve">전기·자동화 기술과 관리회계·기획·영업 직무의 연결을 조사한다. 부산 해운대 본사 근무 관리회계 신입과 서울 마곡 R&amp;D센터 근무 직무를 구분해 지역 근무 경로를 확인한다.</w:t>
-            </w:r>
-          </w:p>
-        </w:tc>
-        <w:tc>
-          <w:tcPr>
-            <w:tcW w:type="dxa" w:w="2961"/>
-            <w:tcMar>
-              <w:top w:type="dxa" w:w="50"/>
-              <w:left w:type="dxa" w:w="70"/>
-              <w:bottom w:type="dxa" w:w="50"/>
-              <w:right w:type="dxa" w:w="70"/>
+              <w:t xml:space="preserve">전기·자동화 기술과 관리회계·기획·영업 직무의 연결을 조사한다. 부산 해운대 본사 근무 관리회계 신입과 서울 마곡 R&amp;D센터 등 수도권 근무 직무를 구분해 지역 근무 경로를 확인한다.</w:t>
+            </w:r>
+          </w:p>
+        </w:tc>
+        <w:tc>
+          <w:tcPr>
+            <w:tcW w:type="dxa" w:w="2567"/>
+            <w:tcMar>
+              <w:top w:type="dxa" w:w="50"/>
+              <w:left w:type="dxa" w:w="60"/>
+              <w:bottom w:type="dxa" w:w="50"/>
+              <w:right w:type="dxa" w:w="60"/>
             </w:tcMar>
             <w:vAlign w:val="center"/>
           </w:tcPr>
@@ -16905,7 +18552,7 @@
                 <w:sz w:val="16"/>
                 <w:szCs w:val="16"/>
               </w:rPr>
-              <w:t xml:space="preserve">부산 근무 신입 공고, 서울 근무 비교 공고, 공식 제품 자료 [31][14][21]</w:t>
+              <w:t xml:space="preserve">부산 근무 신입 공고, 공식 제품 자료 [14][21]</w:t>
             </w:r>
           </w:p>
         </w:tc>
@@ -16923,12 +18570,12 @@
         </w:tc>
         <w:tc>
           <w:tcPr>
-            <w:tcW w:type="dxa" w:w="1677"/>
-            <w:tcMar>
-              <w:top w:type="dxa" w:w="50"/>
-              <w:left w:type="dxa" w:w="70"/>
-              <w:bottom w:type="dxa" w:w="50"/>
-              <w:right w:type="dxa" w:w="70"/>
+            <w:tcW w:type="dxa" w:w="1282"/>
+            <w:tcMar>
+              <w:top w:type="dxa" w:w="50"/>
+              <w:left w:type="dxa" w:w="60"/>
+              <w:bottom w:type="dxa" w:w="50"/>
+              <w:right w:type="dxa" w:w="60"/>
             </w:tcMar>
             <w:vAlign w:val="center"/>
           </w:tcPr>
@@ -16952,6 +18599,18 @@
               <w:t xml:space="preserve">② 동화엔텍</w:t>
             </w:r>
           </w:p>
+        </w:tc>
+        <w:tc>
+          <w:tcPr>
+            <w:tcW w:type="dxa" w:w="1381"/>
+            <w:tcMar>
+              <w:top w:type="dxa" w:w="50"/>
+              <w:left w:type="dxa" w:w="60"/>
+              <w:bottom w:type="dxa" w:w="50"/>
+              <w:right w:type="dxa" w:w="60"/>
+            </w:tcMar>
+            <w:vAlign w:val="center"/>
+          </w:tcPr>
           <w:p>
             <w:pPr>
               <w:autoSpaceDE w:val="0"/>
@@ -16975,12 +18634,12 @@
         </w:tc>
         <w:tc>
           <w:tcPr>
-            <w:tcW w:type="dxa" w:w="4538"/>
-            <w:tcMar>
-              <w:top w:type="dxa" w:w="50"/>
-              <w:left w:type="dxa" w:w="70"/>
-              <w:bottom w:type="dxa" w:w="50"/>
-              <w:right w:type="dxa" w:w="70"/>
+            <w:tcW w:type="dxa" w:w="4045"/>
+            <w:tcMar>
+              <w:top w:type="dxa" w:w="50"/>
+              <w:left w:type="dxa" w:w="60"/>
+              <w:bottom w:type="dxa" w:w="50"/>
+              <w:right w:type="dxa" w:w="60"/>
             </w:tcMar>
             <w:vAlign w:val="center"/>
           </w:tcPr>
@@ -17001,18 +18660,18 @@
                 <w:sz w:val="16"/>
                 <w:szCs w:val="16"/>
               </w:rPr>
-              <w:t xml:space="preserve">열교환 기술의 응용과 기술영업·설계·연구 업무를 분석한다. 2026년 하반기 공채(부산 강서구 근무)의 신입·경력·인턴 조건 차이를 확인한다.</w:t>
-            </w:r>
-          </w:p>
-        </w:tc>
-        <w:tc>
-          <w:tcPr>
-            <w:tcW w:type="dxa" w:w="2961"/>
-            <w:tcMar>
-              <w:top w:type="dxa" w:w="50"/>
-              <w:left w:type="dxa" w:w="70"/>
-              <w:bottom w:type="dxa" w:w="50"/>
-              <w:right w:type="dxa" w:w="70"/>
+              <w:t xml:space="preserve">열교환 기술의 응용과 기술영업·설계·연구 업무를 분석한다. 2026년 하반기 공채(부산 강서구)에서 신입은 8주 인턴십 후 평가로 정규직 전환을 정하므로, 전환 조건과 경력 채용의 차이를 확인한다.</w:t>
+            </w:r>
+          </w:p>
+        </w:tc>
+        <w:tc>
+          <w:tcPr>
+            <w:tcW w:type="dxa" w:w="2567"/>
+            <w:tcMar>
+              <w:top w:type="dxa" w:w="50"/>
+              <w:left w:type="dxa" w:w="60"/>
+              <w:bottom w:type="dxa" w:w="50"/>
+              <w:right w:type="dxa" w:w="60"/>
             </w:tcMar>
             <w:vAlign w:val="center"/>
           </w:tcPr>
@@ -17051,12 +18710,12 @@
         </w:tc>
         <w:tc>
           <w:tcPr>
-            <w:tcW w:type="dxa" w:w="1677"/>
-            <w:tcMar>
-              <w:top w:type="dxa" w:w="50"/>
-              <w:left w:type="dxa" w:w="70"/>
-              <w:bottom w:type="dxa" w:w="50"/>
-              <w:right w:type="dxa" w:w="70"/>
+            <w:tcW w:type="dxa" w:w="1282"/>
+            <w:tcMar>
+              <w:top w:type="dxa" w:w="50"/>
+              <w:left w:type="dxa" w:w="60"/>
+              <w:bottom w:type="dxa" w:w="50"/>
+              <w:right w:type="dxa" w:w="60"/>
             </w:tcMar>
             <w:vAlign w:val="center"/>
           </w:tcPr>
@@ -17080,6 +18739,18 @@
               <w:t xml:space="preserve">③ 비엠티</w:t>
             </w:r>
           </w:p>
+        </w:tc>
+        <w:tc>
+          <w:tcPr>
+            <w:tcW w:type="dxa" w:w="1381"/>
+            <w:tcMar>
+              <w:top w:type="dxa" w:w="50"/>
+              <w:left w:type="dxa" w:w="60"/>
+              <w:bottom w:type="dxa" w:w="50"/>
+              <w:right w:type="dxa" w:w="60"/>
+            </w:tcMar>
+            <w:vAlign w:val="center"/>
+          </w:tcPr>
           <w:p>
             <w:pPr>
               <w:autoSpaceDE w:val="0"/>
@@ -17103,12 +18774,12 @@
         </w:tc>
         <w:tc>
           <w:tcPr>
-            <w:tcW w:type="dxa" w:w="4538"/>
-            <w:tcMar>
-              <w:top w:type="dxa" w:w="50"/>
-              <w:left w:type="dxa" w:w="70"/>
-              <w:bottom w:type="dxa" w:w="50"/>
-              <w:right w:type="dxa" w:w="70"/>
+            <w:tcW w:type="dxa" w:w="4045"/>
+            <w:tcMar>
+              <w:top w:type="dxa" w:w="50"/>
+              <w:left w:type="dxa" w:w="60"/>
+              <w:bottom w:type="dxa" w:w="50"/>
+              <w:right w:type="dxa" w:w="60"/>
             </w:tcMar>
             <w:vAlign w:val="center"/>
           </w:tcPr>
@@ -17129,18 +18800,18 @@
                 <w:sz w:val="16"/>
                 <w:szCs w:val="16"/>
               </w:rPr>
-              <w:t xml:space="preserve">부산 소재 기술기업의 연구·설계와 전기 관련 업무를 분석한다. 공시자료로 사업 지속성과 직무 기회를 함께 확인한다.</w:t>
-            </w:r>
-          </w:p>
-        </w:tc>
-        <w:tc>
-          <w:tcPr>
-            <w:tcW w:type="dxa" w:w="2961"/>
-            <w:tcMar>
-              <w:top w:type="dxa" w:w="50"/>
-              <w:left w:type="dxa" w:w="70"/>
-              <w:bottom w:type="dxa" w:w="50"/>
-              <w:right w:type="dxa" w:w="70"/>
+              <w:t xml:space="preserve">부산 소재 기술기업의 연구·설계와 전기 관련 업무를 분석한다. 2026년 9월 기술연구소·전기설계 공고(신입 지원 가능, 부산 기장)와 공시자료로 직무 기회와 사업 지속성을 확인한다.</w:t>
+            </w:r>
+          </w:p>
+        </w:tc>
+        <w:tc>
+          <w:tcPr>
+            <w:tcW w:type="dxa" w:w="2567"/>
+            <w:tcMar>
+              <w:top w:type="dxa" w:w="50"/>
+              <w:left w:type="dxa" w:w="60"/>
+              <w:bottom w:type="dxa" w:w="50"/>
+              <w:right w:type="dxa" w:w="60"/>
             </w:tcMar>
             <w:vAlign w:val="center"/>
           </w:tcPr>
@@ -17161,7 +18832,7 @@
                 <w:sz w:val="16"/>
                 <w:szCs w:val="16"/>
               </w:rPr>
-              <w:t xml:space="preserve">2025년 사업보고서, 회사 채용 자료, 직무 인터뷰 [7]</w:t>
+              <w:t xml:space="preserve">2025년 사업보고서, 신입 지원 가능 공고, 직무 인터뷰 [7][31]</w:t>
             </w:r>
           </w:p>
         </w:tc>
@@ -17179,12 +18850,12 @@
         </w:tc>
         <w:tc>
           <w:tcPr>
-            <w:tcW w:type="dxa" w:w="1677"/>
-            <w:tcMar>
-              <w:top w:type="dxa" w:w="50"/>
-              <w:left w:type="dxa" w:w="70"/>
-              <w:bottom w:type="dxa" w:w="50"/>
-              <w:right w:type="dxa" w:w="70"/>
+            <w:tcW w:type="dxa" w:w="1282"/>
+            <w:tcMar>
+              <w:top w:type="dxa" w:w="50"/>
+              <w:left w:type="dxa" w:w="60"/>
+              <w:bottom w:type="dxa" w:w="50"/>
+              <w:right w:type="dxa" w:w="60"/>
             </w:tcMar>
             <w:vAlign w:val="center"/>
           </w:tcPr>
@@ -17208,6 +18879,18 @@
               <w:t xml:space="preserve">④ 은산해운항공</w:t>
             </w:r>
           </w:p>
+        </w:tc>
+        <w:tc>
+          <w:tcPr>
+            <w:tcW w:type="dxa" w:w="1381"/>
+            <w:tcMar>
+              <w:top w:type="dxa" w:w="50"/>
+              <w:left w:type="dxa" w:w="60"/>
+              <w:bottom w:type="dxa" w:w="50"/>
+              <w:right w:type="dxa" w:w="60"/>
+            </w:tcMar>
+            <w:vAlign w:val="center"/>
+          </w:tcPr>
           <w:p>
             <w:pPr>
               <w:autoSpaceDE w:val="0"/>
@@ -17231,12 +18914,12 @@
         </w:tc>
         <w:tc>
           <w:tcPr>
-            <w:tcW w:type="dxa" w:w="4538"/>
-            <w:tcMar>
-              <w:top w:type="dxa" w:w="50"/>
-              <w:left w:type="dxa" w:w="70"/>
-              <w:bottom w:type="dxa" w:w="50"/>
-              <w:right w:type="dxa" w:w="70"/>
+            <w:tcW w:type="dxa" w:w="4045"/>
+            <w:tcMar>
+              <w:top w:type="dxa" w:w="50"/>
+              <w:left w:type="dxa" w:w="60"/>
+              <w:bottom w:type="dxa" w:w="50"/>
+              <w:right w:type="dxa" w:w="60"/>
             </w:tcMar>
             <w:vAlign w:val="center"/>
           </w:tcPr>
@@ -17263,12 +18946,12 @@
         </w:tc>
         <w:tc>
           <w:tcPr>
-            <w:tcW w:type="dxa" w:w="2961"/>
-            <w:tcMar>
-              <w:top w:type="dxa" w:w="50"/>
-              <w:left w:type="dxa" w:w="70"/>
-              <w:bottom w:type="dxa" w:w="50"/>
-              <w:right w:type="dxa" w:w="70"/>
+            <w:tcW w:type="dxa" w:w="2567"/>
+            <w:tcMar>
+              <w:top w:type="dxa" w:w="50"/>
+              <w:left w:type="dxa" w:w="60"/>
+              <w:bottom w:type="dxa" w:w="50"/>
+              <w:right w:type="dxa" w:w="60"/>
             </w:tcMar>
             <w:vAlign w:val="center"/>
           </w:tcPr>
@@ -17301,13 +18984,13 @@
         </w:trPr>
         <w:tc>
           <w:tcPr>
-            <w:tcW w:type="dxa" w:w="690"/>
+            <w:tcW w:type="dxa" w:w="591"/>
             <w:shd w:fill="DEEAF6" w:color="auto" w:val="clear"/>
             <w:tcMar>
               <w:top w:type="dxa" w:w="50"/>
-              <w:left w:type="dxa" w:w="70"/>
-              <w:bottom w:type="dxa" w:w="50"/>
-              <w:right w:type="dxa" w:w="70"/>
+              <w:left w:type="dxa" w:w="60"/>
+              <w:bottom w:type="dxa" w:w="50"/>
+              <w:right w:type="dxa" w:w="60"/>
             </w:tcMar>
             <w:vAlign w:val="center"/>
           </w:tcPr>
@@ -17334,12 +19017,12 @@
         </w:tc>
         <w:tc>
           <w:tcPr>
-            <w:tcW w:type="dxa" w:w="1677"/>
-            <w:tcMar>
-              <w:top w:type="dxa" w:w="50"/>
-              <w:left w:type="dxa" w:w="70"/>
-              <w:bottom w:type="dxa" w:w="50"/>
-              <w:right w:type="dxa" w:w="70"/>
+            <w:tcW w:type="dxa" w:w="1282"/>
+            <w:tcMar>
+              <w:top w:type="dxa" w:w="50"/>
+              <w:left w:type="dxa" w:w="60"/>
+              <w:bottom w:type="dxa" w:w="50"/>
+              <w:right w:type="dxa" w:w="60"/>
             </w:tcMar>
             <w:vAlign w:val="center"/>
           </w:tcPr>
@@ -17363,6 +19046,18 @@
               <w:t xml:space="preserve">⑤ 경동도시가스</w:t>
             </w:r>
           </w:p>
+        </w:tc>
+        <w:tc>
+          <w:tcPr>
+            <w:tcW w:type="dxa" w:w="1381"/>
+            <w:tcMar>
+              <w:top w:type="dxa" w:w="50"/>
+              <w:left w:type="dxa" w:w="60"/>
+              <w:bottom w:type="dxa" w:w="50"/>
+              <w:right w:type="dxa" w:w="60"/>
+            </w:tcMar>
+            <w:vAlign w:val="center"/>
+          </w:tcPr>
           <w:p>
             <w:pPr>
               <w:autoSpaceDE w:val="0"/>
@@ -17386,12 +19081,12 @@
         </w:tc>
         <w:tc>
           <w:tcPr>
-            <w:tcW w:type="dxa" w:w="4538"/>
-            <w:tcMar>
-              <w:top w:type="dxa" w:w="50"/>
-              <w:left w:type="dxa" w:w="70"/>
-              <w:bottom w:type="dxa" w:w="50"/>
-              <w:right w:type="dxa" w:w="70"/>
+            <w:tcW w:type="dxa" w:w="4045"/>
+            <w:tcMar>
+              <w:top w:type="dxa" w:w="50"/>
+              <w:left w:type="dxa" w:w="60"/>
+              <w:bottom w:type="dxa" w:w="50"/>
+              <w:right w:type="dxa" w:w="60"/>
             </w:tcMar>
             <w:vAlign w:val="center"/>
           </w:tcPr>
@@ -17418,12 +19113,12 @@
         </w:tc>
         <w:tc>
           <w:tcPr>
-            <w:tcW w:type="dxa" w:w="2961"/>
-            <w:tcMar>
-              <w:top w:type="dxa" w:w="50"/>
-              <w:left w:type="dxa" w:w="70"/>
-              <w:bottom w:type="dxa" w:w="50"/>
-              <w:right w:type="dxa" w:w="70"/>
+            <w:tcW w:type="dxa" w:w="2567"/>
+            <w:tcMar>
+              <w:top w:type="dxa" w:w="50"/>
+              <w:left w:type="dxa" w:w="60"/>
+              <w:bottom w:type="dxa" w:w="50"/>
+              <w:right w:type="dxa" w:w="60"/>
             </w:tcMar>
             <w:vAlign w:val="center"/>
           </w:tcPr>
@@ -17456,14 +19151,14 @@
         </w:trPr>
         <w:tc>
           <w:tcPr>
-            <w:tcW w:type="dxa" w:w="690"/>
+            <w:tcW w:type="dxa" w:w="591"/>
             <w:vMerge w:val="restart"/>
             <w:shd w:fill="DEEAF6" w:color="auto" w:val="clear"/>
             <w:tcMar>
               <w:top w:type="dxa" w:w="50"/>
-              <w:left w:type="dxa" w:w="70"/>
-              <w:bottom w:type="dxa" w:w="50"/>
-              <w:right w:type="dxa" w:w="70"/>
+              <w:left w:type="dxa" w:w="60"/>
+              <w:bottom w:type="dxa" w:w="50"/>
+              <w:right w:type="dxa" w:w="60"/>
             </w:tcMar>
             <w:vAlign w:val="center"/>
           </w:tcPr>
@@ -17490,12 +19185,12 @@
         </w:tc>
         <w:tc>
           <w:tcPr>
-            <w:tcW w:type="dxa" w:w="1677"/>
-            <w:tcMar>
-              <w:top w:type="dxa" w:w="50"/>
-              <w:left w:type="dxa" w:w="70"/>
-              <w:bottom w:type="dxa" w:w="50"/>
-              <w:right w:type="dxa" w:w="70"/>
+            <w:tcW w:type="dxa" w:w="1282"/>
+            <w:tcMar>
+              <w:top w:type="dxa" w:w="50"/>
+              <w:left w:type="dxa" w:w="60"/>
+              <w:bottom w:type="dxa" w:w="50"/>
+              <w:right w:type="dxa" w:w="60"/>
             </w:tcMar>
             <w:vAlign w:val="center"/>
           </w:tcPr>
@@ -17519,6 +19214,18 @@
               <w:t xml:space="preserve">⑥ DN솔루션즈</w:t>
             </w:r>
           </w:p>
+        </w:tc>
+        <w:tc>
+          <w:tcPr>
+            <w:tcW w:type="dxa" w:w="1381"/>
+            <w:tcMar>
+              <w:top w:type="dxa" w:w="50"/>
+              <w:left w:type="dxa" w:w="60"/>
+              <w:bottom w:type="dxa" w:w="50"/>
+              <w:right w:type="dxa" w:w="60"/>
+            </w:tcMar>
+            <w:vAlign w:val="center"/>
+          </w:tcPr>
           <w:p>
             <w:pPr>
               <w:autoSpaceDE w:val="0"/>
@@ -17542,12 +19249,12 @@
         </w:tc>
         <w:tc>
           <w:tcPr>
-            <w:tcW w:type="dxa" w:w="4538"/>
-            <w:tcMar>
-              <w:top w:type="dxa" w:w="50"/>
-              <w:left w:type="dxa" w:w="70"/>
-              <w:bottom w:type="dxa" w:w="50"/>
-              <w:right w:type="dxa" w:w="70"/>
+            <w:tcW w:type="dxa" w:w="4045"/>
+            <w:tcMar>
+              <w:top w:type="dxa" w:w="50"/>
+              <w:left w:type="dxa" w:w="60"/>
+              <w:bottom w:type="dxa" w:w="50"/>
+              <w:right w:type="dxa" w:w="60"/>
             </w:tcMar>
             <w:vAlign w:val="center"/>
           </w:tcPr>
@@ -17574,12 +19281,12 @@
         </w:tc>
         <w:tc>
           <w:tcPr>
-            <w:tcW w:type="dxa" w:w="2961"/>
-            <w:tcMar>
-              <w:top w:type="dxa" w:w="50"/>
-              <w:left w:type="dxa" w:w="70"/>
-              <w:bottom w:type="dxa" w:w="50"/>
-              <w:right w:type="dxa" w:w="70"/>
+            <w:tcW w:type="dxa" w:w="2567"/>
+            <w:tcMar>
+              <w:top w:type="dxa" w:w="50"/>
+              <w:left w:type="dxa" w:w="60"/>
+              <w:bottom w:type="dxa" w:w="50"/>
+              <w:right w:type="dxa" w:w="60"/>
             </w:tcMar>
             <w:vAlign w:val="center"/>
           </w:tcPr>
@@ -17618,12 +19325,12 @@
         </w:tc>
         <w:tc>
           <w:tcPr>
-            <w:tcW w:type="dxa" w:w="1677"/>
-            <w:tcMar>
-              <w:top w:type="dxa" w:w="50"/>
-              <w:left w:type="dxa" w:w="70"/>
-              <w:bottom w:type="dxa" w:w="50"/>
-              <w:right w:type="dxa" w:w="70"/>
+            <w:tcW w:type="dxa" w:w="1282"/>
+            <w:tcMar>
+              <w:top w:type="dxa" w:w="50"/>
+              <w:left w:type="dxa" w:w="60"/>
+              <w:bottom w:type="dxa" w:w="50"/>
+              <w:right w:type="dxa" w:w="60"/>
             </w:tcMar>
             <w:vAlign w:val="center"/>
           </w:tcPr>
@@ -17647,6 +19354,18 @@
               <w:t xml:space="preserve">⑦ 해성디에스</w:t>
             </w:r>
           </w:p>
+        </w:tc>
+        <w:tc>
+          <w:tcPr>
+            <w:tcW w:type="dxa" w:w="1381"/>
+            <w:tcMar>
+              <w:top w:type="dxa" w:w="50"/>
+              <w:left w:type="dxa" w:w="60"/>
+              <w:bottom w:type="dxa" w:w="50"/>
+              <w:right w:type="dxa" w:w="60"/>
+            </w:tcMar>
+            <w:vAlign w:val="center"/>
+          </w:tcPr>
           <w:p>
             <w:pPr>
               <w:autoSpaceDE w:val="0"/>
@@ -17670,12 +19389,12 @@
         </w:tc>
         <w:tc>
           <w:tcPr>
-            <w:tcW w:type="dxa" w:w="4538"/>
-            <w:tcMar>
-              <w:top w:type="dxa" w:w="50"/>
-              <w:left w:type="dxa" w:w="70"/>
-              <w:bottom w:type="dxa" w:w="50"/>
-              <w:right w:type="dxa" w:w="70"/>
+            <w:tcW w:type="dxa" w:w="4045"/>
+            <w:tcMar>
+              <w:top w:type="dxa" w:w="50"/>
+              <w:left w:type="dxa" w:w="60"/>
+              <w:bottom w:type="dxa" w:w="50"/>
+              <w:right w:type="dxa" w:w="60"/>
             </w:tcMar>
             <w:vAlign w:val="center"/>
           </w:tcPr>
@@ -17696,18 +19415,18 @@
                 <w:sz w:val="16"/>
                 <w:szCs w:val="16"/>
               </w:rPr>
-              <w:t xml:space="preserve">반도체 소재의 연구·기술과 해외영업을 조사한다. 창원 성산구와 서울 강남구로 나뉜 근무지를 직무별로 확인해 전공과 근무지를 연결한다.</w:t>
-            </w:r>
-          </w:p>
-        </w:tc>
-        <w:tc>
-          <w:tcPr>
-            <w:tcW w:type="dxa" w:w="2961"/>
-            <w:tcMar>
-              <w:top w:type="dxa" w:w="50"/>
-              <w:left w:type="dxa" w:w="70"/>
-              <w:bottom w:type="dxa" w:w="50"/>
-              <w:right w:type="dxa" w:w="70"/>
+              <w:t xml:space="preserve">반도체 소재의 연구·기술과 해외영업을 조사한다. 2026년 1월 공채 기준 연구(개발·기술)는 창원, 해외영업은 서울 근무로 나뉘므로 전공과 근무지를 연결한다.</w:t>
+            </w:r>
+          </w:p>
+        </w:tc>
+        <w:tc>
+          <w:tcPr>
+            <w:tcW w:type="dxa" w:w="2567"/>
+            <w:tcMar>
+              <w:top w:type="dxa" w:w="50"/>
+              <w:left w:type="dxa" w:w="60"/>
+              <w:bottom w:type="dxa" w:w="50"/>
+              <w:right w:type="dxa" w:w="60"/>
             </w:tcMar>
             <w:vAlign w:val="center"/>
           </w:tcPr>
@@ -17746,12 +19465,12 @@
         </w:tc>
         <w:tc>
           <w:tcPr>
-            <w:tcW w:type="dxa" w:w="1677"/>
-            <w:tcMar>
-              <w:top w:type="dxa" w:w="50"/>
-              <w:left w:type="dxa" w:w="70"/>
-              <w:bottom w:type="dxa" w:w="50"/>
-              <w:right w:type="dxa" w:w="70"/>
+            <w:tcW w:type="dxa" w:w="1282"/>
+            <w:tcMar>
+              <w:top w:type="dxa" w:w="50"/>
+              <w:left w:type="dxa" w:w="60"/>
+              <w:bottom w:type="dxa" w:w="50"/>
+              <w:right w:type="dxa" w:w="60"/>
             </w:tcMar>
             <w:vAlign w:val="center"/>
           </w:tcPr>
@@ -17775,6 +19494,18 @@
               <w:t xml:space="preserve">⑧ 넥센타이어</w:t>
             </w:r>
           </w:p>
+        </w:tc>
+        <w:tc>
+          <w:tcPr>
+            <w:tcW w:type="dxa" w:w="1381"/>
+            <w:tcMar>
+              <w:top w:type="dxa" w:w="50"/>
+              <w:left w:type="dxa" w:w="60"/>
+              <w:bottom w:type="dxa" w:w="50"/>
+              <w:right w:type="dxa" w:w="60"/>
+            </w:tcMar>
+            <w:vAlign w:val="center"/>
+          </w:tcPr>
           <w:p>
             <w:pPr>
               <w:autoSpaceDE w:val="0"/>
@@ -17798,12 +19529,12 @@
         </w:tc>
         <w:tc>
           <w:tcPr>
-            <w:tcW w:type="dxa" w:w="4538"/>
-            <w:tcMar>
-              <w:top w:type="dxa" w:w="50"/>
-              <w:left w:type="dxa" w:w="70"/>
-              <w:bottom w:type="dxa" w:w="50"/>
-              <w:right w:type="dxa" w:w="70"/>
+            <w:tcW w:type="dxa" w:w="4045"/>
+            <w:tcMar>
+              <w:top w:type="dxa" w:w="50"/>
+              <w:left w:type="dxa" w:w="60"/>
+              <w:bottom w:type="dxa" w:w="50"/>
+              <w:right w:type="dxa" w:w="60"/>
             </w:tcMar>
             <w:vAlign w:val="center"/>
           </w:tcPr>
@@ -17830,12 +19561,12 @@
         </w:tc>
         <w:tc>
           <w:tcPr>
-            <w:tcW w:type="dxa" w:w="2961"/>
-            <w:tcMar>
-              <w:top w:type="dxa" w:w="50"/>
-              <w:left w:type="dxa" w:w="70"/>
-              <w:bottom w:type="dxa" w:w="50"/>
-              <w:right w:type="dxa" w:w="70"/>
+            <w:tcW w:type="dxa" w:w="2567"/>
+            <w:tcMar>
+              <w:top w:type="dxa" w:w="50"/>
+              <w:left w:type="dxa" w:w="60"/>
+              <w:bottom w:type="dxa" w:w="50"/>
+              <w:right w:type="dxa" w:w="60"/>
             </w:tcMar>
             <w:vAlign w:val="center"/>
           </w:tcPr>
@@ -17874,12 +19605,12 @@
         </w:tc>
         <w:tc>
           <w:tcPr>
-            <w:tcW w:type="dxa" w:w="1677"/>
-            <w:tcMar>
-              <w:top w:type="dxa" w:w="50"/>
-              <w:left w:type="dxa" w:w="70"/>
-              <w:bottom w:type="dxa" w:w="50"/>
-              <w:right w:type="dxa" w:w="70"/>
+            <w:tcW w:type="dxa" w:w="1282"/>
+            <w:tcMar>
+              <w:top w:type="dxa" w:w="50"/>
+              <w:left w:type="dxa" w:w="60"/>
+              <w:bottom w:type="dxa" w:w="50"/>
+              <w:right w:type="dxa" w:w="60"/>
             </w:tcMar>
             <w:vAlign w:val="center"/>
           </w:tcPr>
@@ -17903,6 +19634,18 @@
               <w:t xml:space="preserve">⑨ 한국카본</w:t>
             </w:r>
           </w:p>
+        </w:tc>
+        <w:tc>
+          <w:tcPr>
+            <w:tcW w:type="dxa" w:w="1381"/>
+            <w:tcMar>
+              <w:top w:type="dxa" w:w="50"/>
+              <w:left w:type="dxa" w:w="60"/>
+              <w:bottom w:type="dxa" w:w="50"/>
+              <w:right w:type="dxa" w:w="60"/>
+            </w:tcMar>
+            <w:vAlign w:val="center"/>
+          </w:tcPr>
           <w:p>
             <w:pPr>
               <w:autoSpaceDE w:val="0"/>
@@ -17926,12 +19669,12 @@
         </w:tc>
         <w:tc>
           <w:tcPr>
-            <w:tcW w:type="dxa" w:w="4538"/>
-            <w:tcMar>
-              <w:top w:type="dxa" w:w="50"/>
-              <w:left w:type="dxa" w:w="70"/>
-              <w:bottom w:type="dxa" w:w="50"/>
-              <w:right w:type="dxa" w:w="70"/>
+            <w:tcW w:type="dxa" w:w="4045"/>
+            <w:tcMar>
+              <w:top w:type="dxa" w:w="50"/>
+              <w:left w:type="dxa" w:w="60"/>
+              <w:bottom w:type="dxa" w:w="50"/>
+              <w:right w:type="dxa" w:w="60"/>
             </w:tcMar>
             <w:vAlign w:val="center"/>
           </w:tcPr>
@@ -17958,12 +19701,12 @@
         </w:tc>
         <w:tc>
           <w:tcPr>
-            <w:tcW w:type="dxa" w:w="2961"/>
-            <w:tcMar>
-              <w:top w:type="dxa" w:w="50"/>
-              <w:left w:type="dxa" w:w="70"/>
-              <w:bottom w:type="dxa" w:w="50"/>
-              <w:right w:type="dxa" w:w="70"/>
+            <w:tcW w:type="dxa" w:w="2567"/>
+            <w:tcMar>
+              <w:top w:type="dxa" w:w="50"/>
+              <w:left w:type="dxa" w:w="60"/>
+              <w:bottom w:type="dxa" w:w="50"/>
+              <w:right w:type="dxa" w:w="60"/>
             </w:tcMar>
             <w:vAlign w:val="center"/>
           </w:tcPr>
@@ -18002,12 +19745,12 @@
         </w:tc>
         <w:tc>
           <w:tcPr>
-            <w:tcW w:type="dxa" w:w="1677"/>
-            <w:tcMar>
-              <w:top w:type="dxa" w:w="50"/>
-              <w:left w:type="dxa" w:w="70"/>
-              <w:bottom w:type="dxa" w:w="50"/>
-              <w:right w:type="dxa" w:w="70"/>
+            <w:tcW w:type="dxa" w:w="1282"/>
+            <w:tcMar>
+              <w:top w:type="dxa" w:w="50"/>
+              <w:left w:type="dxa" w:w="60"/>
+              <w:bottom w:type="dxa" w:w="50"/>
+              <w:right w:type="dxa" w:w="60"/>
             </w:tcMar>
             <w:vAlign w:val="center"/>
           </w:tcPr>
@@ -18031,6 +19774,18 @@
               <w:t xml:space="preserve">⑩ TKG태광</w:t>
             </w:r>
           </w:p>
+        </w:tc>
+        <w:tc>
+          <w:tcPr>
+            <w:tcW w:type="dxa" w:w="1381"/>
+            <w:tcMar>
+              <w:top w:type="dxa" w:w="50"/>
+              <w:left w:type="dxa" w:w="60"/>
+              <w:bottom w:type="dxa" w:w="50"/>
+              <w:right w:type="dxa" w:w="60"/>
+            </w:tcMar>
+            <w:vAlign w:val="center"/>
+          </w:tcPr>
           <w:p>
             <w:pPr>
               <w:autoSpaceDE w:val="0"/>
@@ -18054,12 +19809,12 @@
         </w:tc>
         <w:tc>
           <w:tcPr>
-            <w:tcW w:type="dxa" w:w="4538"/>
-            <w:tcMar>
-              <w:top w:type="dxa" w:w="50"/>
-              <w:left w:type="dxa" w:w="70"/>
-              <w:bottom w:type="dxa" w:w="50"/>
-              <w:right w:type="dxa" w:w="70"/>
+            <w:tcW w:type="dxa" w:w="4045"/>
+            <w:tcMar>
+              <w:top w:type="dxa" w:w="50"/>
+              <w:left w:type="dxa" w:w="60"/>
+              <w:bottom w:type="dxa" w:w="50"/>
+              <w:right w:type="dxa" w:w="60"/>
             </w:tcMar>
             <w:vAlign w:val="center"/>
           </w:tcPr>
@@ -18080,18 +19835,18 @@
                 <w:sz w:val="16"/>
                 <w:szCs w:val="16"/>
               </w:rPr>
-              <w:t xml:space="preserve">원가·생산계획·정보시스템 등 전공을 활용할 수 있는 김해 본사 업무를 조사한다. 해외생산 관리와 국내 직무의 연결을 검토한다.</w:t>
-            </w:r>
-          </w:p>
-        </w:tc>
-        <w:tc>
-          <w:tcPr>
-            <w:tcW w:type="dxa" w:w="2961"/>
-            <w:tcMar>
-              <w:top w:type="dxa" w:w="50"/>
-              <w:left w:type="dxa" w:w="70"/>
-              <w:bottom w:type="dxa" w:w="50"/>
-              <w:right w:type="dxa" w:w="70"/>
+              <w:t xml:space="preserve">김해 본사의 원가(Costing)·생산계획·IE·정보전략 등 추천채용 직무를 중심으로 전공 활용 경로를 조사한다. 해외생산 관리와 국내 직무의 연결을 검토한다.</w:t>
+            </w:r>
+          </w:p>
+        </w:tc>
+        <w:tc>
+          <w:tcPr>
+            <w:tcW w:type="dxa" w:w="2567"/>
+            <w:tcMar>
+              <w:top w:type="dxa" w:w="50"/>
+              <w:left w:type="dxa" w:w="60"/>
+              <w:bottom w:type="dxa" w:w="50"/>
+              <w:right w:type="dxa" w:w="60"/>
             </w:tcMar>
             <w:vAlign w:val="center"/>
           </w:tcPr>
@@ -18118,6 +19873,27 @@
         </w:tc>
       </w:tr>
     </w:tbl>
+    <w:p>
+      <w:pPr>
+        <w:keepLines/>
+        <w:autoSpaceDE w:val="0"/>
+        <w:autoSpaceDN w:val="0"/>
+        <w:spacing w:after="60" w:before="40" w:line="255" w:lineRule="exact"/>
+      </w:pPr>
+      <w:r>
+        <w:rPr>
+          <w:rFonts w:ascii="맑은 고딕" w:cs="맑은 고딕" w:eastAsia="맑은 고딕" w:hAnsi="맑은 고딕"/>
+          <w:b w:val="false"/>
+          <w:bCs w:val="false"/>
+          <w:i w:val="false"/>
+          <w:iCs w:val="false"/>
+          <w:color w:val="595959"/>
+          <w:sz w:val="17"/>
+          <w:szCs w:val="17"/>
+        </w:rPr>
+        <w:t xml:space="preserve">※ 부산·울산·경남 각 지역 기업을 최소 1개 이상 포함하여 총 10개 기업을 선정. 주최 측 참고목록(60개사)에는 7곳(동화엔텍·비엠티·은산해운항공·경동도시가스·DN솔루션즈·넥센타이어·TKG태광)이 실려 있고, 오토닉스·해성디에스·한국카본은 목록 밖에서 같은 기준으로 선정했다. [3]</w:t>
+      </w:r>
+    </w:p>
     <w:p>
       <w:pPr>
         <w:pStyle w:val="Heading3"/>
@@ -18210,7 +19986,7 @@
           <w:sz w:val="20"/>
           <w:szCs w:val="20"/>
         </w:rPr>
-        <w:t xml:space="preserve"> DN솔루션즈가 속한 DN 집단은 2023년 공정위 공시대상기업집단으로 지정되었으나 상호출자제한기업집단은 아니다[33]. 주최 측 참고목록에 포함된 점을 근거로 연구대상에 두되, 참가 가능 여부는 본조사 전 주최 측에 서면으로 확인하고 불가하면 예비후보로 대체한다.</w:t>
+        <w:t xml:space="preserve"> DN솔루션즈가 속한 DN 집단은 2023년 공시대상기업집단으로 처음 지정되었고, 2026년 지정(5. 1.)에서는 102개 중 85위다(상호출자제한기업집단 아님)[30][33]. 주최 측 참고목록에는 DN솔루션즈·DN오토모티브가 ‘중견기업’으로 실려 있으나[3], 참가 가능 여부는 주최 측 서면 회신으로 확인하고 불가하면 예비후보로 대체한다.</w:t>
       </w:r>
     </w:p>
     <w:p>
@@ -18247,7 +20023,44 @@
           <w:sz w:val="20"/>
           <w:szCs w:val="20"/>
         </w:rPr>
-        <w:t xml:space="preserve">는 2025년 사업보고서상 중소기업이며 본점은 부산 기장에 있다. 부울경에 본점을 둔 기업 중 대기업·공기업을 제외하는 기준에 따라 부산 연구대상에 포함한다. [2][7]</w:t>
+        <w:t xml:space="preserve">는 2025년 사업보고서상 중소·벤처기업이며 본점은 부산 기장에 있다(주최 측 참고목록에는 ‘중견기업’으로 표기). 부울경 소재 기업 중 대기업·공기업을 제외하는 기준에 따라 부산 연구대상에 포함한다. [2][3][7]</w:t>
+      </w:r>
+    </w:p>
+    <w:p>
+      <w:pPr>
+        <w:pStyle w:val="ListParagraph"/>
+        <w:keepLines/>
+        <w:numPr>
+          <w:ilvl w:val="0"/>
+          <w:numId w:val="2"/>
+        </w:numPr>
+        <w:autoSpaceDE w:val="0"/>
+        <w:autoSpaceDN w:val="0"/>
+        <w:spacing w:after="50" w:before="0" w:line="300" w:lineRule="exact"/>
+      </w:pPr>
+      <w:r>
+        <w:rPr>
+          <w:rFonts w:ascii="맑은 고딕" w:cs="맑은 고딕" w:eastAsia="맑은 고딕" w:hAnsi="맑은 고딕"/>
+          <w:b/>
+          <w:bCs/>
+          <w:i w:val="false"/>
+          <w:iCs w:val="false"/>
+          <w:sz w:val="20"/>
+          <w:szCs w:val="20"/>
+        </w:rPr>
+        <w:t xml:space="preserve">해성디에스</w:t>
+      </w:r>
+      <w:r>
+        <w:rPr>
+          <w:rFonts w:ascii="맑은 고딕" w:cs="맑은 고딕" w:eastAsia="맑은 고딕" w:hAnsi="맑은 고딕"/>
+          <w:b w:val="false"/>
+          <w:bCs w:val="false"/>
+          <w:i w:val="false"/>
+          <w:iCs w:val="false"/>
+          <w:sz w:val="20"/>
+          <w:szCs w:val="20"/>
+        </w:rPr>
+        <w:t xml:space="preserve">는 공시상 본사 주소가 서울 강남이지만 본점 소재지와 연구 사업장이 경남 창원이므로 경남 대상으로 분류한다. [19]</w:t>
       </w:r>
     </w:p>
     <w:p>
@@ -18482,7 +20295,7 @@
                 <w:sz w:val="17"/>
                 <w:szCs w:val="17"/>
               </w:rPr>
-              <w:t xml:space="preserve">반도체 소재와 공정 직무 (울산 근무)</w:t>
+              <w:t xml:space="preserve">반도체 소재와 공정 직무 (울산 북구 본사)</w:t>
             </w:r>
           </w:p>
         </w:tc>
@@ -18514,7 +20327,7 @@
                 <w:sz w:val="17"/>
                 <w:szCs w:val="17"/>
               </w:rPr>
-              <w:t xml:space="preserve">우선 대체 후보. 해성디에스와 기술·직무 범위를 대조하고, 수익성 변동의 원인을 확인한 후 검토</w:t>
+              <w:t xml:space="preserve">우선 대체 후보(중견기업). 해성디에스와 기술·직무 범위를 대조하고, 2025년 연결 순손실(종속회사 실적 부진·영업권 손상)의 영향을 확인한 후 검토</w:t>
             </w:r>
           </w:p>
         </w:tc>
@@ -18957,6 +20770,7 @@
       <w:pPr>
         <w:pStyle w:val="Heading2"/>
         <w:keepNext/>
+        <w:pageBreakBefore/>
         <w:autoSpaceDE w:val="0"/>
         <w:autoSpaceDN w:val="0"/>
         <w:spacing w:after="50" w:before="220" w:line="334" w:lineRule="exact"/>
@@ -19014,7 +20828,7 @@
           <w:sz w:val="18"/>
           <w:szCs w:val="18"/>
         </w:rPr>
-        <w:t xml:space="preserve">이 조사는 2026년 6월 4일~7월 19일 전국 대학생 1,811명에게 대기업집단 상위 20개 그룹 계열사와 시가총액 상위 기업 등 150개사 가운데 일하고 싶은 기업을 물은 것으로, 2026년 7월 27일 발표되었다(공기업·금융기업은 별도 순위). 대학생의 기존 선호 기준과 지역기업의 취업정보를 비교하기 위해 선택했으며, 각 기업의 수도권 근무 직무로 비교한다. [5]</w:t>
+        <w:t xml:space="preserve">이 조사는 2026년 6월 4일~7월 19일 전국 대학생 1,811명에게 대기업집단 상위 20개 그룹 계열사와 시가총액 상위 기업 등 150개사 가운데 일하고 싶은 기업을 물은 것으로, 2026년 7월 27일 공개되었다(금융기업·공기업 순위는 별도 발표 예정). 대학생의 기존 선호 기준과 지역기업의 취업정보를 비교하기 위해 선택했으며, 각 기업의 수도권 근무 직무로 비교한다. [5]</w:t>
       </w:r>
     </w:p>
     <w:tbl>
@@ -20617,7 +22431,7 @@
         <w:keepLines/>
         <w:autoSpaceDE w:val="0"/>
         <w:autoSpaceDN w:val="0"/>
-        <w:spacing w:after="200" w:before="360" w:line="300" w:lineRule="exact"/>
+        <w:spacing w:after="0" w:before="360" w:line="300" w:lineRule="exact"/>
         <w:jc w:val="center"/>
       </w:pPr>
       <w:r>
@@ -20630,7 +22444,73 @@
           <w:sz w:val="20"/>
           <w:szCs w:val="20"/>
         </w:rPr>
-        <w:t xml:space="preserve">위 내용을 바탕으로 2026학년도 PNU Student Choice Awards 참가를 신청합니다.</w:t>
+        <w:t xml:space="preserve">위 내용을 바탕으로</w:t>
+      </w:r>
+    </w:p>
+    <w:p>
+      <w:pPr>
+        <w:keepNext/>
+        <w:keepLines/>
+        <w:autoSpaceDE w:val="0"/>
+        <w:autoSpaceDN w:val="0"/>
+        <w:spacing w:after="0" w:before="0" w:line="300" w:lineRule="exact"/>
+        <w:jc w:val="center"/>
+      </w:pPr>
+      <w:r>
+        <w:rPr>
+          <w:rFonts w:ascii="맑은 고딕" w:cs="맑은 고딕" w:eastAsia="맑은 고딕" w:hAnsi="맑은 고딕"/>
+          <w:b w:val="false"/>
+          <w:bCs w:val="false"/>
+          <w:i w:val="false"/>
+          <w:iCs w:val="false"/>
+          <w:sz w:val="20"/>
+          <w:szCs w:val="20"/>
+        </w:rPr>
+        <w:t xml:space="preserve">「2026학년도 PNU Student Choice Awards(가장 일하고 싶은 지역기업 TOP10)」</w:t>
+      </w:r>
+    </w:p>
+    <w:p>
+      <w:pPr>
+        <w:keepNext/>
+        <w:keepLines/>
+        <w:autoSpaceDE w:val="0"/>
+        <w:autoSpaceDN w:val="0"/>
+        <w:spacing w:after="200" w:before="0" w:line="300" w:lineRule="exact"/>
+        <w:jc w:val="center"/>
+      </w:pPr>
+      <w:r>
+        <w:rPr>
+          <w:rFonts w:ascii="맑은 고딕" w:cs="맑은 고딕" w:eastAsia="맑은 고딕" w:hAnsi="맑은 고딕"/>
+          <w:b w:val="false"/>
+          <w:bCs w:val="false"/>
+          <w:i w:val="false"/>
+          <w:iCs w:val="false"/>
+          <w:sz w:val="20"/>
+          <w:szCs w:val="20"/>
+        </w:rPr>
+        <w:t xml:space="preserve">참가를 신청합니다.</w:t>
+      </w:r>
+    </w:p>
+    <w:p>
+      <w:pPr>
+        <w:keepNext/>
+        <w:keepLines/>
+        <w:autoSpaceDE w:val="0"/>
+        <w:autoSpaceDN w:val="0"/>
+        <w:spacing w:after="120" w:before="0" w:line="300" w:lineRule="exact"/>
+        <w:jc w:val="center"/>
+      </w:pPr>
+      <w:r>
+        <w:rPr>
+          <w:rFonts w:ascii="맑은 고딕" w:cs="맑은 고딕" w:eastAsia="맑은 고딕" w:hAnsi="맑은 고딕"/>
+          <w:b w:val="false"/>
+          <w:bCs w:val="false"/>
+          <w:i w:val="false"/>
+          <w:iCs w:val="false"/>
+          <w:sz w:val="20"/>
+          <w:szCs w:val="20"/>
+        </w:rPr>
+        <w:t xml:space="preserve">2026년      월      일</w:t>
       </w:r>
     </w:p>
     <w:p>
@@ -20651,7 +22531,7 @@
           <w:sz w:val="20"/>
           <w:szCs w:val="20"/>
         </w:rPr>
-        <w:t xml:space="preserve">2026년  10월      일        성명  팀장 정시윤        (서명)</w:t>
+        <w:t xml:space="preserve">성  명(팀장) :  정시윤          (서명)</w:t>
       </w:r>
     </w:p>
     <w:p>
@@ -22213,7 +24093,7 @@
           <w:sz w:val="17"/>
           <w:szCs w:val="17"/>
         </w:rPr>
-        <w:t xml:space="preserve">  신청 마감 10월 26일 16시, 후속 날짜 재공지 안내</w:t>
+        <w:t xml:space="preserve">  신청 마감 2026. 10. 26.(월) 16:00, 1차 결과 10. 28., 결과보고서 11. 18. 12:00, 2차 결과 11. 20., 발표대회 11. 30.(예정)</w:t>
       </w:r>
     </w:p>
     <w:p>
@@ -22277,7 +24157,7 @@
           <w:sz w:val="17"/>
           <w:szCs w:val="17"/>
         </w:rPr>
-        <w:t xml:space="preserve">  기업 선정 자격, 필수 분석 항목, 심사기준</w:t>
+        <w:t xml:space="preserve">  기업 선정 자격(‘부울경 소재, 대기업 및 공기업 제외’), 분석 항목 14개, 선정기준·심사 절차</w:t>
       </w:r>
     </w:p>
     <w:p>
@@ -22341,7 +24221,7 @@
           <w:sz w:val="17"/>
           <w:szCs w:val="17"/>
         </w:rPr>
-        <w:t xml:space="preserve">  기업별 최초 조사 대상과 공식 홈페이지 참고</w:t>
+        <w:t xml:space="preserve">  60개 중견기업 목록, 최초 조사 대상 참고</w:t>
       </w:r>
     </w:p>
     <w:p>
@@ -22405,7 +24285,7 @@
           <w:sz w:val="17"/>
           <w:szCs w:val="17"/>
         </w:rPr>
-        <w:t xml:space="preserve">  기업 10곳 종합 비교표와 지역기업 TOP3 선정란</w:t>
+        <w:t xml:space="preserve">  기업 10개 종합 비교표(성장성·기술력·직무매력·근무환경·글로벌·적합성)와 TOP 3 선정란</w:t>
       </w:r>
     </w:p>
     <w:p>
@@ -22469,7 +24349,7 @@
           <w:sz w:val="17"/>
           <w:szCs w:val="17"/>
         </w:rPr>
-        <w:t xml:space="preserve">  2026년 7월 27일 발표, 150개사 대상, 비교기업 10곳의 선정 근거</w:t>
+        <w:t xml:space="preserve">  2026년 7월 28일 게시(언론 공개 7월 27일), 150개사 대상, 비교기업 10곳의 선정 근거</w:t>
       </w:r>
     </w:p>
     <w:p>
@@ -22725,7 +24605,7 @@
           <w:sz w:val="17"/>
           <w:szCs w:val="17"/>
         </w:rPr>
-        <w:t xml:space="preserve">  2026년 6월 12일 게시, 신입 안전·기술 직무의 채용 사례</w:t>
+        <w:t xml:space="preserve">  2026년 6월 12일 게시, 안전기획·기술직 정규직, 울산 근무</w:t>
       </w:r>
     </w:p>
     <w:p>
@@ -22789,7 +24669,7 @@
           <w:sz w:val="17"/>
           <w:szCs w:val="17"/>
         </w:rPr>
-        <w:t xml:space="preserve">  신입사원 수시모집(일반업무직·영업직)과 지원 안내</w:t>
+        <w:t xml:space="preserve">  신입사원 수시모집, 채용학과 상경·법정·어문·사회·기타 계열</w:t>
       </w:r>
     </w:p>
     <w:p>
@@ -22853,7 +24733,7 @@
           <w:sz w:val="17"/>
           <w:szCs w:val="17"/>
         </w:rPr>
-        <w:t xml:space="preserve">  2026년 1월 30일 게시, 원가·생산·시스템 관련 직무</w:t>
+        <w:t xml:space="preserve">  2026년 1월 30일 게시, 김해 근무, Costing·생산계획·IE·정보전략 등 10개 직무</w:t>
       </w:r>
     </w:p>
     <w:p>
@@ -23033,7 +24913,7 @@
           <w:sz w:val="17"/>
           <w:szCs w:val="17"/>
         </w:rPr>
-        <w:t xml:space="preserve">오토닉스 공식 경영기획 신입 직무 안내</w:t>
+        <w:t xml:space="preserve">오토닉스 관리회계 담당자 신입 채용(링커리어 재게시)</w:t>
       </w:r>
       <w:r>
         <w:rPr>
@@ -23045,7 +24925,7 @@
           <w:sz w:val="17"/>
           <w:szCs w:val="17"/>
         </w:rPr>
-        <w:t xml:space="preserve">  서울 마곡 근무 사례, 부산 근무 신입 직무와 구분하는 비교 자료</w:t>
+        <w:t xml:space="preserve">  2026년 6월 23일 게시, 부산 해운대구 본사 근무</w:t>
       </w:r>
     </w:p>
     <w:p>
@@ -23065,7 +24945,7 @@
           <w:sz w:val="14"/>
           <w:szCs w:val="14"/>
         </w:rPr>
-        <w:t xml:space="preserve">https://autonics.career.greetinghr.com/ko/o/177264</w:t>
+        <w:t xml:space="preserve">https://linkareer.com/activity/330322</w:t>
       </w:r>
     </w:p>
     <w:p>
@@ -23237,7 +25117,7 @@
           <w:sz w:val="17"/>
           <w:szCs w:val="17"/>
         </w:rPr>
-        <w:t xml:space="preserve">  2026년 1월 5~19일 접수 사례, 근무지 창원 성산구·서울 강남구</w:t>
+        <w:t xml:space="preserve">  2026년 1월 5~19일 접수, 연구(개발·기술) 창원·해외영업 서울 근무</w:t>
       </w:r>
     </w:p>
     <w:p>
@@ -23365,7 +25245,7 @@
           <w:sz w:val="17"/>
           <w:szCs w:val="17"/>
         </w:rPr>
-        <w:t xml:space="preserve">  창원 사업장·서울 근무 거점, 기업 분류·사업 분석</w:t>
+        <w:t xml:space="preserve">  본점 창원(공시상 본사 주소 서울 강남), 기업 분류·사업 분석</w:t>
       </w:r>
     </w:p>
     <w:p>
@@ -23609,7 +25489,7 @@
           <w:sz w:val="17"/>
           <w:szCs w:val="17"/>
         </w:rPr>
-        <w:t xml:space="preserve">동남지방통계청 「2024년 연간 동남권 인구이동통계」</w:t>
+        <w:t xml:space="preserve">동남지방통계청(현 동남지방데이터청) 「2024년 연간 동남권 인구이동통계」</w:t>
       </w:r>
       <w:r>
         <w:rPr>
@@ -23621,7 +25501,7 @@
           <w:sz w:val="17"/>
           <w:szCs w:val="17"/>
         </w:rPr>
-        <w:t xml:space="preserve">  동남권 순유출 규모와 수도권 전출 사유</w:t>
+        <w:t xml:space="preserve">  2025년 2월 11일 게시, 동남권 순유출 규모와 수도권 전출 사유</w:t>
       </w:r>
     </w:p>
     <w:p>
@@ -23641,7 +25521,7 @@
           <w:sz w:val="14"/>
           <w:szCs w:val="14"/>
         </w:rPr>
-        <w:t xml:space="preserve">https://sri.kostat.go.kr/board.es?mid=a60301010100&amp;bid=11802&amp;list_no=435034&amp;act=view&amp;mainXml=Y</w:t>
+        <w:t xml:space="preserve">https://mods.go.kr/board.es?mid=a60301010100&amp;bid=11802&amp;list_no=435034&amp;act=view&amp;mainXml=Y</w:t>
       </w:r>
     </w:p>
     <w:p>
@@ -23865,7 +25745,7 @@
           <w:sz w:val="17"/>
           <w:szCs w:val="17"/>
         </w:rPr>
-        <w:t xml:space="preserve">진학사 캐치 기업 선택 요인 설문</w:t>
+        <w:t xml:space="preserve">진학사 캐치 「2025 올해의 기업」 조사</w:t>
       </w:r>
       <w:r>
         <w:rPr>
@@ -23877,7 +25757,7 @@
           <w:sz w:val="17"/>
           <w:szCs w:val="17"/>
         </w:rPr>
-        <w:t xml:space="preserve">  2025년 12월 13일 보도, 연봉·보상과 브랜드 인지도 비중(한국경제)</w:t>
+        <w:t xml:space="preserve">  구직자·직장인 3,079명, 2025년 12월 13일 보도(한국경제)</w:t>
       </w:r>
     </w:p>
     <w:p>
@@ -24005,7 +25885,7 @@
           <w:sz w:val="17"/>
           <w:szCs w:val="17"/>
         </w:rPr>
-        <w:t xml:space="preserve">  임금·소득, 고용 안정성, 일과 삶의 균형 기준과 청년평가단 현장평가</w:t>
+        <w:t xml:space="preserve">  2026년 3월 26일, 「부산 청년이 직접 뽑은 ‘2026년 청끌기업’ 120개사 선정」(급여·복지·워라밸·미래)</w:t>
       </w:r>
     </w:p>
     <w:p>
@@ -24069,7 +25949,7 @@
           <w:sz w:val="17"/>
           <w:szCs w:val="17"/>
         </w:rPr>
-        <w:t xml:space="preserve">  2026년 4월 29일 발표(5월 1일자 지정), 102개 집단</w:t>
+        <w:t xml:space="preserve">  2026년 4월 29일 발표(5월 1일자 지정), 102개 집단 중 DN 85위</w:t>
       </w:r>
     </w:p>
     <w:p>
@@ -24121,7 +26001,7 @@
           <w:sz w:val="17"/>
           <w:szCs w:val="17"/>
         </w:rPr>
-        <w:t xml:space="preserve">오토닉스 관리회계 신입 채용(캐치)</w:t>
+        <w:t xml:space="preserve">비엠티 기술연구소·전기설계 채용(사람인)</w:t>
       </w:r>
       <w:r>
         <w:rPr>
@@ -24133,7 +26013,7 @@
           <w:sz w:val="17"/>
           <w:szCs w:val="17"/>
         </w:rPr>
-        <w:t xml:space="preserve">  부산 해운대구 본사 근무 학사 신입 직무</w:t>
+        <w:t xml:space="preserve">  2026년 9월, 신입 지원 가능, 4년제 대졸 이상, 부산 기장 근무</w:t>
       </w:r>
     </w:p>
     <w:p>
@@ -24153,7 +26033,7 @@
           <w:sz w:val="14"/>
           <w:szCs w:val="14"/>
         </w:rPr>
-        <w:t xml:space="preserve">https://m.catch.co.kr/Comp/RecruitInfo/451312</w:t>
+        <w:t xml:space="preserve">https://www.saramin.co.kr/zf_user/jobs/relay/view?rec_idx=55089793</w:t>
       </w:r>
     </w:p>
     <w:p>
@@ -24185,7 +26065,7 @@
           <w:sz w:val="17"/>
           <w:szCs w:val="17"/>
         </w:rPr>
-        <w:t xml:space="preserve">동화엔텍 2026년 하반기 공개채용(캐치)</w:t>
+        <w:t xml:space="preserve">동화엔텍 2026년 하반기 공개채용(사람인)</w:t>
       </w:r>
       <w:r>
         <w:rPr>
@@ -24197,7 +26077,7 @@
           <w:sz w:val="17"/>
           <w:szCs w:val="17"/>
         </w:rPr>
-        <w:t xml:space="preserve">  대졸 신입·경력 정규직과 인턴, 부산 강서구 근무</w:t>
+        <w:t xml:space="preserve">  부산 강서구 근무, 신입은 8주 인턴십 후 평가로 정규직 전환 결정</w:t>
       </w:r>
     </w:p>
     <w:p>
@@ -24217,7 +26097,7 @@
           <w:sz w:val="14"/>
           <w:szCs w:val="14"/>
         </w:rPr>
-        <w:t xml:space="preserve">https://www.catch.co.kr/Comp/RecruitInfo/981575</w:t>
+        <w:t xml:space="preserve">https://www.saramin.co.kr/zf_user/jobs/relay/view?rec_idx=55274385</w:t>
       </w:r>
     </w:p>
     <w:p>

--- a/reports/간판떼고_연구계획서_육하원칙_수정본.docx
+++ b/reports/간판떼고_연구계획서_육하원칙_수정본.docx
@@ -13073,7 +13073,7 @@
           <w:sz w:val="23"/>
           <w:szCs w:val="23"/>
         </w:rPr>
-        <w:t xml:space="preserve">9  추진 일정과 담당 — 언제, 누가</w:t>
+        <w:t xml:space="preserve">9  추진 일정 — 언제</w:t>
       </w:r>
     </w:p>
     <w:p>
@@ -13133,16 +13133,15 @@
         <w:tblLayout w:type="fixed"/>
       </w:tblPr>
       <w:tblGrid>
-        <w:gridCol w:w="2959"/>
-        <w:gridCol w:w="1282"/>
-        <w:gridCol w:w="702"/>
-        <w:gridCol w:w="702"/>
-        <w:gridCol w:w="702"/>
-        <w:gridCol w:w="702"/>
-        <w:gridCol w:w="702"/>
-        <w:gridCol w:w="702"/>
-        <w:gridCol w:w="702"/>
-        <w:gridCol w:w="711"/>
+        <w:gridCol w:w="3551"/>
+        <w:gridCol w:w="789"/>
+        <w:gridCol w:w="789"/>
+        <w:gridCol w:w="789"/>
+        <w:gridCol w:w="789"/>
+        <w:gridCol w:w="789"/>
+        <w:gridCol w:w="789"/>
+        <w:gridCol w:w="789"/>
+        <w:gridCol w:w="792"/>
       </w:tblGrid>
       <w:tr>
         <w:trPr>
@@ -13151,7 +13150,7 @@
         </w:trPr>
         <w:tc>
           <w:tcPr>
-            <w:tcW w:type="dxa" w:w="2959"/>
+            <w:tcW w:type="dxa" w:w="3551"/>
             <w:shd w:fill="D9E2F3" w:color="auto" w:val="clear"/>
             <w:tcMar>
               <w:top w:type="dxa" w:w="28"/>
@@ -13184,7 +13183,7 @@
         </w:tc>
         <w:tc>
           <w:tcPr>
-            <w:tcW w:type="dxa" w:w="1282"/>
+            <w:tcW w:type="dxa" w:w="789"/>
             <w:shd w:fill="D9E2F3" w:color="auto" w:val="clear"/>
             <w:tcMar>
               <w:top w:type="dxa" w:w="28"/>
@@ -13211,13 +13210,33 @@
                 <w:sz w:val="15"/>
                 <w:szCs w:val="15"/>
               </w:rPr>
-              <w:t xml:space="preserve">담당</w:t>
-            </w:r>
-          </w:p>
-        </w:tc>
-        <w:tc>
-          <w:tcPr>
-            <w:tcW w:type="dxa" w:w="702"/>
+              <w:t xml:space="preserve">10.9</w:t>
+            </w:r>
+          </w:p>
+          <w:p>
+            <w:pPr>
+              <w:autoSpaceDE w:val="0"/>
+              <w:autoSpaceDN w:val="0"/>
+              <w:spacing w:after="20" w:before="0" w:line="204" w:lineRule="exact"/>
+              <w:jc w:val="center"/>
+            </w:pPr>
+            <w:r>
+              <w:rPr>
+                <w:rFonts w:ascii="맑은 고딕" w:cs="맑은 고딕" w:eastAsia="맑은 고딕" w:hAnsi="맑은 고딕"/>
+                <w:b/>
+                <w:bCs/>
+                <w:i w:val="false"/>
+                <w:iCs w:val="false"/>
+                <w:sz w:val="15"/>
+                <w:szCs w:val="15"/>
+              </w:rPr>
+              <w:t xml:space="preserve">~18</w:t>
+            </w:r>
+          </w:p>
+        </w:tc>
+        <w:tc>
+          <w:tcPr>
+            <w:tcW w:type="dxa" w:w="789"/>
             <w:shd w:fill="D9E2F3" w:color="auto" w:val="clear"/>
             <w:tcMar>
               <w:top w:type="dxa" w:w="28"/>
@@ -13244,7 +13263,7 @@
                 <w:sz w:val="15"/>
                 <w:szCs w:val="15"/>
               </w:rPr>
-              <w:t xml:space="preserve">10.9</w:t>
+              <w:t xml:space="preserve">10.19</w:t>
             </w:r>
           </w:p>
           <w:p>
@@ -13264,13 +13283,13 @@
                 <w:sz w:val="15"/>
                 <w:szCs w:val="15"/>
               </w:rPr>
-              <w:t xml:space="preserve">~18</w:t>
-            </w:r>
-          </w:p>
-        </w:tc>
-        <w:tc>
-          <w:tcPr>
-            <w:tcW w:type="dxa" w:w="702"/>
+              <w:t xml:space="preserve">~25</w:t>
+            </w:r>
+          </w:p>
+        </w:tc>
+        <w:tc>
+          <w:tcPr>
+            <w:tcW w:type="dxa" w:w="789"/>
             <w:shd w:fill="D9E2F3" w:color="auto" w:val="clear"/>
             <w:tcMar>
               <w:top w:type="dxa" w:w="28"/>
@@ -13297,33 +13316,13 @@
                 <w:sz w:val="15"/>
                 <w:szCs w:val="15"/>
               </w:rPr>
-              <w:t xml:space="preserve">10.19</w:t>
-            </w:r>
-          </w:p>
-          <w:p>
-            <w:pPr>
-              <w:autoSpaceDE w:val="0"/>
-              <w:autoSpaceDN w:val="0"/>
-              <w:spacing w:after="20" w:before="0" w:line="204" w:lineRule="exact"/>
-              <w:jc w:val="center"/>
-            </w:pPr>
-            <w:r>
-              <w:rPr>
-                <w:rFonts w:ascii="맑은 고딕" w:cs="맑은 고딕" w:eastAsia="맑은 고딕" w:hAnsi="맑은 고딕"/>
-                <w:b/>
-                <w:bCs/>
-                <w:i w:val="false"/>
-                <w:iCs w:val="false"/>
-                <w:sz w:val="15"/>
-                <w:szCs w:val="15"/>
-              </w:rPr>
-              <w:t xml:space="preserve">~25</w:t>
-            </w:r>
-          </w:p>
-        </w:tc>
-        <w:tc>
-          <w:tcPr>
-            <w:tcW w:type="dxa" w:w="702"/>
+              <w:t xml:space="preserve">10.26</w:t>
+            </w:r>
+          </w:p>
+        </w:tc>
+        <w:tc>
+          <w:tcPr>
+            <w:tcW w:type="dxa" w:w="789"/>
             <w:shd w:fill="D9E2F3" w:color="auto" w:val="clear"/>
             <w:tcMar>
               <w:top w:type="dxa" w:w="28"/>
@@ -13350,13 +13349,33 @@
                 <w:sz w:val="15"/>
                 <w:szCs w:val="15"/>
               </w:rPr>
-              <w:t xml:space="preserve">10.26</w:t>
-            </w:r>
-          </w:p>
-        </w:tc>
-        <w:tc>
-          <w:tcPr>
-            <w:tcW w:type="dxa" w:w="702"/>
+              <w:t xml:space="preserve">10.28</w:t>
+            </w:r>
+          </w:p>
+          <w:p>
+            <w:pPr>
+              <w:autoSpaceDE w:val="0"/>
+              <w:autoSpaceDN w:val="0"/>
+              <w:spacing w:after="20" w:before="0" w:line="204" w:lineRule="exact"/>
+              <w:jc w:val="center"/>
+            </w:pPr>
+            <w:r>
+              <w:rPr>
+                <w:rFonts w:ascii="맑은 고딕" w:cs="맑은 고딕" w:eastAsia="맑은 고딕" w:hAnsi="맑은 고딕"/>
+                <w:b/>
+                <w:bCs/>
+                <w:i w:val="false"/>
+                <w:iCs w:val="false"/>
+                <w:sz w:val="15"/>
+                <w:szCs w:val="15"/>
+              </w:rPr>
+              <w:t xml:space="preserve">~11.3</w:t>
+            </w:r>
+          </w:p>
+        </w:tc>
+        <w:tc>
+          <w:tcPr>
+            <w:tcW w:type="dxa" w:w="789"/>
             <w:shd w:fill="D9E2F3" w:color="auto" w:val="clear"/>
             <w:tcMar>
               <w:top w:type="dxa" w:w="28"/>
@@ -13383,7 +13402,7 @@
                 <w:sz w:val="15"/>
                 <w:szCs w:val="15"/>
               </w:rPr>
-              <w:t xml:space="preserve">10.28</w:t>
+              <w:t xml:space="preserve">11.4</w:t>
             </w:r>
           </w:p>
           <w:p>
@@ -13403,13 +13422,13 @@
                 <w:sz w:val="15"/>
                 <w:szCs w:val="15"/>
               </w:rPr>
-              <w:t xml:space="preserve">~11.3</w:t>
-            </w:r>
-          </w:p>
-        </w:tc>
-        <w:tc>
-          <w:tcPr>
-            <w:tcW w:type="dxa" w:w="702"/>
+              <w:t xml:space="preserve">~10</w:t>
+            </w:r>
+          </w:p>
+        </w:tc>
+        <w:tc>
+          <w:tcPr>
+            <w:tcW w:type="dxa" w:w="789"/>
             <w:shd w:fill="D9E2F3" w:color="auto" w:val="clear"/>
             <w:tcMar>
               <w:top w:type="dxa" w:w="28"/>
@@ -13436,7 +13455,7 @@
                 <w:sz w:val="15"/>
                 <w:szCs w:val="15"/>
               </w:rPr>
-              <w:t xml:space="preserve">11.4</w:t>
+              <w:t xml:space="preserve">11.11</w:t>
             </w:r>
           </w:p>
           <w:p>
@@ -13456,13 +13475,13 @@
                 <w:sz w:val="15"/>
                 <w:szCs w:val="15"/>
               </w:rPr>
-              <w:t xml:space="preserve">~10</w:t>
-            </w:r>
-          </w:p>
-        </w:tc>
-        <w:tc>
-          <w:tcPr>
-            <w:tcW w:type="dxa" w:w="702"/>
+              <w:t xml:space="preserve">~17</w:t>
+            </w:r>
+          </w:p>
+        </w:tc>
+        <w:tc>
+          <w:tcPr>
+            <w:tcW w:type="dxa" w:w="789"/>
             <w:shd w:fill="D9E2F3" w:color="auto" w:val="clear"/>
             <w:tcMar>
               <w:top w:type="dxa" w:w="28"/>
@@ -13489,66 +13508,13 @@
                 <w:sz w:val="15"/>
                 <w:szCs w:val="15"/>
               </w:rPr>
-              <w:t xml:space="preserve">11.11</w:t>
-            </w:r>
-          </w:p>
-          <w:p>
-            <w:pPr>
-              <w:autoSpaceDE w:val="0"/>
-              <w:autoSpaceDN w:val="0"/>
-              <w:spacing w:after="20" w:before="0" w:line="204" w:lineRule="exact"/>
-              <w:jc w:val="center"/>
-            </w:pPr>
-            <w:r>
-              <w:rPr>
-                <w:rFonts w:ascii="맑은 고딕" w:cs="맑은 고딕" w:eastAsia="맑은 고딕" w:hAnsi="맑은 고딕"/>
-                <w:b/>
-                <w:bCs/>
-                <w:i w:val="false"/>
-                <w:iCs w:val="false"/>
-                <w:sz w:val="15"/>
-                <w:szCs w:val="15"/>
-              </w:rPr>
-              <w:t xml:space="preserve">~17</w:t>
-            </w:r>
-          </w:p>
-        </w:tc>
-        <w:tc>
-          <w:tcPr>
-            <w:tcW w:type="dxa" w:w="702"/>
-            <w:shd w:fill="D9E2F3" w:color="auto" w:val="clear"/>
-            <w:tcMar>
-              <w:top w:type="dxa" w:w="28"/>
-              <w:left w:type="dxa" w:w="50"/>
-              <w:bottom w:type="dxa" w:w="28"/>
-              <w:right w:type="dxa" w:w="50"/>
-            </w:tcMar>
-            <w:vAlign w:val="center"/>
-          </w:tcPr>
-          <w:p>
-            <w:pPr>
-              <w:autoSpaceDE w:val="0"/>
-              <w:autoSpaceDN w:val="0"/>
-              <w:spacing w:after="20" w:before="0" w:line="204" w:lineRule="exact"/>
-              <w:jc w:val="center"/>
-            </w:pPr>
-            <w:r>
-              <w:rPr>
-                <w:rFonts w:ascii="맑은 고딕" w:cs="맑은 고딕" w:eastAsia="맑은 고딕" w:hAnsi="맑은 고딕"/>
-                <w:b/>
-                <w:bCs/>
-                <w:i w:val="false"/>
-                <w:iCs w:val="false"/>
-                <w:sz w:val="15"/>
-                <w:szCs w:val="15"/>
-              </w:rPr>
               <w:t xml:space="preserve">11.18</w:t>
             </w:r>
           </w:p>
         </w:tc>
         <w:tc>
           <w:tcPr>
-            <w:tcW w:type="dxa" w:w="711"/>
+            <w:tcW w:type="dxa" w:w="792"/>
             <w:shd w:fill="D9E2F3" w:color="auto" w:val="clear"/>
             <w:tcMar>
               <w:top w:type="dxa" w:w="28"/>
@@ -13607,7 +13573,7 @@
         </w:trPr>
         <w:tc>
           <w:tcPr>
-            <w:tcW w:type="dxa" w:w="2959"/>
+            <w:tcW w:type="dxa" w:w="3551"/>
             <w:tcMar>
               <w:top w:type="dxa" w:w="28"/>
               <w:left w:type="dxa" w:w="50"/>
@@ -13658,7 +13624,8 @@
         </w:tc>
         <w:tc>
           <w:tcPr>
-            <w:tcW w:type="dxa" w:w="1282"/>
+            <w:tcW w:type="dxa" w:w="789"/>
+            <w:shd w:fill="8EAADB" w:color="auto" w:val="clear"/>
             <w:tcMar>
               <w:top w:type="dxa" w:w="28"/>
               <w:left w:type="dxa" w:w="50"/>
@@ -13671,27 +13638,14 @@
             <w:pPr>
               <w:autoSpaceDE w:val="0"/>
               <w:autoSpaceDN w:val="0"/>
-              <w:spacing w:after="20" w:before="0" w:line="204" w:lineRule="exact"/>
-              <w:jc w:val="center"/>
-            </w:pPr>
-            <w:r>
-              <w:rPr>
-                <w:rFonts w:ascii="맑은 고딕" w:cs="맑은 고딕" w:eastAsia="맑은 고딕" w:hAnsi="맑은 고딕"/>
-                <w:b w:val="false"/>
-                <w:bCs w:val="false"/>
-                <w:i w:val="false"/>
-                <w:iCs w:val="false"/>
-                <w:sz w:val="15"/>
-                <w:szCs w:val="15"/>
-              </w:rPr>
-              <w:t xml:space="preserve">전원</w:t>
-            </w:r>
-          </w:p>
-        </w:tc>
-        <w:tc>
-          <w:tcPr>
-            <w:tcW w:type="dxa" w:w="702"/>
-            <w:shd w:fill="8EAADB" w:color="auto" w:val="clear"/>
+              <w:spacing w:after="20" w:before="0" w:line="245" w:lineRule="exact"/>
+              <w:jc w:val="left"/>
+            </w:pPr>
+          </w:p>
+        </w:tc>
+        <w:tc>
+          <w:tcPr>
+            <w:tcW w:type="dxa" w:w="789"/>
             <w:tcMar>
               <w:top w:type="dxa" w:w="28"/>
               <w:left w:type="dxa" w:w="50"/>
@@ -13711,7 +13665,7 @@
         </w:tc>
         <w:tc>
           <w:tcPr>
-            <w:tcW w:type="dxa" w:w="702"/>
+            <w:tcW w:type="dxa" w:w="789"/>
             <w:tcMar>
               <w:top w:type="dxa" w:w="28"/>
               <w:left w:type="dxa" w:w="50"/>
@@ -13731,7 +13685,7 @@
         </w:tc>
         <w:tc>
           <w:tcPr>
-            <w:tcW w:type="dxa" w:w="702"/>
+            <w:tcW w:type="dxa" w:w="789"/>
             <w:tcMar>
               <w:top w:type="dxa" w:w="28"/>
               <w:left w:type="dxa" w:w="50"/>
@@ -13751,7 +13705,7 @@
         </w:tc>
         <w:tc>
           <w:tcPr>
-            <w:tcW w:type="dxa" w:w="702"/>
+            <w:tcW w:type="dxa" w:w="789"/>
             <w:tcMar>
               <w:top w:type="dxa" w:w="28"/>
               <w:left w:type="dxa" w:w="50"/>
@@ -13771,7 +13725,7 @@
         </w:tc>
         <w:tc>
           <w:tcPr>
-            <w:tcW w:type="dxa" w:w="702"/>
+            <w:tcW w:type="dxa" w:w="789"/>
             <w:tcMar>
               <w:top w:type="dxa" w:w="28"/>
               <w:left w:type="dxa" w:w="50"/>
@@ -13791,7 +13745,7 @@
         </w:tc>
         <w:tc>
           <w:tcPr>
-            <w:tcW w:type="dxa" w:w="702"/>
+            <w:tcW w:type="dxa" w:w="789"/>
             <w:tcMar>
               <w:top w:type="dxa" w:w="28"/>
               <w:left w:type="dxa" w:w="50"/>
@@ -13811,27 +13765,7 @@
         </w:tc>
         <w:tc>
           <w:tcPr>
-            <w:tcW w:type="dxa" w:w="702"/>
-            <w:tcMar>
-              <w:top w:type="dxa" w:w="28"/>
-              <w:left w:type="dxa" w:w="50"/>
-              <w:bottom w:type="dxa" w:w="28"/>
-              <w:right w:type="dxa" w:w="50"/>
-            </w:tcMar>
-            <w:vAlign w:val="center"/>
-          </w:tcPr>
-          <w:p>
-            <w:pPr>
-              <w:autoSpaceDE w:val="0"/>
-              <w:autoSpaceDN w:val="0"/>
-              <w:spacing w:after="20" w:before="0" w:line="245" w:lineRule="exact"/>
-              <w:jc w:val="left"/>
-            </w:pPr>
-          </w:p>
-        </w:tc>
-        <w:tc>
-          <w:tcPr>
-            <w:tcW w:type="dxa" w:w="711"/>
+            <w:tcW w:type="dxa" w:w="792"/>
             <w:tcMar>
               <w:top w:type="dxa" w:w="28"/>
               <w:left w:type="dxa" w:w="50"/>
@@ -13857,7 +13791,7 @@
         </w:trPr>
         <w:tc>
           <w:tcPr>
-            <w:tcW w:type="dxa" w:w="2959"/>
+            <w:tcW w:type="dxa" w:w="3551"/>
             <w:tcMar>
               <w:top w:type="dxa" w:w="28"/>
               <w:left w:type="dxa" w:w="50"/>
@@ -13908,7 +13842,7 @@
         </w:tc>
         <w:tc>
           <w:tcPr>
-            <w:tcW w:type="dxa" w:w="1282"/>
+            <w:tcW w:type="dxa" w:w="789"/>
             <w:tcMar>
               <w:top w:type="dxa" w:w="28"/>
               <w:left w:type="dxa" w:w="50"/>
@@ -13921,26 +13855,15 @@
             <w:pPr>
               <w:autoSpaceDE w:val="0"/>
               <w:autoSpaceDN w:val="0"/>
-              <w:spacing w:after="20" w:before="0" w:line="204" w:lineRule="exact"/>
-              <w:jc w:val="center"/>
-            </w:pPr>
-            <w:r>
-              <w:rPr>
-                <w:rFonts w:ascii="맑은 고딕" w:cs="맑은 고딕" w:eastAsia="맑은 고딕" w:hAnsi="맑은 고딕"/>
-                <w:b w:val="false"/>
-                <w:bCs w:val="false"/>
-                <w:i w:val="false"/>
-                <w:iCs w:val="false"/>
-                <w:sz w:val="15"/>
-                <w:szCs w:val="15"/>
-              </w:rPr>
-              <w:t xml:space="preserve">전원</w:t>
-            </w:r>
-          </w:p>
-        </w:tc>
-        <w:tc>
-          <w:tcPr>
-            <w:tcW w:type="dxa" w:w="702"/>
+              <w:spacing w:after="20" w:before="0" w:line="245" w:lineRule="exact"/>
+              <w:jc w:val="left"/>
+            </w:pPr>
+          </w:p>
+        </w:tc>
+        <w:tc>
+          <w:tcPr>
+            <w:tcW w:type="dxa" w:w="789"/>
+            <w:shd w:fill="8EAADB" w:color="auto" w:val="clear"/>
             <w:tcMar>
               <w:top w:type="dxa" w:w="28"/>
               <w:left w:type="dxa" w:w="50"/>
@@ -13960,8 +13883,7 @@
         </w:tc>
         <w:tc>
           <w:tcPr>
-            <w:tcW w:type="dxa" w:w="702"/>
-            <w:shd w:fill="8EAADB" w:color="auto" w:val="clear"/>
+            <w:tcW w:type="dxa" w:w="789"/>
             <w:tcMar>
               <w:top w:type="dxa" w:w="28"/>
               <w:left w:type="dxa" w:w="50"/>
@@ -13981,7 +13903,7 @@
         </w:tc>
         <w:tc>
           <w:tcPr>
-            <w:tcW w:type="dxa" w:w="702"/>
+            <w:tcW w:type="dxa" w:w="789"/>
             <w:tcMar>
               <w:top w:type="dxa" w:w="28"/>
               <w:left w:type="dxa" w:w="50"/>
@@ -14001,7 +13923,7 @@
         </w:tc>
         <w:tc>
           <w:tcPr>
-            <w:tcW w:type="dxa" w:w="702"/>
+            <w:tcW w:type="dxa" w:w="789"/>
             <w:tcMar>
               <w:top w:type="dxa" w:w="28"/>
               <w:left w:type="dxa" w:w="50"/>
@@ -14021,7 +13943,7 @@
         </w:tc>
         <w:tc>
           <w:tcPr>
-            <w:tcW w:type="dxa" w:w="702"/>
+            <w:tcW w:type="dxa" w:w="789"/>
             <w:tcMar>
               <w:top w:type="dxa" w:w="28"/>
               <w:left w:type="dxa" w:w="50"/>
@@ -14041,7 +13963,7 @@
         </w:tc>
         <w:tc>
           <w:tcPr>
-            <w:tcW w:type="dxa" w:w="702"/>
+            <w:tcW w:type="dxa" w:w="789"/>
             <w:tcMar>
               <w:top w:type="dxa" w:w="28"/>
               <w:left w:type="dxa" w:w="50"/>
@@ -14061,27 +13983,7 @@
         </w:tc>
         <w:tc>
           <w:tcPr>
-            <w:tcW w:type="dxa" w:w="702"/>
-            <w:tcMar>
-              <w:top w:type="dxa" w:w="28"/>
-              <w:left w:type="dxa" w:w="50"/>
-              <w:bottom w:type="dxa" w:w="28"/>
-              <w:right w:type="dxa" w:w="50"/>
-            </w:tcMar>
-            <w:vAlign w:val="center"/>
-          </w:tcPr>
-          <w:p>
-            <w:pPr>
-              <w:autoSpaceDE w:val="0"/>
-              <w:autoSpaceDN w:val="0"/>
-              <w:spacing w:after="20" w:before="0" w:line="245" w:lineRule="exact"/>
-              <w:jc w:val="left"/>
-            </w:pPr>
-          </w:p>
-        </w:tc>
-        <w:tc>
-          <w:tcPr>
-            <w:tcW w:type="dxa" w:w="711"/>
+            <w:tcW w:type="dxa" w:w="792"/>
             <w:tcMar>
               <w:top w:type="dxa" w:w="28"/>
               <w:left w:type="dxa" w:w="50"/>
@@ -14107,7 +14009,7 @@
         </w:trPr>
         <w:tc>
           <w:tcPr>
-            <w:tcW w:type="dxa" w:w="2959"/>
+            <w:tcW w:type="dxa" w:w="3551"/>
             <w:tcMar>
               <w:top w:type="dxa" w:w="28"/>
               <w:left w:type="dxa" w:w="50"/>
@@ -14158,7 +14060,7 @@
         </w:tc>
         <w:tc>
           <w:tcPr>
-            <w:tcW w:type="dxa" w:w="1282"/>
+            <w:tcW w:type="dxa" w:w="789"/>
             <w:tcMar>
               <w:top w:type="dxa" w:w="28"/>
               <w:left w:type="dxa" w:w="50"/>
@@ -14171,26 +14073,15 @@
             <w:pPr>
               <w:autoSpaceDE w:val="0"/>
               <w:autoSpaceDN w:val="0"/>
-              <w:spacing w:after="20" w:before="0" w:line="204" w:lineRule="exact"/>
-              <w:jc w:val="center"/>
-            </w:pPr>
-            <w:r>
-              <w:rPr>
-                <w:rFonts w:ascii="맑은 고딕" w:cs="맑은 고딕" w:eastAsia="맑은 고딕" w:hAnsi="맑은 고딕"/>
-                <w:b w:val="false"/>
-                <w:bCs w:val="false"/>
-                <w:i w:val="false"/>
-                <w:iCs w:val="false"/>
-                <w:sz w:val="15"/>
-                <w:szCs w:val="15"/>
-              </w:rPr>
-              <w:t xml:space="preserve">강현민</w:t>
-            </w:r>
-          </w:p>
-        </w:tc>
-        <w:tc>
-          <w:tcPr>
-            <w:tcW w:type="dxa" w:w="702"/>
+              <w:spacing w:after="20" w:before="0" w:line="245" w:lineRule="exact"/>
+              <w:jc w:val="left"/>
+            </w:pPr>
+          </w:p>
+        </w:tc>
+        <w:tc>
+          <w:tcPr>
+            <w:tcW w:type="dxa" w:w="789"/>
+            <w:shd w:fill="8EAADB" w:color="auto" w:val="clear"/>
             <w:tcMar>
               <w:top w:type="dxa" w:w="28"/>
               <w:left w:type="dxa" w:w="50"/>
@@ -14210,8 +14101,7 @@
         </w:tc>
         <w:tc>
           <w:tcPr>
-            <w:tcW w:type="dxa" w:w="702"/>
-            <w:shd w:fill="8EAADB" w:color="auto" w:val="clear"/>
+            <w:tcW w:type="dxa" w:w="789"/>
             <w:tcMar>
               <w:top w:type="dxa" w:w="28"/>
               <w:left w:type="dxa" w:w="50"/>
@@ -14231,7 +14121,7 @@
         </w:tc>
         <w:tc>
           <w:tcPr>
-            <w:tcW w:type="dxa" w:w="702"/>
+            <w:tcW w:type="dxa" w:w="789"/>
             <w:tcMar>
               <w:top w:type="dxa" w:w="28"/>
               <w:left w:type="dxa" w:w="50"/>
@@ -14251,7 +14141,7 @@
         </w:tc>
         <w:tc>
           <w:tcPr>
-            <w:tcW w:type="dxa" w:w="702"/>
+            <w:tcW w:type="dxa" w:w="789"/>
             <w:tcMar>
               <w:top w:type="dxa" w:w="28"/>
               <w:left w:type="dxa" w:w="50"/>
@@ -14271,7 +14161,7 @@
         </w:tc>
         <w:tc>
           <w:tcPr>
-            <w:tcW w:type="dxa" w:w="702"/>
+            <w:tcW w:type="dxa" w:w="789"/>
             <w:tcMar>
               <w:top w:type="dxa" w:w="28"/>
               <w:left w:type="dxa" w:w="50"/>
@@ -14291,7 +14181,7 @@
         </w:tc>
         <w:tc>
           <w:tcPr>
-            <w:tcW w:type="dxa" w:w="702"/>
+            <w:tcW w:type="dxa" w:w="789"/>
             <w:tcMar>
               <w:top w:type="dxa" w:w="28"/>
               <w:left w:type="dxa" w:w="50"/>
@@ -14311,27 +14201,7 @@
         </w:tc>
         <w:tc>
           <w:tcPr>
-            <w:tcW w:type="dxa" w:w="702"/>
-            <w:tcMar>
-              <w:top w:type="dxa" w:w="28"/>
-              <w:left w:type="dxa" w:w="50"/>
-              <w:bottom w:type="dxa" w:w="28"/>
-              <w:right w:type="dxa" w:w="50"/>
-            </w:tcMar>
-            <w:vAlign w:val="center"/>
-          </w:tcPr>
-          <w:p>
-            <w:pPr>
-              <w:autoSpaceDE w:val="0"/>
-              <w:autoSpaceDN w:val="0"/>
-              <w:spacing w:after="20" w:before="0" w:line="245" w:lineRule="exact"/>
-              <w:jc w:val="left"/>
-            </w:pPr>
-          </w:p>
-        </w:tc>
-        <w:tc>
-          <w:tcPr>
-            <w:tcW w:type="dxa" w:w="711"/>
+            <w:tcW w:type="dxa" w:w="792"/>
             <w:tcMar>
               <w:top w:type="dxa" w:w="28"/>
               <w:left w:type="dxa" w:w="50"/>
@@ -14357,7 +14227,7 @@
         </w:trPr>
         <w:tc>
           <w:tcPr>
-            <w:tcW w:type="dxa" w:w="2959"/>
+            <w:tcW w:type="dxa" w:w="3551"/>
             <w:tcMar>
               <w:top w:type="dxa" w:w="28"/>
               <w:left w:type="dxa" w:w="50"/>
@@ -14408,7 +14278,7 @@
         </w:tc>
         <w:tc>
           <w:tcPr>
-            <w:tcW w:type="dxa" w:w="1282"/>
+            <w:tcW w:type="dxa" w:w="789"/>
             <w:tcMar>
               <w:top w:type="dxa" w:w="28"/>
               <w:left w:type="dxa" w:w="50"/>
@@ -14421,26 +14291,15 @@
             <w:pPr>
               <w:autoSpaceDE w:val="0"/>
               <w:autoSpaceDN w:val="0"/>
-              <w:spacing w:after="20" w:before="0" w:line="204" w:lineRule="exact"/>
-              <w:jc w:val="center"/>
-            </w:pPr>
-            <w:r>
-              <w:rPr>
-                <w:rFonts w:ascii="맑은 고딕" w:cs="맑은 고딕" w:eastAsia="맑은 고딕" w:hAnsi="맑은 고딕"/>
-                <w:b w:val="false"/>
-                <w:bCs w:val="false"/>
-                <w:i w:val="false"/>
-                <w:iCs w:val="false"/>
-                <w:sz w:val="15"/>
-                <w:szCs w:val="15"/>
-              </w:rPr>
-              <w:t xml:space="preserve">정예림</w:t>
-            </w:r>
-          </w:p>
-        </w:tc>
-        <w:tc>
-          <w:tcPr>
-            <w:tcW w:type="dxa" w:w="702"/>
+              <w:spacing w:after="20" w:before="0" w:line="245" w:lineRule="exact"/>
+              <w:jc w:val="left"/>
+            </w:pPr>
+          </w:p>
+        </w:tc>
+        <w:tc>
+          <w:tcPr>
+            <w:tcW w:type="dxa" w:w="789"/>
+            <w:shd w:fill="8EAADB" w:color="auto" w:val="clear"/>
             <w:tcMar>
               <w:top w:type="dxa" w:w="28"/>
               <w:left w:type="dxa" w:w="50"/>
@@ -14460,8 +14319,7 @@
         </w:tc>
         <w:tc>
           <w:tcPr>
-            <w:tcW w:type="dxa" w:w="702"/>
-            <w:shd w:fill="8EAADB" w:color="auto" w:val="clear"/>
+            <w:tcW w:type="dxa" w:w="789"/>
             <w:tcMar>
               <w:top w:type="dxa" w:w="28"/>
               <w:left w:type="dxa" w:w="50"/>
@@ -14481,7 +14339,7 @@
         </w:tc>
         <w:tc>
           <w:tcPr>
-            <w:tcW w:type="dxa" w:w="702"/>
+            <w:tcW w:type="dxa" w:w="789"/>
             <w:tcMar>
               <w:top w:type="dxa" w:w="28"/>
               <w:left w:type="dxa" w:w="50"/>
@@ -14501,7 +14359,7 @@
         </w:tc>
         <w:tc>
           <w:tcPr>
-            <w:tcW w:type="dxa" w:w="702"/>
+            <w:tcW w:type="dxa" w:w="789"/>
             <w:tcMar>
               <w:top w:type="dxa" w:w="28"/>
               <w:left w:type="dxa" w:w="50"/>
@@ -14521,7 +14379,7 @@
         </w:tc>
         <w:tc>
           <w:tcPr>
-            <w:tcW w:type="dxa" w:w="702"/>
+            <w:tcW w:type="dxa" w:w="789"/>
             <w:tcMar>
               <w:top w:type="dxa" w:w="28"/>
               <w:left w:type="dxa" w:w="50"/>
@@ -14541,7 +14399,7 @@
         </w:tc>
         <w:tc>
           <w:tcPr>
-            <w:tcW w:type="dxa" w:w="702"/>
+            <w:tcW w:type="dxa" w:w="789"/>
             <w:tcMar>
               <w:top w:type="dxa" w:w="28"/>
               <w:left w:type="dxa" w:w="50"/>
@@ -14561,27 +14419,7 @@
         </w:tc>
         <w:tc>
           <w:tcPr>
-            <w:tcW w:type="dxa" w:w="702"/>
-            <w:tcMar>
-              <w:top w:type="dxa" w:w="28"/>
-              <w:left w:type="dxa" w:w="50"/>
-              <w:bottom w:type="dxa" w:w="28"/>
-              <w:right w:type="dxa" w:w="50"/>
-            </w:tcMar>
-            <w:vAlign w:val="center"/>
-          </w:tcPr>
-          <w:p>
-            <w:pPr>
-              <w:autoSpaceDE w:val="0"/>
-              <w:autoSpaceDN w:val="0"/>
-              <w:spacing w:after="20" w:before="0" w:line="245" w:lineRule="exact"/>
-              <w:jc w:val="left"/>
-            </w:pPr>
-          </w:p>
-        </w:tc>
-        <w:tc>
-          <w:tcPr>
-            <w:tcW w:type="dxa" w:w="711"/>
+            <w:tcW w:type="dxa" w:w="792"/>
             <w:tcMar>
               <w:top w:type="dxa" w:w="28"/>
               <w:left w:type="dxa" w:w="50"/>
@@ -14607,7 +14445,7 @@
         </w:trPr>
         <w:tc>
           <w:tcPr>
-            <w:tcW w:type="dxa" w:w="2959"/>
+            <w:tcW w:type="dxa" w:w="3551"/>
             <w:tcMar>
               <w:top w:type="dxa" w:w="28"/>
               <w:left w:type="dxa" w:w="50"/>
@@ -14658,7 +14496,7 @@
         </w:tc>
         <w:tc>
           <w:tcPr>
-            <w:tcW w:type="dxa" w:w="1282"/>
+            <w:tcW w:type="dxa" w:w="789"/>
             <w:tcMar>
               <w:top w:type="dxa" w:w="28"/>
               <w:left w:type="dxa" w:w="50"/>
@@ -14671,26 +14509,14 @@
             <w:pPr>
               <w:autoSpaceDE w:val="0"/>
               <w:autoSpaceDN w:val="0"/>
-              <w:spacing w:after="20" w:before="0" w:line="204" w:lineRule="exact"/>
-              <w:jc w:val="center"/>
-            </w:pPr>
-            <w:r>
-              <w:rPr>
-                <w:rFonts w:ascii="맑은 고딕" w:cs="맑은 고딕" w:eastAsia="맑은 고딕" w:hAnsi="맑은 고딕"/>
-                <w:b w:val="false"/>
-                <w:bCs w:val="false"/>
-                <w:i w:val="false"/>
-                <w:iCs w:val="false"/>
-                <w:sz w:val="15"/>
-                <w:szCs w:val="15"/>
-              </w:rPr>
-              <w:t xml:space="preserve">정시윤</w:t>
-            </w:r>
-          </w:p>
-        </w:tc>
-        <w:tc>
-          <w:tcPr>
-            <w:tcW w:type="dxa" w:w="702"/>
+              <w:spacing w:after="20" w:before="0" w:line="245" w:lineRule="exact"/>
+              <w:jc w:val="left"/>
+            </w:pPr>
+          </w:p>
+        </w:tc>
+        <w:tc>
+          <w:tcPr>
+            <w:tcW w:type="dxa" w:w="789"/>
             <w:tcMar>
               <w:top w:type="dxa" w:w="28"/>
               <w:left w:type="dxa" w:w="50"/>
@@ -14710,7 +14536,8 @@
         </w:tc>
         <w:tc>
           <w:tcPr>
-            <w:tcW w:type="dxa" w:w="702"/>
+            <w:tcW w:type="dxa" w:w="789"/>
+            <w:shd w:fill="F4B183" w:color="auto" w:val="clear"/>
             <w:tcMar>
               <w:top w:type="dxa" w:w="28"/>
               <w:left w:type="dxa" w:w="50"/>
@@ -14723,15 +14550,26 @@
             <w:pPr>
               <w:autoSpaceDE w:val="0"/>
               <w:autoSpaceDN w:val="0"/>
-              <w:spacing w:after="20" w:before="0" w:line="245" w:lineRule="exact"/>
-              <w:jc w:val="left"/>
-            </w:pPr>
-          </w:p>
-        </w:tc>
-        <w:tc>
-          <w:tcPr>
-            <w:tcW w:type="dxa" w:w="702"/>
-            <w:shd w:fill="F4B183" w:color="auto" w:val="clear"/>
+              <w:spacing w:after="20" w:before="0" w:line="190" w:lineRule="exact"/>
+              <w:jc w:val="center"/>
+            </w:pPr>
+            <w:r>
+              <w:rPr>
+                <w:rFonts w:ascii="맑은 고딕" w:cs="맑은 고딕" w:eastAsia="맑은 고딕" w:hAnsi="맑은 고딕"/>
+                <w:b/>
+                <w:bCs/>
+                <w:i w:val="false"/>
+                <w:iCs w:val="false"/>
+                <w:sz w:val="14"/>
+                <w:szCs w:val="14"/>
+              </w:rPr>
+              <w:t xml:space="preserve">제출</w:t>
+            </w:r>
+          </w:p>
+        </w:tc>
+        <w:tc>
+          <w:tcPr>
+            <w:tcW w:type="dxa" w:w="789"/>
             <w:tcMar>
               <w:top w:type="dxa" w:w="28"/>
               <w:left w:type="dxa" w:w="50"/>
@@ -14744,26 +14582,14 @@
             <w:pPr>
               <w:autoSpaceDE w:val="0"/>
               <w:autoSpaceDN w:val="0"/>
-              <w:spacing w:after="20" w:before="0" w:line="190" w:lineRule="exact"/>
-              <w:jc w:val="center"/>
-            </w:pPr>
-            <w:r>
-              <w:rPr>
-                <w:rFonts w:ascii="맑은 고딕" w:cs="맑은 고딕" w:eastAsia="맑은 고딕" w:hAnsi="맑은 고딕"/>
-                <w:b/>
-                <w:bCs/>
-                <w:i w:val="false"/>
-                <w:iCs w:val="false"/>
-                <w:sz w:val="14"/>
-                <w:szCs w:val="14"/>
-              </w:rPr>
-              <w:t xml:space="preserve">제출</w:t>
-            </w:r>
-          </w:p>
-        </w:tc>
-        <w:tc>
-          <w:tcPr>
-            <w:tcW w:type="dxa" w:w="702"/>
+              <w:spacing w:after="20" w:before="0" w:line="245" w:lineRule="exact"/>
+              <w:jc w:val="left"/>
+            </w:pPr>
+          </w:p>
+        </w:tc>
+        <w:tc>
+          <w:tcPr>
+            <w:tcW w:type="dxa" w:w="789"/>
             <w:tcMar>
               <w:top w:type="dxa" w:w="28"/>
               <w:left w:type="dxa" w:w="50"/>
@@ -14783,7 +14609,7 @@
         </w:tc>
         <w:tc>
           <w:tcPr>
-            <w:tcW w:type="dxa" w:w="702"/>
+            <w:tcW w:type="dxa" w:w="789"/>
             <w:tcMar>
               <w:top w:type="dxa" w:w="28"/>
               <w:left w:type="dxa" w:w="50"/>
@@ -14803,7 +14629,7 @@
         </w:tc>
         <w:tc>
           <w:tcPr>
-            <w:tcW w:type="dxa" w:w="702"/>
+            <w:tcW w:type="dxa" w:w="789"/>
             <w:tcMar>
               <w:top w:type="dxa" w:w="28"/>
               <w:left w:type="dxa" w:w="50"/>
@@ -14823,27 +14649,7 @@
         </w:tc>
         <w:tc>
           <w:tcPr>
-            <w:tcW w:type="dxa" w:w="702"/>
-            <w:tcMar>
-              <w:top w:type="dxa" w:w="28"/>
-              <w:left w:type="dxa" w:w="50"/>
-              <w:bottom w:type="dxa" w:w="28"/>
-              <w:right w:type="dxa" w:w="50"/>
-            </w:tcMar>
-            <w:vAlign w:val="center"/>
-          </w:tcPr>
-          <w:p>
-            <w:pPr>
-              <w:autoSpaceDE w:val="0"/>
-              <w:autoSpaceDN w:val="0"/>
-              <w:spacing w:after="20" w:before="0" w:line="245" w:lineRule="exact"/>
-              <w:jc w:val="left"/>
-            </w:pPr>
-          </w:p>
-        </w:tc>
-        <w:tc>
-          <w:tcPr>
-            <w:tcW w:type="dxa" w:w="711"/>
+            <w:tcW w:type="dxa" w:w="792"/>
             <w:tcMar>
               <w:top w:type="dxa" w:w="28"/>
               <w:left w:type="dxa" w:w="50"/>
@@ -14869,7 +14675,7 @@
         </w:trPr>
         <w:tc>
           <w:tcPr>
-            <w:tcW w:type="dxa" w:w="2959"/>
+            <w:tcW w:type="dxa" w:w="3551"/>
             <w:tcMar>
               <w:top w:type="dxa" w:w="28"/>
               <w:left w:type="dxa" w:w="50"/>
@@ -14920,7 +14726,7 @@
         </w:tc>
         <w:tc>
           <w:tcPr>
-            <w:tcW w:type="dxa" w:w="1282"/>
+            <w:tcW w:type="dxa" w:w="789"/>
             <w:tcMar>
               <w:top w:type="dxa" w:w="28"/>
               <w:left w:type="dxa" w:w="50"/>
@@ -14933,26 +14739,14 @@
             <w:pPr>
               <w:autoSpaceDE w:val="0"/>
               <w:autoSpaceDN w:val="0"/>
-              <w:spacing w:after="20" w:before="0" w:line="204" w:lineRule="exact"/>
-              <w:jc w:val="center"/>
-            </w:pPr>
-            <w:r>
-              <w:rPr>
-                <w:rFonts w:ascii="맑은 고딕" w:cs="맑은 고딕" w:eastAsia="맑은 고딕" w:hAnsi="맑은 고딕"/>
-                <w:b w:val="false"/>
-                <w:bCs w:val="false"/>
-                <w:i w:val="false"/>
-                <w:iCs w:val="false"/>
-                <w:sz w:val="15"/>
-                <w:szCs w:val="15"/>
-              </w:rPr>
-              <w:t xml:space="preserve">정예림·강현민</w:t>
-            </w:r>
-          </w:p>
-        </w:tc>
-        <w:tc>
-          <w:tcPr>
-            <w:tcW w:type="dxa" w:w="702"/>
+              <w:spacing w:after="20" w:before="0" w:line="245" w:lineRule="exact"/>
+              <w:jc w:val="left"/>
+            </w:pPr>
+          </w:p>
+        </w:tc>
+        <w:tc>
+          <w:tcPr>
+            <w:tcW w:type="dxa" w:w="789"/>
             <w:tcMar>
               <w:top w:type="dxa" w:w="28"/>
               <w:left w:type="dxa" w:w="50"/>
@@ -14972,7 +14766,7 @@
         </w:tc>
         <w:tc>
           <w:tcPr>
-            <w:tcW w:type="dxa" w:w="702"/>
+            <w:tcW w:type="dxa" w:w="789"/>
             <w:tcMar>
               <w:top w:type="dxa" w:w="28"/>
               <w:left w:type="dxa" w:w="50"/>
@@ -14992,7 +14786,8 @@
         </w:tc>
         <w:tc>
           <w:tcPr>
-            <w:tcW w:type="dxa" w:w="702"/>
+            <w:tcW w:type="dxa" w:w="789"/>
+            <w:shd w:fill="8EAADB" w:color="auto" w:val="clear"/>
             <w:tcMar>
               <w:top w:type="dxa" w:w="28"/>
               <w:left w:type="dxa" w:w="50"/>
@@ -15012,7 +14807,7 @@
         </w:tc>
         <w:tc>
           <w:tcPr>
-            <w:tcW w:type="dxa" w:w="702"/>
+            <w:tcW w:type="dxa" w:w="789"/>
             <w:shd w:fill="8EAADB" w:color="auto" w:val="clear"/>
             <w:tcMar>
               <w:top w:type="dxa" w:w="28"/>
@@ -15033,8 +14828,7 @@
         </w:tc>
         <w:tc>
           <w:tcPr>
-            <w:tcW w:type="dxa" w:w="702"/>
-            <w:shd w:fill="8EAADB" w:color="auto" w:val="clear"/>
+            <w:tcW w:type="dxa" w:w="789"/>
             <w:tcMar>
               <w:top w:type="dxa" w:w="28"/>
               <w:left w:type="dxa" w:w="50"/>
@@ -15054,7 +14848,7 @@
         </w:tc>
         <w:tc>
           <w:tcPr>
-            <w:tcW w:type="dxa" w:w="702"/>
+            <w:tcW w:type="dxa" w:w="789"/>
             <w:tcMar>
               <w:top w:type="dxa" w:w="28"/>
               <w:left w:type="dxa" w:w="50"/>
@@ -15074,27 +14868,7 @@
         </w:tc>
         <w:tc>
           <w:tcPr>
-            <w:tcW w:type="dxa" w:w="702"/>
-            <w:tcMar>
-              <w:top w:type="dxa" w:w="28"/>
-              <w:left w:type="dxa" w:w="50"/>
-              <w:bottom w:type="dxa" w:w="28"/>
-              <w:right w:type="dxa" w:w="50"/>
-            </w:tcMar>
-            <w:vAlign w:val="center"/>
-          </w:tcPr>
-          <w:p>
-            <w:pPr>
-              <w:autoSpaceDE w:val="0"/>
-              <w:autoSpaceDN w:val="0"/>
-              <w:spacing w:after="20" w:before="0" w:line="245" w:lineRule="exact"/>
-              <w:jc w:val="left"/>
-            </w:pPr>
-          </w:p>
-        </w:tc>
-        <w:tc>
-          <w:tcPr>
-            <w:tcW w:type="dxa" w:w="711"/>
+            <w:tcW w:type="dxa" w:w="792"/>
             <w:tcMar>
               <w:top w:type="dxa" w:w="28"/>
               <w:left w:type="dxa" w:w="50"/>
@@ -15120,7 +14894,7 @@
         </w:trPr>
         <w:tc>
           <w:tcPr>
-            <w:tcW w:type="dxa" w:w="2959"/>
+            <w:tcW w:type="dxa" w:w="3551"/>
             <w:tcMar>
               <w:top w:type="dxa" w:w="28"/>
               <w:left w:type="dxa" w:w="50"/>
@@ -15171,7 +14945,7 @@
         </w:tc>
         <w:tc>
           <w:tcPr>
-            <w:tcW w:type="dxa" w:w="1282"/>
+            <w:tcW w:type="dxa" w:w="789"/>
             <w:tcMar>
               <w:top w:type="dxa" w:w="28"/>
               <w:left w:type="dxa" w:w="50"/>
@@ -15184,26 +14958,14 @@
             <w:pPr>
               <w:autoSpaceDE w:val="0"/>
               <w:autoSpaceDN w:val="0"/>
-              <w:spacing w:after="20" w:before="0" w:line="204" w:lineRule="exact"/>
-              <w:jc w:val="center"/>
-            </w:pPr>
-            <w:r>
-              <w:rPr>
-                <w:rFonts w:ascii="맑은 고딕" w:cs="맑은 고딕" w:eastAsia="맑은 고딕" w:hAnsi="맑은 고딕"/>
-                <w:b w:val="false"/>
-                <w:bCs w:val="false"/>
-                <w:i w:val="false"/>
-                <w:iCs w:val="false"/>
-                <w:sz w:val="15"/>
-                <w:szCs w:val="15"/>
-              </w:rPr>
-              <w:t xml:space="preserve">정예림</w:t>
-            </w:r>
-          </w:p>
-        </w:tc>
-        <w:tc>
-          <w:tcPr>
-            <w:tcW w:type="dxa" w:w="702"/>
+              <w:spacing w:after="20" w:before="0" w:line="245" w:lineRule="exact"/>
+              <w:jc w:val="left"/>
+            </w:pPr>
+          </w:p>
+        </w:tc>
+        <w:tc>
+          <w:tcPr>
+            <w:tcW w:type="dxa" w:w="789"/>
             <w:tcMar>
               <w:top w:type="dxa" w:w="28"/>
               <w:left w:type="dxa" w:w="50"/>
@@ -15223,7 +14985,7 @@
         </w:tc>
         <w:tc>
           <w:tcPr>
-            <w:tcW w:type="dxa" w:w="702"/>
+            <w:tcW w:type="dxa" w:w="789"/>
             <w:tcMar>
               <w:top w:type="dxa" w:w="28"/>
               <w:left w:type="dxa" w:w="50"/>
@@ -15243,7 +15005,8 @@
         </w:tc>
         <w:tc>
           <w:tcPr>
-            <w:tcW w:type="dxa" w:w="702"/>
+            <w:tcW w:type="dxa" w:w="789"/>
+            <w:shd w:fill="8EAADB" w:color="auto" w:val="clear"/>
             <w:tcMar>
               <w:top w:type="dxa" w:w="28"/>
               <w:left w:type="dxa" w:w="50"/>
@@ -15263,7 +15026,7 @@
         </w:tc>
         <w:tc>
           <w:tcPr>
-            <w:tcW w:type="dxa" w:w="702"/>
+            <w:tcW w:type="dxa" w:w="789"/>
             <w:shd w:fill="8EAADB" w:color="auto" w:val="clear"/>
             <w:tcMar>
               <w:top w:type="dxa" w:w="28"/>
@@ -15284,8 +15047,7 @@
         </w:tc>
         <w:tc>
           <w:tcPr>
-            <w:tcW w:type="dxa" w:w="702"/>
-            <w:shd w:fill="8EAADB" w:color="auto" w:val="clear"/>
+            <w:tcW w:type="dxa" w:w="789"/>
             <w:tcMar>
               <w:top w:type="dxa" w:w="28"/>
               <w:left w:type="dxa" w:w="50"/>
@@ -15305,7 +15067,7 @@
         </w:tc>
         <w:tc>
           <w:tcPr>
-            <w:tcW w:type="dxa" w:w="702"/>
+            <w:tcW w:type="dxa" w:w="789"/>
             <w:tcMar>
               <w:top w:type="dxa" w:w="28"/>
               <w:left w:type="dxa" w:w="50"/>
@@ -15325,27 +15087,7 @@
         </w:tc>
         <w:tc>
           <w:tcPr>
-            <w:tcW w:type="dxa" w:w="702"/>
-            <w:tcMar>
-              <w:top w:type="dxa" w:w="28"/>
-              <w:left w:type="dxa" w:w="50"/>
-              <w:bottom w:type="dxa" w:w="28"/>
-              <w:right w:type="dxa" w:w="50"/>
-            </w:tcMar>
-            <w:vAlign w:val="center"/>
-          </w:tcPr>
-          <w:p>
-            <w:pPr>
-              <w:autoSpaceDE w:val="0"/>
-              <w:autoSpaceDN w:val="0"/>
-              <w:spacing w:after="20" w:before="0" w:line="245" w:lineRule="exact"/>
-              <w:jc w:val="left"/>
-            </w:pPr>
-          </w:p>
-        </w:tc>
-        <w:tc>
-          <w:tcPr>
-            <w:tcW w:type="dxa" w:w="711"/>
+            <w:tcW w:type="dxa" w:w="792"/>
             <w:tcMar>
               <w:top w:type="dxa" w:w="28"/>
               <w:left w:type="dxa" w:w="50"/>
@@ -15371,7 +15113,7 @@
         </w:trPr>
         <w:tc>
           <w:tcPr>
-            <w:tcW w:type="dxa" w:w="2959"/>
+            <w:tcW w:type="dxa" w:w="3551"/>
             <w:tcMar>
               <w:top w:type="dxa" w:w="28"/>
               <w:left w:type="dxa" w:w="50"/>
@@ -15422,7 +15164,7 @@
         </w:tc>
         <w:tc>
           <w:tcPr>
-            <w:tcW w:type="dxa" w:w="1282"/>
+            <w:tcW w:type="dxa" w:w="789"/>
             <w:tcMar>
               <w:top w:type="dxa" w:w="28"/>
               <w:left w:type="dxa" w:w="50"/>
@@ -15435,26 +15177,14 @@
             <w:pPr>
               <w:autoSpaceDE w:val="0"/>
               <w:autoSpaceDN w:val="0"/>
-              <w:spacing w:after="20" w:before="0" w:line="204" w:lineRule="exact"/>
-              <w:jc w:val="center"/>
-            </w:pPr>
-            <w:r>
-              <w:rPr>
-                <w:rFonts w:ascii="맑은 고딕" w:cs="맑은 고딕" w:eastAsia="맑은 고딕" w:hAnsi="맑은 고딕"/>
-                <w:b w:val="false"/>
-                <w:bCs w:val="false"/>
-                <w:i w:val="false"/>
-                <w:iCs w:val="false"/>
-                <w:sz w:val="15"/>
-                <w:szCs w:val="15"/>
-              </w:rPr>
-              <w:t xml:space="preserve">전원</w:t>
-            </w:r>
-          </w:p>
-        </w:tc>
-        <w:tc>
-          <w:tcPr>
-            <w:tcW w:type="dxa" w:w="702"/>
+              <w:spacing w:after="20" w:before="0" w:line="245" w:lineRule="exact"/>
+              <w:jc w:val="left"/>
+            </w:pPr>
+          </w:p>
+        </w:tc>
+        <w:tc>
+          <w:tcPr>
+            <w:tcW w:type="dxa" w:w="789"/>
             <w:tcMar>
               <w:top w:type="dxa" w:w="28"/>
               <w:left w:type="dxa" w:w="50"/>
@@ -15474,7 +15204,7 @@
         </w:tc>
         <w:tc>
           <w:tcPr>
-            <w:tcW w:type="dxa" w:w="702"/>
+            <w:tcW w:type="dxa" w:w="789"/>
             <w:tcMar>
               <w:top w:type="dxa" w:w="28"/>
               <w:left w:type="dxa" w:w="50"/>
@@ -15494,7 +15224,8 @@
         </w:tc>
         <w:tc>
           <w:tcPr>
-            <w:tcW w:type="dxa" w:w="702"/>
+            <w:tcW w:type="dxa" w:w="789"/>
+            <w:shd w:fill="8EAADB" w:color="auto" w:val="clear"/>
             <w:tcMar>
               <w:top w:type="dxa" w:w="28"/>
               <w:left w:type="dxa" w:w="50"/>
@@ -15514,7 +15245,7 @@
         </w:tc>
         <w:tc>
           <w:tcPr>
-            <w:tcW w:type="dxa" w:w="702"/>
+            <w:tcW w:type="dxa" w:w="789"/>
             <w:shd w:fill="8EAADB" w:color="auto" w:val="clear"/>
             <w:tcMar>
               <w:top w:type="dxa" w:w="28"/>
@@ -15535,8 +15266,7 @@
         </w:tc>
         <w:tc>
           <w:tcPr>
-            <w:tcW w:type="dxa" w:w="702"/>
-            <w:shd w:fill="8EAADB" w:color="auto" w:val="clear"/>
+            <w:tcW w:type="dxa" w:w="789"/>
             <w:tcMar>
               <w:top w:type="dxa" w:w="28"/>
               <w:left w:type="dxa" w:w="50"/>
@@ -15556,7 +15286,7 @@
         </w:tc>
         <w:tc>
           <w:tcPr>
-            <w:tcW w:type="dxa" w:w="702"/>
+            <w:tcW w:type="dxa" w:w="789"/>
             <w:tcMar>
               <w:top w:type="dxa" w:w="28"/>
               <w:left w:type="dxa" w:w="50"/>
@@ -15576,27 +15306,7 @@
         </w:tc>
         <w:tc>
           <w:tcPr>
-            <w:tcW w:type="dxa" w:w="702"/>
-            <w:tcMar>
-              <w:top w:type="dxa" w:w="28"/>
-              <w:left w:type="dxa" w:w="50"/>
-              <w:bottom w:type="dxa" w:w="28"/>
-              <w:right w:type="dxa" w:w="50"/>
-            </w:tcMar>
-            <w:vAlign w:val="center"/>
-          </w:tcPr>
-          <w:p>
-            <w:pPr>
-              <w:autoSpaceDE w:val="0"/>
-              <w:autoSpaceDN w:val="0"/>
-              <w:spacing w:after="20" w:before="0" w:line="245" w:lineRule="exact"/>
-              <w:jc w:val="left"/>
-            </w:pPr>
-          </w:p>
-        </w:tc>
-        <w:tc>
-          <w:tcPr>
-            <w:tcW w:type="dxa" w:w="711"/>
+            <w:tcW w:type="dxa" w:w="792"/>
             <w:tcMar>
               <w:top w:type="dxa" w:w="28"/>
               <w:left w:type="dxa" w:w="50"/>
@@ -15622,7 +15332,7 @@
         </w:trPr>
         <w:tc>
           <w:tcPr>
-            <w:tcW w:type="dxa" w:w="2959"/>
+            <w:tcW w:type="dxa" w:w="3551"/>
             <w:tcMar>
               <w:top w:type="dxa" w:w="28"/>
               <w:left w:type="dxa" w:w="50"/>
@@ -15673,7 +15383,7 @@
         </w:tc>
         <w:tc>
           <w:tcPr>
-            <w:tcW w:type="dxa" w:w="1282"/>
+            <w:tcW w:type="dxa" w:w="789"/>
             <w:tcMar>
               <w:top w:type="dxa" w:w="28"/>
               <w:left w:type="dxa" w:w="50"/>
@@ -15686,26 +15396,14 @@
             <w:pPr>
               <w:autoSpaceDE w:val="0"/>
               <w:autoSpaceDN w:val="0"/>
-              <w:spacing w:after="20" w:before="0" w:line="204" w:lineRule="exact"/>
-              <w:jc w:val="center"/>
-            </w:pPr>
-            <w:r>
-              <w:rPr>
-                <w:rFonts w:ascii="맑은 고딕" w:cs="맑은 고딕" w:eastAsia="맑은 고딕" w:hAnsi="맑은 고딕"/>
-                <w:b w:val="false"/>
-                <w:bCs w:val="false"/>
-                <w:i w:val="false"/>
-                <w:iCs w:val="false"/>
-                <w:sz w:val="15"/>
-                <w:szCs w:val="15"/>
-              </w:rPr>
-              <w:t xml:space="preserve">전원</w:t>
-            </w:r>
-          </w:p>
-        </w:tc>
-        <w:tc>
-          <w:tcPr>
-            <w:tcW w:type="dxa" w:w="702"/>
+              <w:spacing w:after="20" w:before="0" w:line="245" w:lineRule="exact"/>
+              <w:jc w:val="left"/>
+            </w:pPr>
+          </w:p>
+        </w:tc>
+        <w:tc>
+          <w:tcPr>
+            <w:tcW w:type="dxa" w:w="789"/>
             <w:tcMar>
               <w:top w:type="dxa" w:w="28"/>
               <w:left w:type="dxa" w:w="50"/>
@@ -15725,7 +15423,7 @@
         </w:tc>
         <w:tc>
           <w:tcPr>
-            <w:tcW w:type="dxa" w:w="702"/>
+            <w:tcW w:type="dxa" w:w="789"/>
             <w:tcMar>
               <w:top w:type="dxa" w:w="28"/>
               <w:left w:type="dxa" w:w="50"/>
@@ -15745,7 +15443,7 @@
         </w:tc>
         <w:tc>
           <w:tcPr>
-            <w:tcW w:type="dxa" w:w="702"/>
+            <w:tcW w:type="dxa" w:w="789"/>
             <w:tcMar>
               <w:top w:type="dxa" w:w="28"/>
               <w:left w:type="dxa" w:w="50"/>
@@ -15765,7 +15463,7 @@
         </w:tc>
         <w:tc>
           <w:tcPr>
-            <w:tcW w:type="dxa" w:w="702"/>
+            <w:tcW w:type="dxa" w:w="789"/>
             <w:tcMar>
               <w:top w:type="dxa" w:w="28"/>
               <w:left w:type="dxa" w:w="50"/>
@@ -15785,7 +15483,8 @@
         </w:tc>
         <w:tc>
           <w:tcPr>
-            <w:tcW w:type="dxa" w:w="702"/>
+            <w:tcW w:type="dxa" w:w="789"/>
+            <w:shd w:fill="8EAADB" w:color="auto" w:val="clear"/>
             <w:tcMar>
               <w:top w:type="dxa" w:w="28"/>
               <w:left w:type="dxa" w:w="50"/>
@@ -15805,8 +15504,7 @@
         </w:tc>
         <w:tc>
           <w:tcPr>
-            <w:tcW w:type="dxa" w:w="702"/>
-            <w:shd w:fill="8EAADB" w:color="auto" w:val="clear"/>
+            <w:tcW w:type="dxa" w:w="789"/>
             <w:tcMar>
               <w:top w:type="dxa" w:w="28"/>
               <w:left w:type="dxa" w:w="50"/>
@@ -15826,27 +15524,7 @@
         </w:tc>
         <w:tc>
           <w:tcPr>
-            <w:tcW w:type="dxa" w:w="702"/>
-            <w:tcMar>
-              <w:top w:type="dxa" w:w="28"/>
-              <w:left w:type="dxa" w:w="50"/>
-              <w:bottom w:type="dxa" w:w="28"/>
-              <w:right w:type="dxa" w:w="50"/>
-            </w:tcMar>
-            <w:vAlign w:val="center"/>
-          </w:tcPr>
-          <w:p>
-            <w:pPr>
-              <w:autoSpaceDE w:val="0"/>
-              <w:autoSpaceDN w:val="0"/>
-              <w:spacing w:after="20" w:before="0" w:line="245" w:lineRule="exact"/>
-              <w:jc w:val="left"/>
-            </w:pPr>
-          </w:p>
-        </w:tc>
-        <w:tc>
-          <w:tcPr>
-            <w:tcW w:type="dxa" w:w="711"/>
+            <w:tcW w:type="dxa" w:w="792"/>
             <w:tcMar>
               <w:top w:type="dxa" w:w="28"/>
               <w:left w:type="dxa" w:w="50"/>
@@ -15872,7 +15550,7 @@
         </w:trPr>
         <w:tc>
           <w:tcPr>
-            <w:tcW w:type="dxa" w:w="2959"/>
+            <w:tcW w:type="dxa" w:w="3551"/>
             <w:tcMar>
               <w:top w:type="dxa" w:w="28"/>
               <w:left w:type="dxa" w:w="50"/>
@@ -15923,7 +15601,7 @@
         </w:tc>
         <w:tc>
           <w:tcPr>
-            <w:tcW w:type="dxa" w:w="1282"/>
+            <w:tcW w:type="dxa" w:w="789"/>
             <w:tcMar>
               <w:top w:type="dxa" w:w="28"/>
               <w:left w:type="dxa" w:w="50"/>
@@ -15936,26 +15614,14 @@
             <w:pPr>
               <w:autoSpaceDE w:val="0"/>
               <w:autoSpaceDN w:val="0"/>
-              <w:spacing w:after="20" w:before="0" w:line="204" w:lineRule="exact"/>
-              <w:jc w:val="center"/>
-            </w:pPr>
-            <w:r>
-              <w:rPr>
-                <w:rFonts w:ascii="맑은 고딕" w:cs="맑은 고딕" w:eastAsia="맑은 고딕" w:hAnsi="맑은 고딕"/>
-                <w:b w:val="false"/>
-                <w:bCs w:val="false"/>
-                <w:i w:val="false"/>
-                <w:iCs w:val="false"/>
-                <w:sz w:val="15"/>
-                <w:szCs w:val="15"/>
-              </w:rPr>
-              <w:t xml:space="preserve">정시윤</w:t>
-            </w:r>
-          </w:p>
-        </w:tc>
-        <w:tc>
-          <w:tcPr>
-            <w:tcW w:type="dxa" w:w="702"/>
+              <w:spacing w:after="20" w:before="0" w:line="245" w:lineRule="exact"/>
+              <w:jc w:val="left"/>
+            </w:pPr>
+          </w:p>
+        </w:tc>
+        <w:tc>
+          <w:tcPr>
+            <w:tcW w:type="dxa" w:w="789"/>
             <w:tcMar>
               <w:top w:type="dxa" w:w="28"/>
               <w:left w:type="dxa" w:w="50"/>
@@ -15975,7 +15641,7 @@
         </w:tc>
         <w:tc>
           <w:tcPr>
-            <w:tcW w:type="dxa" w:w="702"/>
+            <w:tcW w:type="dxa" w:w="789"/>
             <w:tcMar>
               <w:top w:type="dxa" w:w="28"/>
               <w:left w:type="dxa" w:w="50"/>
@@ -15995,7 +15661,7 @@
         </w:tc>
         <w:tc>
           <w:tcPr>
-            <w:tcW w:type="dxa" w:w="702"/>
+            <w:tcW w:type="dxa" w:w="789"/>
             <w:tcMar>
               <w:top w:type="dxa" w:w="28"/>
               <w:left w:type="dxa" w:w="50"/>
@@ -16015,7 +15681,7 @@
         </w:tc>
         <w:tc>
           <w:tcPr>
-            <w:tcW w:type="dxa" w:w="702"/>
+            <w:tcW w:type="dxa" w:w="789"/>
             <w:tcMar>
               <w:top w:type="dxa" w:w="28"/>
               <w:left w:type="dxa" w:w="50"/>
@@ -16035,7 +15701,8 @@
         </w:tc>
         <w:tc>
           <w:tcPr>
-            <w:tcW w:type="dxa" w:w="702"/>
+            <w:tcW w:type="dxa" w:w="789"/>
+            <w:shd w:fill="8EAADB" w:color="auto" w:val="clear"/>
             <w:tcMar>
               <w:top w:type="dxa" w:w="28"/>
               <w:left w:type="dxa" w:w="50"/>
@@ -16055,8 +15722,8 @@
         </w:tc>
         <w:tc>
           <w:tcPr>
-            <w:tcW w:type="dxa" w:w="702"/>
-            <w:shd w:fill="8EAADB" w:color="auto" w:val="clear"/>
+            <w:tcW w:type="dxa" w:w="789"/>
+            <w:shd w:fill="F4B183" w:color="auto" w:val="clear"/>
             <w:tcMar>
               <w:top w:type="dxa" w:w="28"/>
               <w:left w:type="dxa" w:w="50"/>
@@ -16069,27 +15736,6 @@
             <w:pPr>
               <w:autoSpaceDE w:val="0"/>
               <w:autoSpaceDN w:val="0"/>
-              <w:spacing w:after="20" w:before="0" w:line="245" w:lineRule="exact"/>
-              <w:jc w:val="left"/>
-            </w:pPr>
-          </w:p>
-        </w:tc>
-        <w:tc>
-          <w:tcPr>
-            <w:tcW w:type="dxa" w:w="702"/>
-            <w:shd w:fill="F4B183" w:color="auto" w:val="clear"/>
-            <w:tcMar>
-              <w:top w:type="dxa" w:w="28"/>
-              <w:left w:type="dxa" w:w="50"/>
-              <w:bottom w:type="dxa" w:w="28"/>
-              <w:right w:type="dxa" w:w="50"/>
-            </w:tcMar>
-            <w:vAlign w:val="center"/>
-          </w:tcPr>
-          <w:p>
-            <w:pPr>
-              <w:autoSpaceDE w:val="0"/>
-              <w:autoSpaceDN w:val="0"/>
               <w:spacing w:after="20" w:before="0" w:line="190" w:lineRule="exact"/>
               <w:jc w:val="center"/>
             </w:pPr>
@@ -16109,7 +15755,7 @@
         </w:tc>
         <w:tc>
           <w:tcPr>
-            <w:tcW w:type="dxa" w:w="711"/>
+            <w:tcW w:type="dxa" w:w="792"/>
             <w:tcMar>
               <w:top w:type="dxa" w:w="28"/>
               <w:left w:type="dxa" w:w="50"/>
@@ -16135,7 +15781,7 @@
         </w:trPr>
         <w:tc>
           <w:tcPr>
-            <w:tcW w:type="dxa" w:w="2959"/>
+            <w:tcW w:type="dxa" w:w="3551"/>
             <w:tcMar>
               <w:top w:type="dxa" w:w="28"/>
               <w:left w:type="dxa" w:w="50"/>
@@ -16186,7 +15832,7 @@
         </w:tc>
         <w:tc>
           <w:tcPr>
-            <w:tcW w:type="dxa" w:w="1282"/>
+            <w:tcW w:type="dxa" w:w="789"/>
             <w:tcMar>
               <w:top w:type="dxa" w:w="28"/>
               <w:left w:type="dxa" w:w="50"/>
@@ -16199,26 +15845,14 @@
             <w:pPr>
               <w:autoSpaceDE w:val="0"/>
               <w:autoSpaceDN w:val="0"/>
-              <w:spacing w:after="20" w:before="0" w:line="204" w:lineRule="exact"/>
-              <w:jc w:val="center"/>
-            </w:pPr>
-            <w:r>
-              <w:rPr>
-                <w:rFonts w:ascii="맑은 고딕" w:cs="맑은 고딕" w:eastAsia="맑은 고딕" w:hAnsi="맑은 고딕"/>
-                <w:b w:val="false"/>
-                <w:bCs w:val="false"/>
-                <w:i w:val="false"/>
-                <w:iCs w:val="false"/>
-                <w:sz w:val="15"/>
-                <w:szCs w:val="15"/>
-              </w:rPr>
-              <w:t xml:space="preserve">고종범</w:t>
-            </w:r>
-          </w:p>
-        </w:tc>
-        <w:tc>
-          <w:tcPr>
-            <w:tcW w:type="dxa" w:w="702"/>
+              <w:spacing w:after="20" w:before="0" w:line="245" w:lineRule="exact"/>
+              <w:jc w:val="left"/>
+            </w:pPr>
+          </w:p>
+        </w:tc>
+        <w:tc>
+          <w:tcPr>
+            <w:tcW w:type="dxa" w:w="789"/>
             <w:tcMar>
               <w:top w:type="dxa" w:w="28"/>
               <w:left w:type="dxa" w:w="50"/>
@@ -16238,7 +15872,7 @@
         </w:tc>
         <w:tc>
           <w:tcPr>
-            <w:tcW w:type="dxa" w:w="702"/>
+            <w:tcW w:type="dxa" w:w="789"/>
             <w:tcMar>
               <w:top w:type="dxa" w:w="28"/>
               <w:left w:type="dxa" w:w="50"/>
@@ -16258,7 +15892,7 @@
         </w:tc>
         <w:tc>
           <w:tcPr>
-            <w:tcW w:type="dxa" w:w="702"/>
+            <w:tcW w:type="dxa" w:w="789"/>
             <w:tcMar>
               <w:top w:type="dxa" w:w="28"/>
               <w:left w:type="dxa" w:w="50"/>
@@ -16278,7 +15912,7 @@
         </w:tc>
         <w:tc>
           <w:tcPr>
-            <w:tcW w:type="dxa" w:w="702"/>
+            <w:tcW w:type="dxa" w:w="789"/>
             <w:tcMar>
               <w:top w:type="dxa" w:w="28"/>
               <w:left w:type="dxa" w:w="50"/>
@@ -16298,7 +15932,7 @@
         </w:tc>
         <w:tc>
           <w:tcPr>
-            <w:tcW w:type="dxa" w:w="702"/>
+            <w:tcW w:type="dxa" w:w="789"/>
             <w:tcMar>
               <w:top w:type="dxa" w:w="28"/>
               <w:left w:type="dxa" w:w="50"/>
@@ -16318,7 +15952,7 @@
         </w:tc>
         <w:tc>
           <w:tcPr>
-            <w:tcW w:type="dxa" w:w="702"/>
+            <w:tcW w:type="dxa" w:w="789"/>
             <w:tcMar>
               <w:top w:type="dxa" w:w="28"/>
               <w:left w:type="dxa" w:w="50"/>
@@ -16338,27 +15972,7 @@
         </w:tc>
         <w:tc>
           <w:tcPr>
-            <w:tcW w:type="dxa" w:w="702"/>
-            <w:tcMar>
-              <w:top w:type="dxa" w:w="28"/>
-              <w:left w:type="dxa" w:w="50"/>
-              <w:bottom w:type="dxa" w:w="28"/>
-              <w:right w:type="dxa" w:w="50"/>
-            </w:tcMar>
-            <w:vAlign w:val="center"/>
-          </w:tcPr>
-          <w:p>
-            <w:pPr>
-              <w:autoSpaceDE w:val="0"/>
-              <w:autoSpaceDN w:val="0"/>
-              <w:spacing w:after="20" w:before="0" w:line="245" w:lineRule="exact"/>
-              <w:jc w:val="left"/>
-            </w:pPr>
-          </w:p>
-        </w:tc>
-        <w:tc>
-          <w:tcPr>
-            <w:tcW w:type="dxa" w:w="711"/>
+            <w:tcW w:type="dxa" w:w="792"/>
             <w:shd w:fill="8EAADB" w:color="auto" w:val="clear"/>
             <w:tcMar>
               <w:top w:type="dxa" w:w="28"/>
